--- a/Dossier_ITPCO_-_25-26.docx
+++ b/Dossier_ITPCO_-_25-26.docx
@@ -454,6 +454,77 @@
       <w:r>
         <w:rPr>
           <w:rFonts w:ascii="Montserrat ExtraBold" w:hAnsi="Montserrat ExtraBold"/>
+          <w:noProof/>
+          <w:sz w:val="18"/>
+          <w:szCs w:val="18"/>
+        </w:rPr>
+        <w:drawing>
+          <wp:anchor distT="0" distB="0" distL="114300" distR="114300" simplePos="0" relativeHeight="251661824" behindDoc="0" locked="0" layoutInCell="1" allowOverlap="1" wp14:anchorId="19069E20" wp14:editId="58F88075">
+            <wp:simplePos x="0" y="0"/>
+            <wp:positionH relativeFrom="column">
+              <wp:posOffset>52070</wp:posOffset>
+            </wp:positionH>
+            <wp:positionV relativeFrom="paragraph">
+              <wp:posOffset>400050</wp:posOffset>
+            </wp:positionV>
+            <wp:extent cx="983615" cy="983615"/>
+            <wp:effectExtent l="0" t="0" r="6985" b="6985"/>
+            <wp:wrapSquare wrapText="bothSides"/>
+            <wp:docPr id="25" name="Afbeelding 24">
+              <a:extLst xmlns:a="http://schemas.openxmlformats.org/drawingml/2006/main">
+                <a:ext uri="{FF2B5EF4-FFF2-40B4-BE49-F238E27FC236}">
+                  <a16:creationId xmlns:a16="http://schemas.microsoft.com/office/drawing/2014/main" id="{CF545857-4A7F-241B-A504-F04F0FAF0AA2}"/>
+                </a:ext>
+              </a:extLst>
+            </wp:docPr>
+            <wp:cNvGraphicFramePr>
+              <a:graphicFrameLocks xmlns:a="http://schemas.openxmlformats.org/drawingml/2006/main" noChangeAspect="1"/>
+            </wp:cNvGraphicFramePr>
+            <a:graphic xmlns:a="http://schemas.openxmlformats.org/drawingml/2006/main">
+              <a:graphicData uri="http://schemas.openxmlformats.org/drawingml/2006/picture">
+                <pic:pic xmlns:pic="http://schemas.openxmlformats.org/drawingml/2006/picture">
+                  <pic:nvPicPr>
+                    <pic:cNvPr id="25" name="Afbeelding 24">
+                      <a:extLst>
+                        <a:ext uri="{FF2B5EF4-FFF2-40B4-BE49-F238E27FC236}">
+                          <a16:creationId xmlns:a16="http://schemas.microsoft.com/office/drawing/2014/main" id="{CF545857-4A7F-241B-A504-F04F0FAF0AA2}"/>
+                        </a:ext>
+                      </a:extLst>
+                    </pic:cNvPr>
+                    <pic:cNvPicPr>
+                      <a:picLocks noChangeAspect="1"/>
+                    </pic:cNvPicPr>
+                  </pic:nvPicPr>
+                  <pic:blipFill>
+                    <a:blip r:embed="rId12" cstate="print">
+                      <a:extLst>
+                        <a:ext uri="{28A0092B-C50C-407E-A947-70E740481C1C}">
+                          <a14:useLocalDpi xmlns:a14="http://schemas.microsoft.com/office/drawing/2010/main" val="0"/>
+                        </a:ext>
+                      </a:extLst>
+                    </a:blip>
+                    <a:stretch>
+                      <a:fillRect/>
+                    </a:stretch>
+                  </pic:blipFill>
+                  <pic:spPr>
+                    <a:xfrm>
+                      <a:off x="0" y="0"/>
+                      <a:ext cx="983615" cy="983615"/>
+                    </a:xfrm>
+                    <a:prstGeom prst="rect">
+                      <a:avLst/>
+                    </a:prstGeom>
+                  </pic:spPr>
+                </pic:pic>
+              </a:graphicData>
+            </a:graphic>
+          </wp:anchor>
+        </w:drawing>
+      </w:r>
+      <w:r>
+        <w:rPr>
+          <w:rFonts w:ascii="Montserrat ExtraBold" w:hAnsi="Montserrat ExtraBold"/>
           <w:sz w:val="18"/>
           <w:szCs w:val="18"/>
         </w:rPr>
@@ -3599,8 +3670,8 @@
           <w:szCs w:val="18"/>
         </w:rPr>
         <w:sectPr>
-          <w:headerReference w:type="default" r:id="rId12"/>
-          <w:footerReference w:type="default" r:id="rId13"/>
+          <w:headerReference w:type="default" r:id="rId13"/>
+          <w:footerReference w:type="default" r:id="rId14"/>
           <w:pgSz w:w="11906" w:h="16838"/>
           <w:pgMar w:top="1701" w:right="991" w:bottom="1417" w:left="1418" w:header="284" w:footer="708" w:gutter="0"/>
           <w:cols w:space="708"/>
@@ -4138,7 +4209,25 @@
                                 <w:color w:val="000000" w:themeColor="text2"/>
                                 <w:kern w:val="24"/>
                               </w:rPr>
-                              <w:t xml:space="preserve"> de jobprofielen en de arbeidsmarkt</w:t>
+                              <w:t xml:space="preserve"> de </w:t>
+                            </w:r>
+                            <w:proofErr w:type="spellStart"/>
+                            <w:r>
+                              <w:rPr>
+                                <w:rFonts w:ascii="Montserrat" w:hAnsi="Montserrat"/>
+                                <w:color w:val="000000" w:themeColor="text2"/>
+                                <w:kern w:val="24"/>
+                              </w:rPr>
+                              <w:t>jobprofielen</w:t>
+                            </w:r>
+                            <w:proofErr w:type="spellEnd"/>
+                            <w:r>
+                              <w:rPr>
+                                <w:rFonts w:ascii="Montserrat" w:hAnsi="Montserrat"/>
+                                <w:color w:val="000000" w:themeColor="text2"/>
+                                <w:kern w:val="24"/>
+                              </w:rPr>
+                              <w:t xml:space="preserve"> en de arbeidsmarkt</w:t>
                             </w:r>
                           </w:p>
                           <w:p>
@@ -4340,7 +4429,25 @@
                           <w:color w:val="000000" w:themeColor="text2"/>
                           <w:kern w:val="24"/>
                         </w:rPr>
-                        <w:t xml:space="preserve"> de jobprofielen en de arbeidsmarkt</w:t>
+                        <w:t xml:space="preserve"> de </w:t>
+                      </w:r>
+                      <w:proofErr w:type="spellStart"/>
+                      <w:r>
+                        <w:rPr>
+                          <w:rFonts w:ascii="Montserrat" w:hAnsi="Montserrat"/>
+                          <w:color w:val="000000" w:themeColor="text2"/>
+                          <w:kern w:val="24"/>
+                        </w:rPr>
+                        <w:t>jobprofielen</w:t>
+                      </w:r>
+                      <w:proofErr w:type="spellEnd"/>
+                      <w:r>
+                        <w:rPr>
+                          <w:rFonts w:ascii="Montserrat" w:hAnsi="Montserrat"/>
+                          <w:color w:val="000000" w:themeColor="text2"/>
+                          <w:kern w:val="24"/>
+                        </w:rPr>
+                        <w:t xml:space="preserve"> en de arbeidsmarkt</w:t>
                       </w:r>
                     </w:p>
                     <w:p>
@@ -4513,7 +4620,15 @@
                                 <w:color w:val="000000" w:themeColor="text2"/>
                                 <w:kern w:val="24"/>
                               </w:rPr>
-                              <w:t>on, beurs, VPW, projecten, seminaries</w:t>
+                              <w:t xml:space="preserve">on, beurs, </w:t>
+                            </w:r>
+                            <w:r>
+                              <w:rPr>
+                                <w:rFonts w:ascii="Montserrat" w:hAnsi="Montserrat"/>
+                                <w:color w:val="000000" w:themeColor="text2"/>
+                                <w:kern w:val="24"/>
+                              </w:rPr>
+                              <w:t>VPW, projecten, seminaries</w:t>
                             </w:r>
                             <w:r>
                               <w:rPr>
@@ -4642,7 +4757,15 @@
                           <w:color w:val="000000" w:themeColor="text2"/>
                           <w:kern w:val="24"/>
                         </w:rPr>
-                        <w:t>on, beurs, VPW, projecten, seminaries</w:t>
+                        <w:t xml:space="preserve">on, beurs, </w:t>
+                      </w:r>
+                      <w:r>
+                        <w:rPr>
+                          <w:rFonts w:ascii="Montserrat" w:hAnsi="Montserrat"/>
+                          <w:color w:val="000000" w:themeColor="text2"/>
+                          <w:kern w:val="24"/>
+                        </w:rPr>
+                        <w:t>VPW, projecten, seminaries</w:t>
                       </w:r>
                       <w:r>
                         <w:rPr>
@@ -4872,7 +4995,15 @@
                                 <w:color w:val="000000" w:themeColor="text2"/>
                                 <w:kern w:val="24"/>
                               </w:rPr>
-                              <w:t>eelname aan internationale beurs, seminarie, IP</w:t>
+                              <w:t xml:space="preserve">eelname aan internationale beurs, </w:t>
+                            </w:r>
+                            <w:r>
+                              <w:rPr>
+                                <w:rFonts w:ascii="Montserrat" w:hAnsi="Montserrat"/>
+                                <w:color w:val="000000" w:themeColor="text2"/>
+                                <w:kern w:val="24"/>
+                              </w:rPr>
+                              <w:t>seminarie, IP</w:t>
                             </w:r>
                             <w:r>
                               <w:rPr>
@@ -5105,7 +5236,15 @@
                           <w:color w:val="000000" w:themeColor="text2"/>
                           <w:kern w:val="24"/>
                         </w:rPr>
-                        <w:t>eelname aan internationale beurs, seminarie, IP</w:t>
+                        <w:t xml:space="preserve">eelname aan internationale beurs, </w:t>
+                      </w:r>
+                      <w:r>
+                        <w:rPr>
+                          <w:rFonts w:ascii="Montserrat" w:hAnsi="Montserrat"/>
+                          <w:color w:val="000000" w:themeColor="text2"/>
+                          <w:kern w:val="24"/>
+                        </w:rPr>
+                        <w:t>seminarie, IP</w:t>
                       </w:r>
                       <w:r>
                         <w:rPr>
@@ -5827,7 +5966,7 @@
                     <pic:cNvPicPr/>
                   </pic:nvPicPr>
                   <pic:blipFill>
-                    <a:blip r:embed="rId14">
+                    <a:blip r:embed="rId15">
                       <a:extLst>
                         <a:ext uri="{28A0092B-C50C-407E-A947-70E740481C1C}">
                           <a14:useLocalDpi xmlns:a14="http://schemas.microsoft.com/office/drawing/2010/main"/>
@@ -5889,7 +6028,7 @@
                     <pic:cNvPicPr/>
                   </pic:nvPicPr>
                   <pic:blipFill>
-                    <a:blip r:embed="rId15">
+                    <a:blip r:embed="rId16">
                       <a:extLst>
                         <a:ext uri="{28A0092B-C50C-407E-A947-70E740481C1C}">
                           <a14:useLocalDpi xmlns:a14="http://schemas.microsoft.com/office/drawing/2010/main"/>
@@ -7542,8 +7681,8 @@
           <w:szCs w:val="18"/>
         </w:rPr>
       </w:pPr>
-      <w:bookmarkStart w:id="6" w:name="_Hlk115797628"/>
-      <w:bookmarkStart w:id="7" w:name="_Toc231160225"/>
+      <w:bookmarkStart w:id="6" w:name="_Toc231160225"/>
+      <w:bookmarkStart w:id="7" w:name="_Hlk115797628"/>
       <w:r>
         <w:rPr>
           <w:sz w:val="18"/>
@@ -7565,7 +7704,7 @@
         </w:rPr>
         <w:t xml:space="preserve"> (semester 1)</w:t>
       </w:r>
-      <w:bookmarkEnd w:id="7"/>
+      <w:bookmarkEnd w:id="6"/>
     </w:p>
     <w:p>
       <w:pPr>
@@ -7577,7 +7716,7 @@
         </w:rPr>
       </w:pPr>
       <w:bookmarkStart w:id="8" w:name="_Toc231160226"/>
-      <w:bookmarkEnd w:id="6"/>
+      <w:bookmarkEnd w:id="7"/>
       <w:r>
         <w:rPr>
           <w:sz w:val="18"/>
@@ -7585,12 +7724,21 @@
         </w:rPr>
         <w:t xml:space="preserve">1. </w:t>
       </w:r>
-      <w:r>
-        <w:rPr>
-          <w:sz w:val="18"/>
-          <w:szCs w:val="18"/>
-        </w:rPr>
-        <w:t>Scheintest – carrièreankers</w:t>
+      <w:proofErr w:type="spellStart"/>
+      <w:r>
+        <w:rPr>
+          <w:sz w:val="18"/>
+          <w:szCs w:val="18"/>
+        </w:rPr>
+        <w:t>Scheintest</w:t>
+      </w:r>
+      <w:proofErr w:type="spellEnd"/>
+      <w:r>
+        <w:rPr>
+          <w:sz w:val="18"/>
+          <w:szCs w:val="18"/>
+        </w:rPr>
+        <w:t xml:space="preserve"> – carrièreankers</w:t>
       </w:r>
       <w:bookmarkEnd w:id="8"/>
     </w:p>
@@ -8454,9 +8602,18 @@
           <w:sz w:val="18"/>
           <w:szCs w:val="18"/>
         </w:rPr>
-        <w:t>Opdracht 1: Doe de Scheintest</w:t>
+        <w:t xml:space="preserve">Opdracht 1: Doe de </w:t>
+      </w:r>
+      <w:proofErr w:type="spellStart"/>
+      <w:r>
+        <w:rPr>
+          <w:sz w:val="18"/>
+          <w:szCs w:val="18"/>
+        </w:rPr>
+        <w:t>Scheintest</w:t>
       </w:r>
       <w:bookmarkEnd w:id="9"/>
+      <w:proofErr w:type="spellEnd"/>
     </w:p>
     <w:p>
       <w:pPr>
@@ -8512,7 +8669,7 @@
         </w:rPr>
         <w:t xml:space="preserve"> deze link: </w:t>
       </w:r>
-      <w:hyperlink r:id="rId16" w:history="1">
+      <w:hyperlink r:id="rId17" w:history="1">
         <w:r>
           <w:rPr>
             <w:rStyle w:val="Hyperlink"/>
@@ -8521,27 +8678,7 @@
             <w:sz w:val="18"/>
             <w:szCs w:val="18"/>
           </w:rPr>
-          <w:t>www.123te</w:t>
-        </w:r>
-        <w:r>
-          <w:rPr>
-            <w:rStyle w:val="Hyperlink"/>
-            <w:rFonts w:ascii="Montserrat" w:hAnsi="Montserrat" w:cs="Arial"/>
-            <w:position w:val="-1"/>
-            <w:sz w:val="18"/>
-            <w:szCs w:val="18"/>
-          </w:rPr>
-          <w:t>s</w:t>
-        </w:r>
-        <w:r>
-          <w:rPr>
-            <w:rStyle w:val="Hyperlink"/>
-            <w:rFonts w:ascii="Montserrat" w:hAnsi="Montserrat" w:cs="Arial"/>
-            <w:position w:val="-1"/>
-            <w:sz w:val="18"/>
-            <w:szCs w:val="18"/>
-          </w:rPr>
-          <w:t>t.nl/schein</w:t>
+          <w:t>www.123test.nl/schein</w:t>
         </w:r>
       </w:hyperlink>
       <w:r>
@@ -8777,6 +8914,22 @@
                 <w:szCs w:val="18"/>
               </w:rPr>
             </w:pPr>
+            <w:r>
+              <w:rPr>
+                <w:rFonts w:ascii="Montserrat" w:hAnsi="Montserrat"/>
+                <w:sz w:val="18"/>
+                <w:szCs w:val="18"/>
+              </w:rPr>
+              <w:t>Dat ik</w:t>
+            </w:r>
+            <w:r>
+              <w:rPr>
+                <w:rFonts w:ascii="Montserrat" w:hAnsi="Montserrat"/>
+                <w:sz w:val="18"/>
+                <w:szCs w:val="18"/>
+              </w:rPr>
+              <w:t xml:space="preserve"> toch meer een focus geef op ethische waarden en dat dit mijn acties toch meer drijft dan ik origineel dacht.</w:t>
+            </w:r>
           </w:p>
           <w:p>
             <w:pPr>
@@ -8856,12 +9009,21 @@
         <w:t xml:space="preserve"> </w:t>
       </w:r>
       <w:bookmarkStart w:id="10" w:name="_Toc231160228"/>
-      <w:r>
-        <w:rPr>
-          <w:sz w:val="18"/>
-          <w:szCs w:val="18"/>
-        </w:rPr>
-        <w:t>MyCareerCompanion-test</w:t>
+      <w:proofErr w:type="spellStart"/>
+      <w:r>
+        <w:rPr>
+          <w:sz w:val="18"/>
+          <w:szCs w:val="18"/>
+        </w:rPr>
+        <w:t>MyCareerCompanion</w:t>
+      </w:r>
+      <w:proofErr w:type="spellEnd"/>
+      <w:r>
+        <w:rPr>
+          <w:sz w:val="18"/>
+          <w:szCs w:val="18"/>
+        </w:rPr>
+        <w:t>-test</w:t>
       </w:r>
       <w:bookmarkEnd w:id="10"/>
     </w:p>
@@ -8929,7 +9091,23 @@
           <w:sz w:val="18"/>
           <w:szCs w:val="18"/>
         </w:rPr>
-        <w:t xml:space="preserve"> MyCareerCompanion-test</w:t>
+        <w:t xml:space="preserve"> </w:t>
+      </w:r>
+      <w:proofErr w:type="spellStart"/>
+      <w:r>
+        <w:rPr>
+          <w:sz w:val="18"/>
+          <w:szCs w:val="18"/>
+        </w:rPr>
+        <w:t>MyCareerCompanion</w:t>
+      </w:r>
+      <w:proofErr w:type="spellEnd"/>
+      <w:r>
+        <w:rPr>
+          <w:sz w:val="18"/>
+          <w:szCs w:val="18"/>
+        </w:rPr>
+        <w:t>-test</w:t>
       </w:r>
       <w:bookmarkEnd w:id="11"/>
     </w:p>
@@ -8974,7 +9152,7 @@
         </w:rPr>
         <w:t xml:space="preserve"> </w:t>
       </w:r>
-      <w:hyperlink r:id="rId17">
+      <w:hyperlink r:id="rId18">
         <w:r>
           <w:rPr>
             <w:rStyle w:val="Hyperlink"/>
@@ -9164,9 +9342,11 @@
             <w:r>
               <w:rPr>
                 <w:rFonts w:ascii="Montserrat" w:hAnsi="Montserrat"/>
-                <w:sz w:val="18"/>
-                <w:szCs w:val="18"/>
-              </w:rPr>
+                <w:noProof/>
+                <w:sz w:val="18"/>
+                <w:szCs w:val="18"/>
+              </w:rPr>
+              <w:lastRenderedPageBreak/>
               <w:drawing>
                 <wp:inline distT="0" distB="0" distL="0" distR="0" wp14:anchorId="670FBF51" wp14:editId="622B6B94">
                   <wp:extent cx="6030595" cy="4168140"/>
@@ -9183,7 +9363,7 @@
                           <pic:cNvPicPr/>
                         </pic:nvPicPr>
                         <pic:blipFill>
-                          <a:blip r:embed="rId18"/>
+                          <a:blip r:embed="rId19"/>
                           <a:stretch>
                             <a:fillRect/>
                           </a:stretch>
@@ -9226,6 +9406,7 @@
             <w:r>
               <w:rPr>
                 <w:rFonts w:ascii="Montserrat" w:hAnsi="Montserrat"/>
+                <w:noProof/>
                 <w:sz w:val="18"/>
                 <w:szCs w:val="18"/>
               </w:rPr>
@@ -9245,7 +9426,7 @@
                           <pic:cNvPicPr/>
                         </pic:nvPicPr>
                         <pic:blipFill>
-                          <a:blip r:embed="rId19"/>
+                          <a:blip r:embed="rId20"/>
                           <a:stretch>
                             <a:fillRect/>
                           </a:stretch>
@@ -9288,9 +9469,11 @@
             <w:r>
               <w:rPr>
                 <w:rFonts w:ascii="Montserrat" w:hAnsi="Montserrat"/>
-                <w:sz w:val="18"/>
-                <w:szCs w:val="18"/>
-              </w:rPr>
+                <w:noProof/>
+                <w:sz w:val="18"/>
+                <w:szCs w:val="18"/>
+              </w:rPr>
+              <w:lastRenderedPageBreak/>
               <w:drawing>
                 <wp:inline distT="0" distB="0" distL="0" distR="0" wp14:anchorId="52AD6750" wp14:editId="61613EB7">
                   <wp:extent cx="6030595" cy="2268220"/>
@@ -9307,7 +9490,7 @@
                           <pic:cNvPicPr/>
                         </pic:nvPicPr>
                         <pic:blipFill>
-                          <a:blip r:embed="rId20"/>
+                          <a:blip r:embed="rId21"/>
                           <a:stretch>
                             <a:fillRect/>
                           </a:stretch>
@@ -9360,10 +9543,10 @@
             <w:r>
               <w:rPr>
                 <w:rFonts w:ascii="Montserrat" w:hAnsi="Montserrat"/>
-                <w:sz w:val="18"/>
-                <w:szCs w:val="18"/>
-              </w:rPr>
-              <w:lastRenderedPageBreak/>
+                <w:noProof/>
+                <w:sz w:val="18"/>
+                <w:szCs w:val="18"/>
+              </w:rPr>
               <w:drawing>
                 <wp:inline distT="0" distB="0" distL="0" distR="0" wp14:anchorId="06320141" wp14:editId="4766C59F">
                   <wp:extent cx="6030595" cy="4732020"/>
@@ -9380,7 +9563,7 @@
                           <pic:cNvPicPr/>
                         </pic:nvPicPr>
                         <pic:blipFill>
-                          <a:blip r:embed="rId21"/>
+                          <a:blip r:embed="rId22"/>
                           <a:stretch>
                             <a:fillRect/>
                           </a:stretch>
@@ -9455,6 +9638,7 @@
         </w:rPr>
         <w:t xml:space="preserve"> : </w:t>
       </w:r>
+      <w:proofErr w:type="spellStart"/>
       <w:r>
         <w:rPr>
           <w:sz w:val="18"/>
@@ -9463,6 +9647,7 @@
         <w:t>MyCareerCompanion</w:t>
       </w:r>
       <w:bookmarkEnd w:id="12"/>
+      <w:proofErr w:type="spellEnd"/>
     </w:p>
     <w:p>
       <w:pPr>
@@ -9525,8 +9710,26 @@
             </w:r>
           </w:p>
           <w:p>
-            <w:r>
-              <w:t>Wat mij vooral is bijgebleven, is dat zelfkennis de beste basis is om een stage of eerste job te kiezen. De test kijkt niet alleen naar wat je kan, maar ook naar wat je energie geeft, welke waarden voor jou belangrijk zijn en in welke bedrijfscultuur je het best tot je recht komt. Ik vond het sterk dat er werd benadrukt dat je diploma op zich niet genoeg is om je te onderscheiden, maar dat je professioneel DNA en de manier waarop je dat verwoordt een groot verschil maken.</w:t>
+            <w:pPr>
+              <w:rPr>
+                <w:sz w:val="18"/>
+                <w:szCs w:val="18"/>
+              </w:rPr>
+            </w:pPr>
+            <w:r>
+              <w:rPr>
+                <w:sz w:val="18"/>
+                <w:szCs w:val="18"/>
+              </w:rPr>
+              <w:t xml:space="preserve">Wat mij vooral is bijgebleven, is dat zelfkennis de beste basis is om een stage of eerste job te kiezen. De test kijkt niet alleen naar wat je kan, maar ook naar wat je energie geeft, welke waarden voor jou </w:t>
+            </w:r>
+            <w:r>
+              <w:rPr>
+                <w:sz w:val="18"/>
+                <w:szCs w:val="18"/>
+              </w:rPr>
+              <w:lastRenderedPageBreak/>
+              <w:t>belangrijk zijn en in welke bedrijfscultuur je het best tot je recht komt. Ik vond het sterk dat er werd benadrukt dat je diploma op zich niet genoeg is om je te onderscheiden, maar dat je professioneel DNA en de manier waarop je dat verwoordt een groot verschil maken.</w:t>
             </w:r>
           </w:p>
           <w:p>
@@ -9574,6 +9777,10 @@
               </w:rPr>
             </w:pPr>
             <w:r>
+              <w:rPr>
+                <w:sz w:val="18"/>
+                <w:szCs w:val="18"/>
+              </w:rPr>
               <w:t>Ik ga de resultaten gebruiken om gerichter te zoeken naar functies en bedrijven die echt bij mij passen. Concreet wil ik mijn CV, LinkedIn-profiel en motivatie beter afstemmen op mijn sterkste competenties, mijn interesses en de cultuur waarin ik het liefst werk. Zo kan ik tijdens sollicitaties ook duidelijker uitleggen waarom een bepaalde stage of job goed bij mij aansluit.</w:t>
             </w:r>
           </w:p>
@@ -10403,6 +10610,7 @@
                 <w:sz w:val="18"/>
                 <w:szCs w:val="18"/>
               </w:rPr>
+              <w:lastRenderedPageBreak/>
               <w:t>5. Hoeveel 1</w:t>
             </w:r>
             <w:r>
@@ -10506,17 +10714,25 @@
                 <w:sz w:val="18"/>
                 <w:szCs w:val="18"/>
               </w:rPr>
-              <w:t>linked-in</w:t>
-            </w:r>
-            <w:r>
-              <w:rPr>
-                <w:rFonts w:ascii="Montserrat" w:hAnsi="Montserrat"/>
-                <w:sz w:val="18"/>
-                <w:szCs w:val="18"/>
-              </w:rPr>
-              <w:t>à</w:t>
+              <w:t>linked</w:t>
             </w:r>
             <w:proofErr w:type="spellEnd"/>
+            <w:r>
+              <w:rPr>
+                <w:rFonts w:ascii="Montserrat" w:hAnsi="Montserrat"/>
+                <w:sz w:val="18"/>
+                <w:szCs w:val="18"/>
+              </w:rPr>
+              <w:t>-in</w:t>
+            </w:r>
+            <w:r>
+              <w:rPr>
+                <w:rFonts w:ascii="Montserrat" w:hAnsi="Montserrat"/>
+                <w:sz w:val="18"/>
+                <w:szCs w:val="18"/>
+              </w:rPr>
+              <w:t>)</w:t>
+            </w:r>
           </w:p>
           <w:p>
             <w:pPr>
@@ -10810,7 +11026,17 @@
             </w:pPr>
           </w:p>
           <w:p>
-            <w:r>
+            <w:pPr>
+              <w:rPr>
+                <w:sz w:val="18"/>
+                <w:szCs w:val="18"/>
+              </w:rPr>
+            </w:pPr>
+            <w:r>
+              <w:rPr>
+                <w:sz w:val="18"/>
+                <w:szCs w:val="18"/>
+              </w:rPr>
               <w:t>Wat mij vooral is bijgebleven, is dat netwerken veel breder is dan naar een formeel event gaan. Je netwerk bestaat ook uit vrienden, familie, docenten en kennissen, en elk contact kan later deuren openen. Daarnaast draait goed netwerken niet om snel iets te krijgen, maar om oprechte, langdurige relaties op te bouwen en ook na te denken over wat jij voor de andere persoon kan betekenen. Ook de elevator pitch en een goede voorbereiding op bedrijven of events kwamen duidelijk naar voren als praktische hulpmiddelen.</w:t>
             </w:r>
           </w:p>
@@ -10856,15 +11082,30 @@
               </w:rPr>
             </w:pPr>
             <w:r>
+              <w:rPr>
+                <w:sz w:val="18"/>
+                <w:szCs w:val="18"/>
+              </w:rPr>
               <w:t xml:space="preserve">Ik ga mij vooraf beter voorbereiden op </w:t>
             </w:r>
             <w:proofErr w:type="spellStart"/>
             <w:r>
+              <w:rPr>
+                <w:sz w:val="18"/>
+                <w:szCs w:val="18"/>
+              </w:rPr>
               <w:t>jobevents</w:t>
             </w:r>
             <w:proofErr w:type="spellEnd"/>
             <w:r>
-              <w:t xml:space="preserve"> door bedrijven op te zoeken, een korte elevator pitch in te oefenen en enkele gerichte vragen klaar te zetten. Dat zal mij helpen om met meer zelfvertrouwen een gesprek te starten. Ik wil netwerken ook minder zien als iets onnatuurlijks en meer als een manier om stap voor stap contacten op te bouwen en achteraf ook te onderhouden via bijvoorbeeld LinkedIn.</w:t>
+              <w:rPr>
+                <w:sz w:val="18"/>
+                <w:szCs w:val="18"/>
+              </w:rPr>
+              <w:t xml:space="preserve"> door bedrijven op te zoeken, een korte elevator pitch in te oefenen en enkele gerichte vragen klaar te zetten. Dat zal mij helpen om met meer zelfvertrouwen een gesprek te starten. Ik wil netwerken ook minder zien als iets onnatuurlijks en meer als een manier om stap voor stap contacten op te bouwen en achteraf ook te onderhouden via bijvoorbeeld LinkedIn</w:t>
+            </w:r>
+            <w:r>
+              <w:t>.</w:t>
             </w:r>
           </w:p>
         </w:tc>
@@ -11045,31 +11286,65 @@
             </w:pPr>
           </w:p>
           <w:p>
-            <w:r>
+            <w:pPr>
+              <w:rPr>
+                <w:sz w:val="18"/>
+                <w:szCs w:val="18"/>
+              </w:rPr>
+            </w:pPr>
+            <w:r>
+              <w:rPr>
+                <w:sz w:val="18"/>
+                <w:szCs w:val="18"/>
+              </w:rPr>
               <w:t xml:space="preserve">Wat mij vooral is bijgebleven, is dat de IT-markt veel breder is dan enkel </w:t>
             </w:r>
             <w:proofErr w:type="spellStart"/>
             <w:r>
+              <w:rPr>
+                <w:sz w:val="18"/>
+                <w:szCs w:val="18"/>
+              </w:rPr>
               <w:t>developerfuncties</w:t>
             </w:r>
             <w:proofErr w:type="spellEnd"/>
             <w:r>
+              <w:rPr>
+                <w:sz w:val="18"/>
+                <w:szCs w:val="18"/>
+              </w:rPr>
               <w:t xml:space="preserve">. Er zijn verschillende </w:t>
             </w:r>
             <w:proofErr w:type="spellStart"/>
             <w:r>
+              <w:rPr>
+                <w:sz w:val="18"/>
+                <w:szCs w:val="18"/>
+              </w:rPr>
               <w:t>jobfamilies</w:t>
             </w:r>
             <w:proofErr w:type="spellEnd"/>
             <w:r>
+              <w:rPr>
+                <w:sz w:val="18"/>
+                <w:szCs w:val="18"/>
+              </w:rPr>
               <w:t xml:space="preserve"> zoals infrastructuur, software development, data en </w:t>
             </w:r>
             <w:proofErr w:type="spellStart"/>
             <w:r>
+              <w:rPr>
+                <w:sz w:val="18"/>
+                <w:szCs w:val="18"/>
+              </w:rPr>
               <w:t>analytics</w:t>
             </w:r>
             <w:proofErr w:type="spellEnd"/>
             <w:r>
+              <w:rPr>
+                <w:sz w:val="18"/>
+                <w:szCs w:val="18"/>
+              </w:rPr>
               <w:t xml:space="preserve"> en business of functionele analyse. Daarnaast vond ik het nuttig dat ook de verschillen tussen werken in vast dienstverband, consultancy en freelance duidelijk werden uitgelegd, elk met hun eigen voordelen, risico’s en verwachtingen.</w:t>
             </w:r>
           </w:p>
@@ -11130,15 +11405,33 @@
             </w:pPr>
           </w:p>
           <w:p>
-            <w:r>
+            <w:pPr>
+              <w:rPr>
+                <w:sz w:val="18"/>
+                <w:szCs w:val="18"/>
+              </w:rPr>
+            </w:pPr>
+            <w:r>
+              <w:rPr>
+                <w:sz w:val="18"/>
+                <w:szCs w:val="18"/>
+              </w:rPr>
               <w:t xml:space="preserve">Ik werk persoonlijk al 13 jaar in IT. Maar met </w:t>
             </w:r>
             <w:proofErr w:type="spellStart"/>
             <w:r>
+              <w:rPr>
+                <w:sz w:val="18"/>
+                <w:szCs w:val="18"/>
+              </w:rPr>
               <w:t>Hindsight</w:t>
             </w:r>
             <w:proofErr w:type="spellEnd"/>
             <w:r>
+              <w:rPr>
+                <w:sz w:val="18"/>
+                <w:szCs w:val="18"/>
+              </w:rPr>
               <w:t xml:space="preserve"> denk ik dat een eerste job in vast dienstverband bij mij het best heeft gepast, omdat ik daar in het begin het meeste stabiliteit, begeleiding en leerkansen kreeg. In die context kon ik mijn technische kennis verder uitbouwen, de werking van het bedrijf beter leren kennen en met meer zekerheid groeien in mijn rol.</w:t>
             </w:r>
           </w:p>
@@ -11206,69 +11499,6 @@
               </w:rPr>
               <w:t xml:space="preserve"> en voel vertrouwen in mijn huidige positie.</w:t>
             </w:r>
-          </w:p>
-          <w:p>
-            <w:pPr>
-              <w:rPr>
-                <w:rFonts w:ascii="Montserrat" w:hAnsi="Montserrat"/>
-                <w:sz w:val="18"/>
-                <w:szCs w:val="18"/>
-              </w:rPr>
-            </w:pPr>
-          </w:p>
-          <w:p>
-            <w:pPr>
-              <w:rPr>
-                <w:rFonts w:ascii="Montserrat" w:hAnsi="Montserrat"/>
-                <w:sz w:val="18"/>
-                <w:szCs w:val="18"/>
-              </w:rPr>
-            </w:pPr>
-          </w:p>
-          <w:p>
-            <w:pPr>
-              <w:rPr>
-                <w:rFonts w:ascii="Montserrat" w:hAnsi="Montserrat"/>
-                <w:sz w:val="18"/>
-                <w:szCs w:val="18"/>
-              </w:rPr>
-            </w:pPr>
-          </w:p>
-          <w:p>
-            <w:pPr>
-              <w:rPr>
-                <w:rFonts w:ascii="Montserrat" w:hAnsi="Montserrat"/>
-                <w:sz w:val="18"/>
-                <w:szCs w:val="18"/>
-              </w:rPr>
-            </w:pPr>
-          </w:p>
-          <w:p>
-            <w:pPr>
-              <w:rPr>
-                <w:rFonts w:ascii="Montserrat" w:hAnsi="Montserrat"/>
-                <w:sz w:val="18"/>
-                <w:szCs w:val="18"/>
-              </w:rPr>
-            </w:pPr>
-          </w:p>
-          <w:p>
-            <w:pPr>
-              <w:rPr>
-                <w:rFonts w:ascii="Montserrat" w:hAnsi="Montserrat"/>
-                <w:sz w:val="18"/>
-                <w:szCs w:val="18"/>
-              </w:rPr>
-            </w:pPr>
-          </w:p>
-          <w:p>
-            <w:pPr>
-              <w:rPr>
-                <w:rFonts w:ascii="Montserrat" w:hAnsi="Montserrat"/>
-                <w:sz w:val="18"/>
-                <w:szCs w:val="18"/>
-              </w:rPr>
-            </w:pPr>
           </w:p>
           <w:p>
             <w:pPr>
@@ -11443,6 +11673,10 @@
               </w:rPr>
             </w:pPr>
             <w:r>
+              <w:rPr>
+                <w:sz w:val="18"/>
+                <w:szCs w:val="18"/>
+              </w:rPr>
               <w:t>Een salarisonderhandeling begint lang voor het eigenlijke gesprek, namelijk bij een goede voorbereiding. Ik vond het belangrijk dat werd uitgelegd dat je moet weten wat je waard bent, welke argumenten je hebt en hoe je jouw bijdrage voor een bedrijf concreet kan verwoorden.</w:t>
             </w:r>
           </w:p>
@@ -11471,6 +11705,10 @@
               </w:rPr>
             </w:pPr>
             <w:r>
+              <w:rPr>
+                <w:sz w:val="18"/>
+                <w:szCs w:val="18"/>
+              </w:rPr>
               <w:t>Beslissingen over loon en kansen worden niet alleen rationeel genomen, maar ook emotioneel. Het inzicht rond systeem 1 en systeem 2 maakte duidelijk dat eerste indrukken, uitstraling en het gevoel dat je oproept een grote rol spelen in hoe anderen jou inschatten.</w:t>
             </w:r>
           </w:p>
@@ -11499,6 +11737,10 @@
               </w:rPr>
             </w:pPr>
             <w:r>
+              <w:rPr>
+                <w:sz w:val="18"/>
+                <w:szCs w:val="18"/>
+              </w:rPr>
               <w:t>Non-verbale communicatie en actief luisteren hebben veel invloed op hoe professioneel en betrouwbaar je overkomt. Kleine zaken zoals houding, oogcontact, voorbereid zijn en zichtbaar betrokken reageren kunnen mee bepalen of iemand vertrouwen in jou heeft.</w:t>
             </w:r>
           </w:p>
@@ -11579,6 +11821,10 @@
               </w:rPr>
             </w:pPr>
             <w:r>
+              <w:rPr>
+                <w:sz w:val="18"/>
+                <w:szCs w:val="18"/>
+              </w:rPr>
               <w:t>Zelfverzekerder leren spreken in professionele gesprekken, zodat ik mijn sterke punten duidelijker en rustiger kan verwoorden.</w:t>
             </w:r>
           </w:p>
@@ -11608,18 +11854,12 @@
               </w:rPr>
             </w:pPr>
             <w:r>
+              <w:rPr>
+                <w:sz w:val="18"/>
+                <w:szCs w:val="18"/>
+              </w:rPr>
               <w:t>Actiever luisteren en sterker inspelen op wat de andere persoon zegt, zodat                                                           gesprekken minder aanvoelen als een ingestudeerd antwoord en meer als een echte dialoog.</w:t>
             </w:r>
-          </w:p>
-          <w:p>
-            <w:pPr>
-              <w:jc w:val="both"/>
-              <w:rPr>
-                <w:rFonts w:ascii="Montserrat" w:hAnsi="Montserrat"/>
-                <w:sz w:val="18"/>
-                <w:szCs w:val="18"/>
-              </w:rPr>
-            </w:pPr>
           </w:p>
           <w:p>
             <w:pPr>
@@ -11656,6 +11896,14 @@
                 <w:szCs w:val="18"/>
               </w:rPr>
             </w:pPr>
+            <w:r>
+              <w:rPr>
+                <w:rFonts w:ascii="Montserrat" w:hAnsi="Montserrat"/>
+                <w:sz w:val="18"/>
+                <w:szCs w:val="18"/>
+              </w:rPr>
+              <w:t>Hoe ga je dit in de praktijk aanpakken?</w:t>
+            </w:r>
           </w:p>
           <w:p>
             <w:pPr>
@@ -11671,6 +11919,21 @@
           </w:p>
           <w:p>
             <w:pPr>
+              <w:rPr>
+                <w:sz w:val="18"/>
+                <w:szCs w:val="18"/>
+              </w:rPr>
+            </w:pPr>
+            <w:r>
+              <w:rPr>
+                <w:sz w:val="18"/>
+                <w:szCs w:val="18"/>
+              </w:rPr>
+              <w:t>Ik wil dat oefenen door netwerkgesprekken beter voor te bereiden, mijn antwoorden vooraf te structureren en bewust te letten op mijn houding en spreektempo. Daarnaast wil ik tijdens gesprekken meer samenvatten, gerichte vervolgvragen stellen en mijn argumenten koppelen aan wat de werkgever zoekt.</w:t>
+            </w:r>
+          </w:p>
+          <w:p>
+            <w:pPr>
               <w:pStyle w:val="Lijstalinea"/>
               <w:ind w:left="0"/>
               <w:jc w:val="both"/>
@@ -11680,14 +11943,6 @@
                 <w:szCs w:val="18"/>
               </w:rPr>
             </w:pPr>
-            <w:r>
-              <w:rPr>
-                <w:rFonts w:ascii="Montserrat" w:hAnsi="Montserrat"/>
-                <w:sz w:val="18"/>
-                <w:szCs w:val="18"/>
-              </w:rPr>
-              <w:t>Hoe ga je dit in de praktijk aanpakken?</w:t>
-            </w:r>
           </w:p>
           <w:p>
             <w:pPr>
@@ -11702,11 +11957,6 @@
             </w:pPr>
           </w:p>
           <w:p>
-            <w:r>
-              <w:t>Ik wil dat oefenen door netwerkgesprekken beter voor te bereiden, mijn antwoorden vooraf te structureren en bewust te letten op mijn houding en spreektempo. Daarnaast wil ik tijdens gesprekken meer samenvatten, gerichte vervolgvragen stellen en mijn argumenten koppelen aan wat de werkgever zoekt.</w:t>
-            </w:r>
-          </w:p>
-          <w:p>
             <w:pPr>
               <w:pStyle w:val="Lijstalinea"/>
               <w:ind w:left="0"/>
@@ -11717,6 +11967,32 @@
                 <w:szCs w:val="18"/>
               </w:rPr>
             </w:pPr>
+            <w:r>
+              <w:rPr>
+                <w:rFonts w:ascii="Montserrat" w:hAnsi="Montserrat"/>
+                <w:sz w:val="18"/>
+                <w:szCs w:val="18"/>
+              </w:rPr>
+              <w:t xml:space="preserve">Wat ga je toepassen in je </w:t>
+            </w:r>
+            <w:proofErr w:type="spellStart"/>
+            <w:r>
+              <w:rPr>
+                <w:rFonts w:ascii="Montserrat" w:hAnsi="Montserrat"/>
+                <w:sz w:val="18"/>
+                <w:szCs w:val="18"/>
+              </w:rPr>
+              <w:t>jobonderhandeling</w:t>
+            </w:r>
+            <w:proofErr w:type="spellEnd"/>
+            <w:r>
+              <w:rPr>
+                <w:rFonts w:ascii="Montserrat" w:hAnsi="Montserrat"/>
+                <w:sz w:val="18"/>
+                <w:szCs w:val="18"/>
+              </w:rPr>
+              <w:t>?</w:t>
+            </w:r>
           </w:p>
           <w:p>
             <w:pPr>
@@ -11732,63 +12008,21 @@
           </w:p>
           <w:p>
             <w:pPr>
-              <w:pStyle w:val="Lijstalinea"/>
-              <w:ind w:left="0"/>
-              <w:jc w:val="both"/>
-              <w:rPr>
-                <w:rFonts w:ascii="Montserrat" w:hAnsi="Montserrat"/>
-                <w:sz w:val="18"/>
-                <w:szCs w:val="18"/>
-              </w:rPr>
-            </w:pPr>
-          </w:p>
-          <w:p>
-            <w:pPr>
-              <w:pStyle w:val="Lijstalinea"/>
-              <w:ind w:left="0"/>
-              <w:jc w:val="both"/>
-              <w:rPr>
-                <w:rFonts w:ascii="Montserrat" w:hAnsi="Montserrat"/>
-                <w:sz w:val="18"/>
-                <w:szCs w:val="18"/>
-              </w:rPr>
-            </w:pPr>
-          </w:p>
-          <w:p>
-            <w:pPr>
-              <w:pStyle w:val="Lijstalinea"/>
-              <w:ind w:left="0"/>
-              <w:jc w:val="both"/>
-              <w:rPr>
-                <w:rFonts w:ascii="Montserrat" w:hAnsi="Montserrat"/>
-                <w:sz w:val="18"/>
-                <w:szCs w:val="18"/>
-              </w:rPr>
-            </w:pPr>
-          </w:p>
-          <w:p>
-            <w:pPr>
-              <w:pStyle w:val="Lijstalinea"/>
-              <w:ind w:left="0"/>
-              <w:jc w:val="both"/>
-              <w:rPr>
-                <w:rFonts w:ascii="Montserrat" w:hAnsi="Montserrat"/>
-                <w:sz w:val="18"/>
-                <w:szCs w:val="18"/>
-              </w:rPr>
-            </w:pPr>
-            <w:r>
-              <w:rPr>
-                <w:rFonts w:ascii="Montserrat" w:hAnsi="Montserrat"/>
-                <w:sz w:val="18"/>
-                <w:szCs w:val="18"/>
-              </w:rPr>
-              <w:t xml:space="preserve">Wat ga je toepassen in je </w:t>
+              <w:rPr>
+                <w:sz w:val="18"/>
+                <w:szCs w:val="18"/>
+              </w:rPr>
+            </w:pPr>
+            <w:r>
+              <w:rPr>
+                <w:sz w:val="18"/>
+                <w:szCs w:val="18"/>
+              </w:rPr>
+              <w:t xml:space="preserve">In een </w:t>
             </w:r>
             <w:proofErr w:type="spellStart"/>
             <w:r>
               <w:rPr>
-                <w:rFonts w:ascii="Montserrat" w:hAnsi="Montserrat"/>
                 <w:sz w:val="18"/>
                 <w:szCs w:val="18"/>
               </w:rPr>
@@ -11797,40 +12031,10 @@
             <w:proofErr w:type="spellEnd"/>
             <w:r>
               <w:rPr>
-                <w:rFonts w:ascii="Montserrat" w:hAnsi="Montserrat"/>
-                <w:sz w:val="18"/>
-                <w:szCs w:val="18"/>
-              </w:rPr>
-              <w:t>?</w:t>
-            </w:r>
-          </w:p>
-          <w:p>
-            <w:pPr>
-              <w:pStyle w:val="Lijstalinea"/>
-              <w:ind w:left="0"/>
-              <w:jc w:val="both"/>
-              <w:rPr>
-                <w:rFonts w:ascii="Montserrat" w:hAnsi="Montserrat"/>
-                <w:sz w:val="18"/>
-                <w:szCs w:val="18"/>
-              </w:rPr>
-            </w:pPr>
-          </w:p>
-          <w:p>
-            <w:r>
-              <w:t xml:space="preserve">In een </w:t>
-            </w:r>
-            <w:proofErr w:type="spellStart"/>
-            <w:r>
-              <w:t>jobonderhandeling</w:t>
-            </w:r>
-            <w:proofErr w:type="spellEnd"/>
-            <w:r>
-              <w:t xml:space="preserve"> wil ik vooral duidelijk maken welke waarde ik kan bieden. Ik wil voorbereid zijn met concrete voorbeelden van mijn skills, open maar </w:t>
-            </w:r>
-            <w:r>
-              <w:lastRenderedPageBreak/>
-              <w:t>zelfzeker communiceren en ook kijken naar het totale pakket zoals begeleiding, groeikansen, flexibiliteit en extra voordelen.</w:t>
+                <w:sz w:val="18"/>
+                <w:szCs w:val="18"/>
+              </w:rPr>
+              <w:t xml:space="preserve"> wil ik vooral duidelijk maken welke waarde ik kan bieden. Ik wil voorbereid zijn met concrete voorbeelden van mijn skills, open maar zelfzeker communiceren en ook kijken naar het totale pakket zoals begeleiding, groeikansen, flexibiliteit en extra voordelen.</w:t>
             </w:r>
           </w:p>
           <w:p>
@@ -11864,7 +12068,6 @@
           <w:szCs w:val="21"/>
           <w:lang w:val="en-US"/>
         </w:rPr>
-        <w:lastRenderedPageBreak/>
         <w:t>2</w:t>
       </w:r>
       <w:r>
@@ -12332,48 +12535,6 @@
         </w:tc>
       </w:tr>
     </w:tbl>
-    <w:p>
-      <w:pPr>
-        <w:rPr>
-          <w:sz w:val="18"/>
-          <w:szCs w:val="18"/>
-        </w:rPr>
-      </w:pPr>
-    </w:p>
-    <w:p>
-      <w:pPr>
-        <w:shd w:val="clear" w:color="auto" w:fill="FFFFFF"/>
-        <w:spacing w:afterAutospacing="1" w:line="240" w:lineRule="auto"/>
-        <w:jc w:val="both"/>
-        <w:rPr>
-          <w:rStyle w:val="Kop2Char"/>
-          <w:rFonts w:ascii="Montserrat ExtraBold" w:hAnsi="Montserrat ExtraBold"/>
-          <w:sz w:val="21"/>
-          <w:szCs w:val="21"/>
-        </w:rPr>
-      </w:pPr>
-    </w:p>
-    <w:p>
-      <w:pPr>
-        <w:rPr>
-          <w:rStyle w:val="Hyperlink"/>
-          <w:rFonts w:ascii="Calibri" w:eastAsia="Calibri" w:hAnsi="Calibri" w:cs="Calibri"/>
-          <w:sz w:val="18"/>
-          <w:szCs w:val="18"/>
-          <w:lang w:val="nl-NL"/>
-        </w:rPr>
-      </w:pPr>
-      <w:r>
-        <w:rPr>
-          <w:rStyle w:val="Hyperlink"/>
-          <w:rFonts w:ascii="Calibri" w:eastAsia="Calibri" w:hAnsi="Calibri" w:cs="Calibri"/>
-          <w:sz w:val="18"/>
-          <w:szCs w:val="18"/>
-          <w:lang w:val="nl-NL"/>
-        </w:rPr>
-        <w:br w:type="page"/>
-      </w:r>
-    </w:p>
     <w:p>
       <w:pPr>
         <w:pStyle w:val="Kop2"/>
@@ -12523,13 +12684,16 @@
               <w:textAlignment w:val="baseline"/>
               <w:rPr>
                 <w:rStyle w:val="normaltextrun"/>
+                <w:rFonts w:asciiTheme="majorHAnsi" w:hAnsiTheme="majorHAnsi"/>
+                <w:sz w:val="18"/>
+                <w:szCs w:val="18"/>
               </w:rPr>
             </w:pPr>
             <w:bookmarkStart w:id="27" w:name="_Hlk146531041"/>
             <w:r>
               <w:rPr>
                 <w:rStyle w:val="normaltextrun"/>
-                <w:rFonts w:ascii="Montserrat" w:hAnsi="Montserrat" w:cs="Segoe UI"/>
+                <w:rFonts w:asciiTheme="majorHAnsi" w:hAnsiTheme="majorHAnsi" w:cs="Segoe UI"/>
                 <w:sz w:val="18"/>
                 <w:szCs w:val="18"/>
               </w:rPr>
@@ -12538,12 +12702,18 @@
             <w:r>
               <w:rPr>
                 <w:rStyle w:val="normaltextrun"/>
+                <w:rFonts w:asciiTheme="majorHAnsi" w:hAnsiTheme="majorHAnsi"/>
+                <w:sz w:val="18"/>
+                <w:szCs w:val="18"/>
               </w:rPr>
               <w:t> </w:t>
             </w:r>
             <w:r>
               <w:rPr>
                 <w:rStyle w:val="normaltextrun"/>
+                <w:rFonts w:asciiTheme="majorHAnsi" w:hAnsiTheme="majorHAnsi"/>
+                <w:sz w:val="18"/>
+                <w:szCs w:val="18"/>
               </w:rPr>
               <w:br/>
             </w:r>
@@ -12556,6 +12726,9 @@
               <w:textAlignment w:val="baseline"/>
               <w:rPr>
                 <w:rStyle w:val="normaltextrun"/>
+                <w:rFonts w:asciiTheme="majorHAnsi" w:hAnsiTheme="majorHAnsi"/>
+                <w:sz w:val="18"/>
+                <w:szCs w:val="18"/>
               </w:rPr>
             </w:pPr>
           </w:p>
@@ -12572,12 +12745,15 @@
               <w:textAlignment w:val="baseline"/>
               <w:rPr>
                 <w:rStyle w:val="normaltextrun"/>
+                <w:rFonts w:asciiTheme="majorHAnsi" w:hAnsiTheme="majorHAnsi"/>
+                <w:sz w:val="18"/>
+                <w:szCs w:val="18"/>
               </w:rPr>
             </w:pPr>
             <w:r>
               <w:rPr>
                 <w:rStyle w:val="normaltextrun"/>
-                <w:rFonts w:ascii="Montserrat" w:hAnsi="Montserrat" w:cs="Segoe UI"/>
+                <w:rFonts w:asciiTheme="majorHAnsi" w:hAnsiTheme="majorHAnsi" w:cs="Segoe UI"/>
                 <w:sz w:val="18"/>
                 <w:szCs w:val="18"/>
               </w:rPr>
@@ -12586,13 +12762,16 @@
             <w:r>
               <w:rPr>
                 <w:rStyle w:val="normaltextrun"/>
+                <w:rFonts w:asciiTheme="majorHAnsi" w:hAnsiTheme="majorHAnsi"/>
+                <w:sz w:val="18"/>
+                <w:szCs w:val="18"/>
               </w:rPr>
               <w:t> </w:t>
             </w:r>
             <w:r>
               <w:rPr>
                 <w:rStyle w:val="normaltextrun"/>
-                <w:rFonts w:ascii="Montserrat" w:hAnsi="Montserrat" w:cs="Segoe UI"/>
+                <w:rFonts w:asciiTheme="majorHAnsi" w:hAnsiTheme="majorHAnsi" w:cs="Segoe UI"/>
                 <w:sz w:val="18"/>
                 <w:szCs w:val="18"/>
               </w:rPr>
@@ -12602,7 +12781,7 @@
             <w:r>
               <w:rPr>
                 <w:rStyle w:val="normaltextrun"/>
-                <w:rFonts w:ascii="Montserrat" w:hAnsi="Montserrat" w:cs="Segoe UI"/>
+                <w:rFonts w:asciiTheme="majorHAnsi" w:hAnsiTheme="majorHAnsi" w:cs="Segoe UI"/>
                 <w:sz w:val="18"/>
                 <w:szCs w:val="18"/>
               </w:rPr>
@@ -12612,7 +12791,7 @@
             <w:r>
               <w:rPr>
                 <w:rStyle w:val="normaltextrun"/>
-                <w:rFonts w:ascii="Montserrat" w:hAnsi="Montserrat" w:cs="Segoe UI"/>
+                <w:rFonts w:asciiTheme="majorHAnsi" w:hAnsiTheme="majorHAnsi" w:cs="Segoe UI"/>
                 <w:sz w:val="18"/>
                 <w:szCs w:val="18"/>
               </w:rPr>
@@ -12622,7 +12801,7 @@
             <w:r>
               <w:rPr>
                 <w:rStyle w:val="normaltextrun"/>
-                <w:rFonts w:ascii="Montserrat" w:hAnsi="Montserrat" w:cs="Segoe UI"/>
+                <w:rFonts w:asciiTheme="majorHAnsi" w:hAnsiTheme="majorHAnsi" w:cs="Segoe UI"/>
                 <w:sz w:val="18"/>
                 <w:szCs w:val="18"/>
               </w:rPr>
@@ -12632,7 +12811,7 @@
             <w:r>
               <w:rPr>
                 <w:rStyle w:val="normaltextrun"/>
-                <w:rFonts w:ascii="Montserrat" w:hAnsi="Montserrat" w:cs="Segoe UI"/>
+                <w:rFonts w:asciiTheme="majorHAnsi" w:hAnsiTheme="majorHAnsi" w:cs="Segoe UI"/>
                 <w:sz w:val="18"/>
                 <w:szCs w:val="18"/>
               </w:rPr>
@@ -12647,6 +12826,9 @@
               <w:textAlignment w:val="baseline"/>
               <w:rPr>
                 <w:rStyle w:val="normaltextrun"/>
+                <w:rFonts w:asciiTheme="majorHAnsi" w:hAnsiTheme="majorHAnsi"/>
+                <w:sz w:val="18"/>
+                <w:szCs w:val="18"/>
               </w:rPr>
             </w:pPr>
           </w:p>
@@ -12663,18 +12845,24 @@
               <w:textAlignment w:val="baseline"/>
               <w:rPr>
                 <w:rStyle w:val="normaltextrun"/>
+                <w:rFonts w:asciiTheme="majorHAnsi" w:hAnsiTheme="majorHAnsi"/>
+                <w:sz w:val="18"/>
+                <w:szCs w:val="18"/>
               </w:rPr>
             </w:pPr>
             <w:r>
               <w:rPr>
                 <w:rStyle w:val="normaltextrun"/>
+                <w:rFonts w:asciiTheme="majorHAnsi" w:hAnsiTheme="majorHAnsi"/>
+                <w:sz w:val="18"/>
+                <w:szCs w:val="18"/>
               </w:rPr>
               <w:t> </w:t>
             </w:r>
             <w:r>
               <w:rPr>
                 <w:rStyle w:val="normaltextrun"/>
-                <w:rFonts w:ascii="Montserrat" w:hAnsi="Montserrat" w:cs="Segoe UI"/>
+                <w:rFonts w:asciiTheme="majorHAnsi" w:hAnsiTheme="majorHAnsi" w:cs="Segoe UI"/>
                 <w:sz w:val="18"/>
                 <w:szCs w:val="18"/>
               </w:rPr>
@@ -12689,6 +12877,9 @@
               <w:textAlignment w:val="baseline"/>
               <w:rPr>
                 <w:rStyle w:val="normaltextrun"/>
+                <w:rFonts w:asciiTheme="majorHAnsi" w:hAnsiTheme="majorHAnsi"/>
+                <w:sz w:val="18"/>
+                <w:szCs w:val="18"/>
               </w:rPr>
             </w:pPr>
           </w:p>
@@ -12710,7 +12901,7 @@
             <w:r>
               <w:rPr>
                 <w:rStyle w:val="normaltextrun"/>
-                <w:rFonts w:ascii="Montserrat" w:hAnsi="Montserrat" w:cs="Segoe UI"/>
+                <w:rFonts w:asciiTheme="majorHAnsi" w:hAnsiTheme="majorHAnsi" w:cs="Segoe UI"/>
                 <w:sz w:val="18"/>
                 <w:szCs w:val="18"/>
               </w:rPr>
@@ -12719,25 +12910,21 @@
             <w:r>
               <w:rPr>
                 <w:rStyle w:val="normaltextrun"/>
+                <w:rFonts w:asciiTheme="majorHAnsi" w:hAnsiTheme="majorHAnsi"/>
+                <w:sz w:val="18"/>
+                <w:szCs w:val="18"/>
               </w:rPr>
               <w:t xml:space="preserve"> te werken.</w:t>
             </w:r>
             <w:r>
               <w:rPr>
                 <w:rStyle w:val="normaltextrun"/>
+                <w:rFonts w:asciiTheme="majorHAnsi" w:hAnsiTheme="majorHAnsi"/>
+                <w:sz w:val="18"/>
+                <w:szCs w:val="18"/>
               </w:rPr>
               <w:br/>
             </w:r>
-          </w:p>
-          <w:p>
-            <w:pPr>
-              <w:pStyle w:val="paragraph"/>
-              <w:spacing w:beforeAutospacing="0" w:after="0" w:afterAutospacing="0"/>
-              <w:textAlignment w:val="baseline"/>
-              <w:rPr>
-                <w:rStyle w:val="normaltextrun"/>
-              </w:rPr>
-            </w:pPr>
           </w:p>
           <w:p>
             <w:pPr>
@@ -12829,11 +13016,20 @@
               <w:textAlignment w:val="baseline"/>
               <w:rPr>
                 <w:rStyle w:val="normaltextrun"/>
-                <w:rFonts w:ascii="Montserrat" w:hAnsi="Montserrat" w:cs="Segoe UI"/>
-                <w:sz w:val="18"/>
-                <w:szCs w:val="18"/>
-              </w:rPr>
-            </w:pPr>
+                <w:rFonts w:asciiTheme="minorHAnsi" w:hAnsiTheme="minorHAnsi" w:cs="Segoe UI"/>
+                <w:sz w:val="18"/>
+                <w:szCs w:val="18"/>
+              </w:rPr>
+            </w:pPr>
+            <w:r>
+              <w:rPr>
+                <w:rStyle w:val="normaltextrun"/>
+                <w:rFonts w:asciiTheme="minorHAnsi" w:hAnsiTheme="minorHAnsi" w:cs="Segoe UI"/>
+                <w:sz w:val="18"/>
+                <w:szCs w:val="18"/>
+              </w:rPr>
+              <w:t>Mijn kritische vraag was hoe een sterk groeiend IT-bedrijf de stijgende energiebehoefte van datacenters en AI-toepassingen op lange termijn echt kan verzoenen met ambitieuze klimaatdoelstellingen. Het is duidelijk dat intentie belangrijk is, maar ik vraag mij af hoe haalbaar die balans blijft als de digitale vraag blijft toenemen</w:t>
+            </w:r>
           </w:p>
           <w:p>
             <w:pPr>
@@ -13025,7 +13221,153 @@
               <w:jc w:val="both"/>
               <w:textAlignment w:val="baseline"/>
               <w:rPr>
+                <w:rStyle w:val="eop"/>
                 <w:rFonts w:ascii="Montserrat" w:hAnsi="Montserrat" w:cs="Segoe UI"/>
+                <w:sz w:val="18"/>
+                <w:szCs w:val="18"/>
+              </w:rPr>
+            </w:pPr>
+          </w:p>
+          <w:p>
+            <w:pPr>
+              <w:pStyle w:val="paragraph"/>
+              <w:numPr>
+                <w:ilvl w:val="1"/>
+                <w:numId w:val="22"/>
+              </w:numPr>
+              <w:textAlignment w:val="baseline"/>
+              <w:rPr>
+                <w:rStyle w:val="normaltextrun"/>
+                <w:rFonts w:asciiTheme="minorHAnsi" w:hAnsiTheme="minorHAnsi"/>
+                <w:sz w:val="18"/>
+                <w:szCs w:val="18"/>
+              </w:rPr>
+            </w:pPr>
+            <w:r>
+              <w:rPr>
+                <w:rStyle w:val="normaltextrun"/>
+                <w:rFonts w:asciiTheme="minorHAnsi" w:hAnsiTheme="minorHAnsi"/>
+                <w:sz w:val="18"/>
+                <w:szCs w:val="18"/>
+              </w:rPr>
+              <w:t>T</w:t>
+            </w:r>
+            <w:r>
+              <w:rPr>
+                <w:rStyle w:val="normaltextrun"/>
+                <w:rFonts w:asciiTheme="minorHAnsi" w:hAnsiTheme="minorHAnsi"/>
+                <w:sz w:val="18"/>
+                <w:szCs w:val="18"/>
+              </w:rPr>
+              <w:t>en eerste dat compliance en privacy veel breder zijn dan enkel namen of e-mailadressen beschermen. In het gastcollege werd duidelijk uitgelegd dat ook gegevens zoals nummerplaten, IP-adressen en voertuiggegevens persoonsgegevens kunnen zijn zodra iemand ermee geïdentificeerd kan worden. Ik vind dit belangrijk omdat het toont hoe snel GDPR in de praktijk van toepassing is, zeker in een softwarebedrijf.</w:t>
+            </w:r>
+          </w:p>
+          <w:p>
+            <w:pPr>
+              <w:pStyle w:val="paragraph"/>
+              <w:ind w:left="644"/>
+              <w:textAlignment w:val="baseline"/>
+              <w:rPr>
+                <w:rStyle w:val="normaltextrun"/>
+                <w:rFonts w:asciiTheme="minorHAnsi" w:hAnsiTheme="minorHAnsi"/>
+                <w:sz w:val="18"/>
+                <w:szCs w:val="18"/>
+              </w:rPr>
+            </w:pPr>
+          </w:p>
+          <w:p>
+            <w:pPr>
+              <w:pStyle w:val="paragraph"/>
+              <w:numPr>
+                <w:ilvl w:val="1"/>
+                <w:numId w:val="22"/>
+              </w:numPr>
+              <w:textAlignment w:val="baseline"/>
+              <w:rPr>
+                <w:rStyle w:val="normaltextrun"/>
+                <w:rFonts w:asciiTheme="minorHAnsi" w:hAnsiTheme="minorHAnsi"/>
+                <w:sz w:val="18"/>
+                <w:szCs w:val="18"/>
+              </w:rPr>
+            </w:pPr>
+            <w:r>
+              <w:rPr>
+                <w:rStyle w:val="normaltextrun"/>
+                <w:rFonts w:asciiTheme="minorHAnsi" w:hAnsiTheme="minorHAnsi"/>
+                <w:sz w:val="18"/>
+                <w:szCs w:val="18"/>
+              </w:rPr>
+              <w:lastRenderedPageBreak/>
+              <w:t xml:space="preserve">Ten tweede vind ik het principe van privacy </w:t>
+            </w:r>
+            <w:proofErr w:type="spellStart"/>
+            <w:r>
+              <w:rPr>
+                <w:rStyle w:val="normaltextrun"/>
+                <w:rFonts w:asciiTheme="minorHAnsi" w:hAnsiTheme="minorHAnsi"/>
+                <w:sz w:val="18"/>
+                <w:szCs w:val="18"/>
+              </w:rPr>
+              <w:t>by</w:t>
+            </w:r>
+            <w:proofErr w:type="spellEnd"/>
+            <w:r>
+              <w:rPr>
+                <w:rStyle w:val="normaltextrun"/>
+                <w:rFonts w:asciiTheme="minorHAnsi" w:hAnsiTheme="minorHAnsi"/>
+                <w:sz w:val="18"/>
+                <w:szCs w:val="18"/>
+              </w:rPr>
+              <w:t xml:space="preserve"> design en privacy </w:t>
+            </w:r>
+            <w:proofErr w:type="spellStart"/>
+            <w:r>
+              <w:rPr>
+                <w:rStyle w:val="normaltextrun"/>
+                <w:rFonts w:asciiTheme="minorHAnsi" w:hAnsiTheme="minorHAnsi"/>
+                <w:sz w:val="18"/>
+                <w:szCs w:val="18"/>
+              </w:rPr>
+              <w:t>by</w:t>
+            </w:r>
+            <w:proofErr w:type="spellEnd"/>
+            <w:r>
+              <w:rPr>
+                <w:rStyle w:val="normaltextrun"/>
+                <w:rFonts w:asciiTheme="minorHAnsi" w:hAnsiTheme="minorHAnsi"/>
+                <w:sz w:val="18"/>
+                <w:szCs w:val="18"/>
+              </w:rPr>
+              <w:t xml:space="preserve"> default een kernpunt. Dat betekent dat privacy en veiligheid niet pas achteraf toegevoegd mogen worden, maar vanaf het begin moeten worden ingebouwd in software, processen en testomgevingen. Dit is voor mij essentieel, omdat het laat zien dat </w:t>
+            </w:r>
+            <w:proofErr w:type="spellStart"/>
+            <w:r>
+              <w:rPr>
+                <w:rStyle w:val="normaltextrun"/>
+                <w:rFonts w:asciiTheme="minorHAnsi" w:hAnsiTheme="minorHAnsi"/>
+                <w:sz w:val="18"/>
+                <w:szCs w:val="18"/>
+              </w:rPr>
+              <w:t>developers</w:t>
+            </w:r>
+            <w:proofErr w:type="spellEnd"/>
+            <w:r>
+              <w:rPr>
+                <w:rStyle w:val="normaltextrun"/>
+                <w:rFonts w:asciiTheme="minorHAnsi" w:hAnsiTheme="minorHAnsi"/>
+                <w:sz w:val="18"/>
+                <w:szCs w:val="18"/>
+              </w:rPr>
+              <w:t xml:space="preserve"> zelf ook een grote verantwoordelijkheid dragen in compliance en dat veilige standaardkeuzes een directe impact hebben op eindgebruikers.</w:t>
+            </w:r>
+          </w:p>
+          <w:p>
+            <w:pPr>
+              <w:pStyle w:val="paragraph"/>
+              <w:textAlignment w:val="baseline"/>
+              <w:rPr>
+                <w:rStyle w:val="normaltextrun"/>
+                <w:rFonts w:asciiTheme="minorHAnsi" w:hAnsiTheme="minorHAnsi"/>
                 <w:sz w:val="18"/>
                 <w:szCs w:val="18"/>
               </w:rPr>
@@ -13039,84 +13381,6 @@
                 <w:numId w:val="22"/>
               </w:numPr>
               <w:spacing w:beforeAutospacing="0" w:after="0" w:afterAutospacing="0"/>
-              <w:ind w:left="360"/>
-              <w:jc w:val="both"/>
-              <w:textAlignment w:val="baseline"/>
-              <w:rPr>
-                <w:rStyle w:val="normaltextrun"/>
-                <w:rFonts w:ascii="Montserrat" w:hAnsi="Montserrat" w:cs="Segoe UI"/>
-                <w:sz w:val="18"/>
-                <w:szCs w:val="18"/>
-              </w:rPr>
-            </w:pPr>
-            <w:r>
-              <w:rPr>
-                <w:rStyle w:val="normaltextrun"/>
-                <w:rFonts w:ascii="Montserrat" w:hAnsi="Montserrat" w:cs="Segoe UI"/>
-                <w:sz w:val="18"/>
-                <w:szCs w:val="18"/>
-              </w:rPr>
-              <w:t>Wat mij vooral is bijgebleven, is dat compliance en informatieveiligheid geen aparte eindcontrole mogen zijn, maar van in het begin moeten worden meegenomen in processen, applicaties en werkwijzen. Als je veiligheid pas achteraf toevoegt, vergroot de kans op fouten, extra kosten en onveilige uitzonderingen.</w:t>
-            </w:r>
-          </w:p>
-          <w:p>
-            <w:pPr>
-              <w:pStyle w:val="paragraph"/>
-              <w:numPr>
-                <w:ilvl w:val="1"/>
-                <w:numId w:val="22"/>
-              </w:numPr>
-              <w:spacing w:beforeAutospacing="0" w:after="0" w:afterAutospacing="0"/>
-              <w:ind w:left="360"/>
-              <w:jc w:val="both"/>
-              <w:textAlignment w:val="baseline"/>
-              <w:rPr>
-                <w:rStyle w:val="normaltextrun"/>
-                <w:rFonts w:ascii="Montserrat" w:hAnsi="Montserrat" w:cs="Segoe UI"/>
-                <w:sz w:val="18"/>
-                <w:szCs w:val="18"/>
-              </w:rPr>
-            </w:pPr>
-            <w:r>
-              <w:rPr>
-                <w:rStyle w:val="normaltextrun"/>
-                <w:rFonts w:ascii="Montserrat" w:hAnsi="Montserrat" w:cs="Segoe UI"/>
-                <w:sz w:val="18"/>
-                <w:szCs w:val="18"/>
-              </w:rPr>
-              <w:t xml:space="preserve">Een tweede belangrijk inzicht is dat de menselijke factor vaak de zwakste schakel blijft. Sterke technologie alleen is niet genoeg als medewerkers niet bewust omgaan met rechten, wachtwoorden, </w:t>
-            </w:r>
-            <w:proofErr w:type="spellStart"/>
-            <w:r>
-              <w:rPr>
-                <w:rStyle w:val="normaltextrun"/>
-                <w:rFonts w:ascii="Montserrat" w:hAnsi="Montserrat" w:cs="Segoe UI"/>
-                <w:sz w:val="18"/>
-                <w:szCs w:val="18"/>
-              </w:rPr>
-              <w:t>phishing</w:t>
-            </w:r>
-            <w:proofErr w:type="spellEnd"/>
-            <w:r>
-              <w:rPr>
-                <w:rStyle w:val="normaltextrun"/>
-                <w:rFonts w:ascii="Montserrat" w:hAnsi="Montserrat" w:cs="Segoe UI"/>
-                <w:sz w:val="18"/>
-                <w:szCs w:val="18"/>
-              </w:rPr>
-              <w:t xml:space="preserve"> of gevoelige informatie. Daarom zijn duidelijke afspraken, opleiding en een goede securitycultuur minstens even belangrijk als de technische maatregelen zelf.</w:t>
-            </w:r>
-          </w:p>
-          <w:p>
-            <w:pPr>
-              <w:pStyle w:val="paragraph"/>
-              <w:numPr>
-                <w:ilvl w:val="1"/>
-                <w:numId w:val="22"/>
-              </w:numPr>
-              <w:spacing w:beforeAutospacing="0" w:after="0" w:afterAutospacing="0"/>
-              <w:ind w:left="360"/>
-              <w:jc w:val="both"/>
               <w:textAlignment w:val="baseline"/>
               <w:rPr>
                 <w:rStyle w:val="eop"/>
@@ -13128,21 +13392,31 @@
             <w:r>
               <w:rPr>
                 <w:rStyle w:val="normaltextrun"/>
-                <w:rFonts w:ascii="Montserrat" w:hAnsi="Montserrat" w:cs="Segoe UI"/>
-                <w:sz w:val="18"/>
-                <w:szCs w:val="18"/>
-              </w:rPr>
-              <w:t xml:space="preserve">Ik vond ook belangrijk dat compliance niet alleen over regels volgen gaat, maar ook over vertrouwen, continuïteit en reputatie. Een beveiligingsincident kan juridische gevolgen hebben, maar tast ook meteen het vertrouwen van klanten en medewerkers aan. Daardoor heeft </w:t>
-            </w:r>
+                <w:rFonts w:asciiTheme="minorHAnsi" w:hAnsiTheme="minorHAnsi"/>
+                <w:sz w:val="18"/>
+                <w:szCs w:val="18"/>
+              </w:rPr>
+              <w:t xml:space="preserve">Ten derde vind ik de link tussen compliance, informatieveiligheid en de dagelijkse werking van een bedrijf heel belangrijk. Het college maakte duidelijk dat compliance niet alleen over regels op papier gaat, maar ook over audits, toegangsbeheer, encryptie, leverancierscontrole, bewaartermijnen en incidentbeheer. Ik vind dat belangrijk omdat het aantoont dat compliance een continu proces is dat mee moet evolueren met technologie, </w:t>
+            </w:r>
+            <w:proofErr w:type="spellStart"/>
             <w:r>
               <w:rPr>
                 <w:rStyle w:val="normaltextrun"/>
-                <w:rFonts w:ascii="Montserrat" w:hAnsi="Montserrat" w:cs="Segoe UI"/>
-                <w:sz w:val="18"/>
-                <w:szCs w:val="18"/>
-              </w:rPr>
-              <w:lastRenderedPageBreak/>
-              <w:t>informatieveiligheid rechtstreeks impact op de geloofwaardigheid van een organisatie.</w:t>
+                <w:rFonts w:asciiTheme="minorHAnsi" w:hAnsiTheme="minorHAnsi"/>
+                <w:sz w:val="18"/>
+                <w:szCs w:val="18"/>
+              </w:rPr>
+              <w:t>cloudgebruik</w:t>
+            </w:r>
+            <w:proofErr w:type="spellEnd"/>
+            <w:r>
+              <w:rPr>
+                <w:rStyle w:val="normaltextrun"/>
+                <w:rFonts w:asciiTheme="minorHAnsi" w:hAnsiTheme="minorHAnsi"/>
+                <w:sz w:val="18"/>
+                <w:szCs w:val="18"/>
+              </w:rPr>
+              <w:t xml:space="preserve"> en AI.</w:t>
             </w:r>
             <w:r>
               <w:rPr>
@@ -13171,111 +13445,84 @@
               <w:spacing w:beforeAutospacing="0" w:after="0" w:afterAutospacing="0"/>
               <w:textAlignment w:val="baseline"/>
               <w:rPr>
+                <w:rStyle w:val="eop"/>
+                <w:rFonts w:ascii="Montserrat" w:hAnsi="Montserrat" w:cs="Segoe UI"/>
+                <w:sz w:val="18"/>
+                <w:szCs w:val="18"/>
+              </w:rPr>
+            </w:pPr>
+            <w:r>
+              <w:rPr>
+                <w:rStyle w:val="normaltextrun"/>
+                <w:rFonts w:ascii="Montserrat" w:hAnsi="Montserrat" w:cs="Segoe UI"/>
+                <w:sz w:val="18"/>
+                <w:szCs w:val="18"/>
+              </w:rPr>
+              <w:t>Welke kritische vraag stelde je (jezelf) tijdens het gastcollege?</w:t>
+            </w:r>
+            <w:r>
+              <w:rPr>
+                <w:rStyle w:val="eop"/>
+                <w:rFonts w:ascii="Montserrat" w:hAnsi="Montserrat" w:cs="Segoe UI"/>
+                <w:sz w:val="18"/>
+                <w:szCs w:val="18"/>
+              </w:rPr>
+              <w:t> </w:t>
+            </w:r>
+          </w:p>
+          <w:p>
+            <w:pPr>
+              <w:pStyle w:val="paragraph"/>
+              <w:spacing w:beforeAutospacing="0" w:after="0" w:afterAutospacing="0"/>
+              <w:textAlignment w:val="baseline"/>
+              <w:rPr>
                 <w:rFonts w:ascii="Segoe UI" w:hAnsi="Segoe UI" w:cs="Segoe UI"/>
                 <w:sz w:val="16"/>
                 <w:szCs w:val="16"/>
               </w:rPr>
             </w:pPr>
+          </w:p>
+          <w:p>
+            <w:pPr>
+              <w:rPr>
+                <w:rFonts w:eastAsia="Times New Roman" w:cs="Segoe UI"/>
+                <w:sz w:val="18"/>
+                <w:szCs w:val="18"/>
+                <w:lang w:eastAsia="nl-BE"/>
+              </w:rPr>
+            </w:pPr>
             <w:r>
               <w:rPr>
                 <w:rStyle w:val="normaltextrun"/>
-                <w:rFonts w:ascii="Montserrat" w:hAnsi="Montserrat" w:cs="Segoe UI"/>
-                <w:sz w:val="18"/>
-                <w:szCs w:val="18"/>
-              </w:rPr>
-              <w:t>Welke kritische vraag stelde je (jezelf) tijdens het gastcollege?</w:t>
-            </w:r>
-            <w:r>
-              <w:rPr>
-                <w:rStyle w:val="eop"/>
-                <w:rFonts w:ascii="Montserrat" w:hAnsi="Montserrat" w:cs="Segoe UI"/>
-                <w:sz w:val="18"/>
-                <w:szCs w:val="18"/>
-              </w:rPr>
-              <w:t> </w:t>
-            </w:r>
-          </w:p>
-          <w:p>
-            <w:pPr>
-              <w:rPr>
-                <w:rFonts w:ascii="Montserrat" w:hAnsi="Montserrat"/>
-                <w:sz w:val="21"/>
-                <w:szCs w:val="21"/>
-              </w:rPr>
-            </w:pPr>
-          </w:p>
-          <w:p>
-            <w:pPr>
-              <w:pStyle w:val="paragraph"/>
-              <w:spacing w:beforeAutospacing="0" w:after="0" w:afterAutospacing="0"/>
-              <w:textAlignment w:val="baseline"/>
+                <w:rFonts w:eastAsia="Times New Roman" w:cs="Segoe UI"/>
+                <w:sz w:val="18"/>
+                <w:szCs w:val="18"/>
+                <w:lang w:eastAsia="nl-BE"/>
+              </w:rPr>
+              <w:t xml:space="preserve">De kritische vraag die ik mezelf tijdens het gastcollege zou stellen, is: hoe kan een organisatie garanderen dat ze compliant blijft wanneer ze voor hosting, </w:t>
+            </w:r>
+            <w:proofErr w:type="spellStart"/>
+            <w:r>
               <w:rPr>
                 <w:rStyle w:val="normaltextrun"/>
-                <w:rFonts w:ascii="Montserrat" w:hAnsi="Montserrat" w:cs="Segoe UI"/>
-                <w:sz w:val="18"/>
-                <w:szCs w:val="18"/>
-              </w:rPr>
-            </w:pPr>
+                <w:rFonts w:eastAsia="Times New Roman" w:cs="Segoe UI"/>
+                <w:sz w:val="18"/>
+                <w:szCs w:val="18"/>
+                <w:lang w:eastAsia="nl-BE"/>
+              </w:rPr>
+              <w:t>cloud</w:t>
+            </w:r>
+            <w:proofErr w:type="spellEnd"/>
             <w:r>
               <w:rPr>
                 <w:rStyle w:val="normaltextrun"/>
-                <w:rFonts w:ascii="Montserrat" w:hAnsi="Montserrat" w:cs="Segoe UI"/>
-                <w:sz w:val="18"/>
-                <w:szCs w:val="18"/>
-              </w:rPr>
-              <w:t xml:space="preserve">Mijn kritische vraag was hoe organisaties een goed evenwicht kunnen vinden tussen gebruiksgemak en veiligheid. Als beveiligingsmaatregelen te zwaar of te omslachtig worden, bestaat het risico dat mensen </w:t>
-            </w:r>
-            <w:proofErr w:type="spellStart"/>
-            <w:r>
-              <w:rPr>
-                <w:rStyle w:val="normaltextrun"/>
-                <w:rFonts w:ascii="Montserrat" w:hAnsi="Montserrat" w:cs="Segoe UI"/>
-                <w:sz w:val="18"/>
-                <w:szCs w:val="18"/>
-              </w:rPr>
-              <w:t>workarounds</w:t>
-            </w:r>
-            <w:proofErr w:type="spellEnd"/>
-            <w:r>
-              <w:rPr>
-                <w:rStyle w:val="normaltextrun"/>
-                <w:rFonts w:ascii="Montserrat" w:hAnsi="Montserrat" w:cs="Segoe UI"/>
-                <w:sz w:val="18"/>
-                <w:szCs w:val="18"/>
-              </w:rPr>
-              <w:t xml:space="preserve"> zoeken, wat de veiligheid uiteindelijk net kan ondermijnen.</w:t>
-            </w:r>
-          </w:p>
-          <w:p>
-            <w:pPr>
-              <w:rPr>
-                <w:rFonts w:ascii="Montserrat" w:hAnsi="Montserrat"/>
-                <w:sz w:val="21"/>
-                <w:szCs w:val="21"/>
-              </w:rPr>
-            </w:pPr>
-          </w:p>
-        </w:tc>
-      </w:tr>
-      <w:tr>
-        <w:tc>
-          <w:tcPr>
-            <w:tcW w:w="9487" w:type="dxa"/>
-            <w:shd w:val="clear" w:color="auto" w:fill="FADCC8" w:themeFill="accent2" w:themeFillTint="33"/>
-          </w:tcPr>
-          <w:p>
-            <w:pPr>
-              <w:pStyle w:val="paragraph"/>
-              <w:spacing w:beforeAutospacing="0" w:after="0" w:afterAutospacing="0"/>
-              <w:jc w:val="both"/>
-              <w:textAlignment w:val="baseline"/>
-              <w:rPr>
-                <w:rStyle w:val="normaltextrun"/>
-                <w:rFonts w:ascii="Montserrat" w:hAnsi="Montserrat" w:cs="Segoe UI"/>
-                <w:sz w:val="18"/>
-                <w:szCs w:val="18"/>
-              </w:rPr>
-            </w:pPr>
+                <w:rFonts w:eastAsia="Times New Roman" w:cs="Segoe UI"/>
+                <w:sz w:val="18"/>
+                <w:szCs w:val="18"/>
+                <w:lang w:eastAsia="nl-BE"/>
+              </w:rPr>
+              <w:t xml:space="preserve"> en AI steeds afhankelijker wordt van externe leveranciers zoals Microsoft? Ik vind dat een belangrijke vraag, omdat een bedrijf zelf verantwoordelijk blijft tegenover klanten en toezichthouders, ook wanneer een deel van de verwerking of beveiliging bij een externe partner ligt.</w:t>
+            </w:r>
           </w:p>
         </w:tc>
       </w:tr>
@@ -13284,7 +13531,6 @@
       <w:pPr>
         <w:pStyle w:val="paragraph"/>
         <w:spacing w:beforeAutospacing="0" w:after="0" w:afterAutospacing="0"/>
-        <w:ind w:left="360"/>
         <w:textAlignment w:val="baseline"/>
         <w:rPr>
           <w:rStyle w:val="eop"/>
@@ -13452,10 +13698,10 @@
                 <w:numId w:val="29"/>
               </w:numPr>
               <w:spacing w:beforeAutospacing="0" w:after="0" w:afterAutospacing="0"/>
-              <w:jc w:val="both"/>
+              <w:ind w:left="360"/>
               <w:textAlignment w:val="baseline"/>
               <w:rPr>
-                <w:rStyle w:val="eop"/>
+                <w:rStyle w:val="scxw246012662"/>
                 <w:rFonts w:ascii="Montserrat" w:hAnsi="Montserrat" w:cs="Segoe UI"/>
                 <w:sz w:val="18"/>
                 <w:szCs w:val="18"/>
@@ -13468,188 +13714,21 @@
                 <w:sz w:val="18"/>
                 <w:szCs w:val="18"/>
               </w:rPr>
-              <w:t> </w:t>
-            </w:r>
-            <w:r>
-              <w:rPr>
-                <w:rFonts w:ascii="Montserrat" w:hAnsi="Montserrat" w:cs="Segoe UI"/>
-                <w:sz w:val="18"/>
-                <w:szCs w:val="18"/>
-              </w:rPr>
-              <w:br/>
+              <w:t>Wat mij het meest is bijgebleven, is dat een idee op zich niet beschermd is, maar pas de concrete uitwerking ervan. Dat vond ik belangrijk omdat het duidelijk maakt dat intellectuele eigendom in IT vooral draait rond code, contracten, documentatie en de manier waarop iets effectief wordt opgebouwd</w:t>
             </w:r>
           </w:p>
           <w:p>
             <w:pPr>
               <w:pStyle w:val="paragraph"/>
-              <w:spacing w:beforeAutospacing="0" w:after="0" w:afterAutospacing="0"/>
-              <w:jc w:val="both"/>
-              <w:textAlignment w:val="baseline"/>
-              <w:rPr>
-                <w:rStyle w:val="eop"/>
-                <w:rFonts w:ascii="Montserrat" w:hAnsi="Montserrat" w:cs="Segoe UI"/>
-                <w:sz w:val="18"/>
-                <w:szCs w:val="18"/>
-              </w:rPr>
-            </w:pPr>
-          </w:p>
-          <w:p>
-            <w:pPr>
-              <w:pStyle w:val="paragraph"/>
-              <w:spacing w:beforeAutospacing="0" w:after="0" w:afterAutospacing="0"/>
-              <w:jc w:val="both"/>
-              <w:textAlignment w:val="baseline"/>
-              <w:rPr>
-                <w:rStyle w:val="eop"/>
-                <w:rFonts w:ascii="Montserrat" w:hAnsi="Montserrat" w:cs="Segoe UI"/>
-                <w:sz w:val="18"/>
-                <w:szCs w:val="18"/>
-              </w:rPr>
-            </w:pPr>
-          </w:p>
-          <w:p>
-            <w:pPr>
-              <w:pStyle w:val="paragraph"/>
-              <w:spacing w:beforeAutospacing="0" w:after="0" w:afterAutospacing="0"/>
-              <w:jc w:val="both"/>
-              <w:textAlignment w:val="baseline"/>
-              <w:rPr>
-                <w:rStyle w:val="eop"/>
-                <w:rFonts w:ascii="Montserrat" w:hAnsi="Montserrat" w:cs="Segoe UI"/>
-                <w:sz w:val="18"/>
-                <w:szCs w:val="18"/>
-              </w:rPr>
-            </w:pPr>
-          </w:p>
-          <w:p>
-            <w:pPr>
-              <w:pStyle w:val="paragraph"/>
-              <w:spacing w:beforeAutospacing="0" w:after="0" w:afterAutospacing="0"/>
-              <w:jc w:val="both"/>
-              <w:textAlignment w:val="baseline"/>
-              <w:rPr>
-                <w:rStyle w:val="eop"/>
-                <w:rFonts w:ascii="Montserrat" w:hAnsi="Montserrat" w:cs="Segoe UI"/>
-                <w:sz w:val="18"/>
-                <w:szCs w:val="18"/>
-              </w:rPr>
-            </w:pPr>
-            <w:r>
-              <w:rPr>
-                <w:rStyle w:val="eop"/>
-                <w:rFonts w:ascii="Montserrat" w:hAnsi="Montserrat" w:cs="Segoe UI"/>
-                <w:sz w:val="18"/>
-                <w:szCs w:val="18"/>
-              </w:rPr>
-              <w:t> </w:t>
-            </w:r>
-          </w:p>
-          <w:p>
-            <w:pPr>
-              <w:pStyle w:val="paragraph"/>
-              <w:spacing w:beforeAutospacing="0" w:after="0" w:afterAutospacing="0"/>
-              <w:jc w:val="both"/>
-              <w:textAlignment w:val="baseline"/>
-              <w:rPr>
-                <w:rStyle w:val="eop"/>
-                <w:rFonts w:ascii="Montserrat" w:hAnsi="Montserrat" w:cs="Segoe UI"/>
-                <w:sz w:val="18"/>
-                <w:szCs w:val="18"/>
-              </w:rPr>
-            </w:pPr>
-          </w:p>
-          <w:p>
-            <w:pPr>
-              <w:pStyle w:val="paragraph"/>
-              <w:spacing w:beforeAutospacing="0" w:after="0" w:afterAutospacing="0"/>
-              <w:jc w:val="both"/>
-              <w:textAlignment w:val="baseline"/>
-              <w:rPr>
-                <w:rStyle w:val="eop"/>
-                <w:rFonts w:ascii="Montserrat" w:hAnsi="Montserrat" w:cs="Segoe UI"/>
-                <w:sz w:val="18"/>
-                <w:szCs w:val="18"/>
-              </w:rPr>
-            </w:pPr>
-          </w:p>
-          <w:p>
-            <w:pPr>
-              <w:pStyle w:val="paragraph"/>
-              <w:spacing w:beforeAutospacing="0" w:after="0" w:afterAutospacing="0"/>
-              <w:jc w:val="both"/>
-              <w:textAlignment w:val="baseline"/>
-              <w:rPr>
-                <w:rStyle w:val="eop"/>
-                <w:rFonts w:ascii="Montserrat" w:hAnsi="Montserrat" w:cs="Segoe UI"/>
-                <w:sz w:val="18"/>
-                <w:szCs w:val="18"/>
-              </w:rPr>
-            </w:pPr>
-          </w:p>
-          <w:p>
-            <w:pPr>
-              <w:pStyle w:val="paragraph"/>
-              <w:spacing w:beforeAutospacing="0" w:after="0" w:afterAutospacing="0"/>
-              <w:jc w:val="both"/>
-              <w:textAlignment w:val="baseline"/>
-              <w:rPr>
-                <w:rStyle w:val="eop"/>
-                <w:rFonts w:ascii="Montserrat" w:hAnsi="Montserrat" w:cs="Segoe UI"/>
-                <w:sz w:val="18"/>
-                <w:szCs w:val="18"/>
-              </w:rPr>
-            </w:pPr>
-          </w:p>
-          <w:p>
-            <w:pPr>
-              <w:pStyle w:val="paragraph"/>
-              <w:spacing w:beforeAutospacing="0" w:after="0" w:afterAutospacing="0"/>
-              <w:jc w:val="both"/>
-              <w:textAlignment w:val="baseline"/>
-              <w:rPr>
-                <w:rStyle w:val="eop"/>
-                <w:rFonts w:ascii="Montserrat" w:hAnsi="Montserrat" w:cs="Segoe UI"/>
-                <w:sz w:val="18"/>
-                <w:szCs w:val="18"/>
-              </w:rPr>
-            </w:pPr>
-          </w:p>
-          <w:p>
-            <w:pPr>
-              <w:pStyle w:val="paragraph"/>
-              <w:spacing w:beforeAutospacing="0" w:after="0" w:afterAutospacing="0"/>
-              <w:jc w:val="both"/>
-              <w:textAlignment w:val="baseline"/>
-              <w:rPr>
-                <w:rStyle w:val="eop"/>
-                <w:rFonts w:ascii="Montserrat" w:hAnsi="Montserrat" w:cs="Segoe UI"/>
-                <w:sz w:val="18"/>
-                <w:szCs w:val="18"/>
-              </w:rPr>
-            </w:pPr>
-          </w:p>
-          <w:p>
-            <w:pPr>
-              <w:pStyle w:val="paragraph"/>
-              <w:spacing w:beforeAutospacing="0" w:after="0" w:afterAutospacing="0"/>
-              <w:jc w:val="both"/>
-              <w:textAlignment w:val="baseline"/>
-              <w:rPr>
-                <w:rFonts w:ascii="Montserrat" w:hAnsi="Montserrat" w:cs="Segoe UI"/>
-                <w:sz w:val="18"/>
-                <w:szCs w:val="18"/>
-              </w:rPr>
-            </w:pPr>
-          </w:p>
-          <w:p>
-            <w:pPr>
-              <w:pStyle w:val="paragraph"/>
+              <w:numPr>
+                <w:ilvl w:val="0"/>
+                <w:numId w:val="29"/>
+              </w:numPr>
               <w:spacing w:beforeAutospacing="0" w:after="0" w:afterAutospacing="0"/>
               <w:ind w:left="360"/>
-              <w:jc w:val="both"/>
               <w:textAlignment w:val="baseline"/>
               <w:rPr>
-                <w:rStyle w:val="eop"/>
+                <w:rStyle w:val="scxw246012662"/>
                 <w:rFonts w:ascii="Montserrat" w:hAnsi="Montserrat" w:cs="Segoe UI"/>
                 <w:sz w:val="18"/>
                 <w:szCs w:val="18"/>
@@ -13662,242 +13741,18 @@
                 <w:sz w:val="18"/>
                 <w:szCs w:val="18"/>
               </w:rPr>
-              <w:t>2</w:t>
-            </w:r>
-            <w:r>
-              <w:rPr>
-                <w:rStyle w:val="scxw246012662"/>
-                <w:rFonts w:ascii="Montserrat" w:eastAsiaTheme="majorEastAsia" w:hAnsi="Montserrat"/>
-                <w:sz w:val="18"/>
-                <w:szCs w:val="18"/>
-              </w:rPr>
-              <w:t>.</w:t>
-            </w:r>
-            <w:r>
-              <w:rPr>
-                <w:rStyle w:val="scxw246012662"/>
-                <w:rFonts w:ascii="Montserrat" w:eastAsiaTheme="majorEastAsia" w:hAnsi="Montserrat" w:cs="Segoe UI"/>
-                <w:sz w:val="18"/>
-                <w:szCs w:val="18"/>
-              </w:rPr>
-              <w:t> </w:t>
-            </w:r>
-            <w:r>
-              <w:rPr>
-                <w:rFonts w:ascii="Montserrat" w:hAnsi="Montserrat" w:cs="Segoe UI"/>
-                <w:sz w:val="18"/>
-                <w:szCs w:val="18"/>
-              </w:rPr>
-              <w:br/>
+              <w:t>Een tweede belangrijk punt was dat duidelijke afspraken over eigenaarschap essentieel zijn. In een context van arbeidsovereenkomsten, freelancewerk, softwareontwikkeling en samenwerking met klanten moet vooraf helder zijn wie welke rechten bezit en wat er met het eindresultaat mag gebeuren.</w:t>
             </w:r>
           </w:p>
           <w:p>
             <w:pPr>
               <w:pStyle w:val="paragraph"/>
-              <w:spacing w:beforeAutospacing="0" w:after="0" w:afterAutospacing="0"/>
-              <w:jc w:val="both"/>
-              <w:textAlignment w:val="baseline"/>
-              <w:rPr>
-                <w:rStyle w:val="eop"/>
-                <w:rFonts w:ascii="Montserrat" w:hAnsi="Montserrat" w:cs="Segoe UI"/>
-                <w:sz w:val="18"/>
-                <w:szCs w:val="18"/>
-              </w:rPr>
-            </w:pPr>
-          </w:p>
-          <w:p>
-            <w:pPr>
-              <w:pStyle w:val="paragraph"/>
-              <w:spacing w:beforeAutospacing="0" w:after="0" w:afterAutospacing="0"/>
-              <w:jc w:val="both"/>
-              <w:textAlignment w:val="baseline"/>
-              <w:rPr>
-                <w:rStyle w:val="eop"/>
-                <w:rFonts w:ascii="Montserrat" w:hAnsi="Montserrat" w:cs="Segoe UI"/>
-                <w:sz w:val="18"/>
-                <w:szCs w:val="18"/>
-              </w:rPr>
-            </w:pPr>
-          </w:p>
-          <w:p>
-            <w:pPr>
-              <w:pStyle w:val="paragraph"/>
-              <w:spacing w:beforeAutospacing="0" w:after="0" w:afterAutospacing="0"/>
-              <w:jc w:val="both"/>
-              <w:textAlignment w:val="baseline"/>
-              <w:rPr>
-                <w:rStyle w:val="eop"/>
-                <w:rFonts w:ascii="Montserrat" w:hAnsi="Montserrat" w:cs="Segoe UI"/>
-                <w:sz w:val="18"/>
-                <w:szCs w:val="18"/>
-              </w:rPr>
-            </w:pPr>
-          </w:p>
-          <w:p>
-            <w:pPr>
-              <w:pStyle w:val="paragraph"/>
-              <w:spacing w:beforeAutospacing="0" w:after="0" w:afterAutospacing="0"/>
-              <w:jc w:val="both"/>
-              <w:textAlignment w:val="baseline"/>
-              <w:rPr>
-                <w:rStyle w:val="eop"/>
-                <w:rFonts w:ascii="Montserrat" w:hAnsi="Montserrat" w:cs="Segoe UI"/>
-                <w:sz w:val="18"/>
-                <w:szCs w:val="18"/>
-              </w:rPr>
-            </w:pPr>
-          </w:p>
-          <w:p>
-            <w:pPr>
-              <w:pStyle w:val="paragraph"/>
-              <w:spacing w:beforeAutospacing="0" w:after="0" w:afterAutospacing="0"/>
-              <w:jc w:val="both"/>
-              <w:textAlignment w:val="baseline"/>
-              <w:rPr>
-                <w:rStyle w:val="eop"/>
-                <w:rFonts w:ascii="Montserrat" w:hAnsi="Montserrat" w:cs="Segoe UI"/>
-                <w:sz w:val="18"/>
-                <w:szCs w:val="18"/>
-              </w:rPr>
-            </w:pPr>
-          </w:p>
-          <w:p>
-            <w:pPr>
-              <w:pStyle w:val="paragraph"/>
-              <w:spacing w:beforeAutospacing="0" w:after="0" w:afterAutospacing="0"/>
-              <w:jc w:val="both"/>
-              <w:textAlignment w:val="baseline"/>
-              <w:rPr>
-                <w:rStyle w:val="eop"/>
-                <w:rFonts w:ascii="Montserrat" w:hAnsi="Montserrat" w:cs="Segoe UI"/>
-                <w:sz w:val="18"/>
-                <w:szCs w:val="18"/>
-              </w:rPr>
-            </w:pPr>
-          </w:p>
-          <w:p>
-            <w:pPr>
-              <w:pStyle w:val="paragraph"/>
-              <w:spacing w:beforeAutospacing="0" w:after="0" w:afterAutospacing="0"/>
-              <w:jc w:val="both"/>
-              <w:textAlignment w:val="baseline"/>
-              <w:rPr>
-                <w:rStyle w:val="eop"/>
-                <w:rFonts w:ascii="Montserrat" w:hAnsi="Montserrat" w:cs="Segoe UI"/>
-                <w:sz w:val="18"/>
-                <w:szCs w:val="18"/>
-              </w:rPr>
-            </w:pPr>
-          </w:p>
-          <w:p>
-            <w:pPr>
-              <w:pStyle w:val="paragraph"/>
-              <w:spacing w:beforeAutospacing="0" w:after="0" w:afterAutospacing="0"/>
-              <w:jc w:val="both"/>
-              <w:textAlignment w:val="baseline"/>
-              <w:rPr>
-                <w:rStyle w:val="eop"/>
-                <w:rFonts w:ascii="Montserrat" w:hAnsi="Montserrat" w:cs="Segoe UI"/>
-                <w:sz w:val="18"/>
-                <w:szCs w:val="18"/>
-              </w:rPr>
-            </w:pPr>
-          </w:p>
-          <w:p>
-            <w:pPr>
-              <w:pStyle w:val="paragraph"/>
-              <w:spacing w:beforeAutospacing="0" w:after="0" w:afterAutospacing="0"/>
-              <w:jc w:val="both"/>
-              <w:textAlignment w:val="baseline"/>
-              <w:rPr>
-                <w:rStyle w:val="eop"/>
-                <w:rFonts w:ascii="Montserrat" w:hAnsi="Montserrat" w:cs="Segoe UI"/>
-                <w:sz w:val="18"/>
-                <w:szCs w:val="18"/>
-              </w:rPr>
-            </w:pPr>
-          </w:p>
-          <w:p>
-            <w:pPr>
-              <w:pStyle w:val="paragraph"/>
-              <w:spacing w:beforeAutospacing="0" w:after="0" w:afterAutospacing="0"/>
-              <w:jc w:val="both"/>
-              <w:textAlignment w:val="baseline"/>
-              <w:rPr>
-                <w:rStyle w:val="eop"/>
-                <w:rFonts w:ascii="Montserrat" w:hAnsi="Montserrat" w:cs="Segoe UI"/>
-                <w:sz w:val="18"/>
-                <w:szCs w:val="18"/>
-              </w:rPr>
-            </w:pPr>
-          </w:p>
-          <w:p>
-            <w:pPr>
-              <w:pStyle w:val="paragraph"/>
-              <w:spacing w:beforeAutospacing="0" w:after="0" w:afterAutospacing="0"/>
-              <w:jc w:val="both"/>
-              <w:textAlignment w:val="baseline"/>
-              <w:rPr>
-                <w:rFonts w:ascii="Montserrat" w:hAnsi="Montserrat" w:cs="Segoe UI"/>
-                <w:sz w:val="18"/>
-                <w:szCs w:val="18"/>
-              </w:rPr>
-            </w:pPr>
-            <w:r>
-              <w:rPr>
-                <w:rStyle w:val="eop"/>
-                <w:rFonts w:ascii="Montserrat" w:hAnsi="Montserrat" w:cs="Segoe UI"/>
-                <w:sz w:val="18"/>
-                <w:szCs w:val="18"/>
-              </w:rPr>
-              <w:t> </w:t>
-            </w:r>
-          </w:p>
-          <w:p>
-            <w:pPr>
-              <w:pStyle w:val="paragraph"/>
+              <w:numPr>
+                <w:ilvl w:val="0"/>
+                <w:numId w:val="29"/>
+              </w:numPr>
               <w:spacing w:beforeAutospacing="0" w:after="0" w:afterAutospacing="0"/>
               <w:ind w:left="360"/>
-              <w:jc w:val="both"/>
-              <w:textAlignment w:val="baseline"/>
-              <w:rPr>
-                <w:rFonts w:ascii="Montserrat" w:hAnsi="Montserrat" w:cs="Segoe UI"/>
-                <w:sz w:val="18"/>
-                <w:szCs w:val="18"/>
-              </w:rPr>
-            </w:pPr>
-            <w:r>
-              <w:rPr>
-                <w:rStyle w:val="eop"/>
-                <w:rFonts w:ascii="Montserrat" w:hAnsi="Montserrat" w:cs="Segoe UI"/>
-                <w:sz w:val="18"/>
-                <w:szCs w:val="18"/>
-              </w:rPr>
-              <w:t>3</w:t>
-            </w:r>
-            <w:r>
-              <w:rPr>
-                <w:rStyle w:val="eop"/>
-                <w:rFonts w:ascii="Montserrat" w:hAnsi="Montserrat"/>
-                <w:sz w:val="18"/>
-                <w:szCs w:val="18"/>
-              </w:rPr>
-              <w:t>.</w:t>
-            </w:r>
-            <w:r>
-              <w:rPr>
-                <w:rStyle w:val="eop"/>
-                <w:rFonts w:ascii="Montserrat" w:hAnsi="Montserrat" w:cs="Segoe UI"/>
-                <w:sz w:val="18"/>
-                <w:szCs w:val="18"/>
-              </w:rPr>
-              <w:t> </w:t>
-            </w:r>
-          </w:p>
-          <w:p>
-            <w:pPr>
-              <w:pStyle w:val="paragraph"/>
-              <w:spacing w:beforeAutospacing="0" w:after="0" w:afterAutospacing="0"/>
               <w:textAlignment w:val="baseline"/>
               <w:rPr>
                 <w:rStyle w:val="eop"/>
@@ -13906,6 +13761,24 @@
                 <w:szCs w:val="21"/>
               </w:rPr>
             </w:pPr>
+            <w:r>
+              <w:rPr>
+                <w:rStyle w:val="eop"/>
+                <w:rFonts w:ascii="Montserrat" w:hAnsi="Montserrat" w:cs="Segoe UI"/>
+                <w:sz w:val="18"/>
+                <w:szCs w:val="18"/>
+              </w:rPr>
+              <w:t> </w:t>
+            </w:r>
+            <w:r>
+              <w:rPr>
+                <w:rStyle w:val="eop"/>
+                <w:rFonts w:ascii="Montserrat" w:hAnsi="Montserrat" w:cs="Segoe UI"/>
+                <w:sz w:val="18"/>
+                <w:szCs w:val="18"/>
+              </w:rPr>
+              <w:t>Ik vond het ook sterk dat het gastcollege juridische thema’s zoals GDPR, AI en productaansprakelijkheid koppelde aan de dagelijkse IT-praktijk. Daardoor werd duidelijk dat wetgeving geen losstaand theoretisch blok is, maar rechtstreeks mee bepaalt hoe software wordt ontwikkeld, getest en uitgerold.</w:t>
+            </w:r>
           </w:p>
           <w:p>
             <w:pPr>
@@ -14003,7 +13876,6 @@
                 <w:sz w:val="18"/>
                 <w:szCs w:val="18"/>
               </w:rPr>
-              <w:lastRenderedPageBreak/>
               <w:t>Welke kritische vraag stelde je (jezelf) tijdens het gastcollege?</w:t>
             </w:r>
             <w:r>
@@ -14027,12 +13899,26 @@
           </w:p>
           <w:p>
             <w:pPr>
-              <w:rPr>
-                <w:rFonts w:ascii="Montserrat" w:hAnsi="Montserrat"/>
-                <w:sz w:val="21"/>
-                <w:szCs w:val="21"/>
-              </w:rPr>
-            </w:pPr>
+              <w:pStyle w:val="paragraph"/>
+              <w:spacing w:beforeAutospacing="0" w:after="0" w:afterAutospacing="0"/>
+              <w:textAlignment w:val="baseline"/>
+              <w:rPr>
+                <w:rStyle w:val="eop"/>
+                <w:rFonts w:ascii="Montserrat" w:hAnsi="Montserrat" w:cs="Segoe UI"/>
+                <w:sz w:val="18"/>
+                <w:szCs w:val="18"/>
+              </w:rPr>
+            </w:pPr>
+            <w:r>
+              <w:rPr>
+                <w:rStyle w:val="eop"/>
+                <w:rFonts w:ascii="Montserrat" w:hAnsi="Montserrat" w:cs="Segoe UI"/>
+                <w:sz w:val="18"/>
+                <w:szCs w:val="18"/>
+              </w:rPr>
+              <w:lastRenderedPageBreak/>
+              <w:t>Mijn kritische vraag was hoe eigenaarschap en aansprakelijkheid precies moeten worden bekeken wanneer AI-tools en open-sourcecomponenten mee gebruikt worden in een softwareproject. Dat lijkt mij juridisch complex, zeker als verschillende partijen bijdragen aan hetzelfde eindproduct.</w:t>
+            </w:r>
           </w:p>
           <w:p>
             <w:pPr>
@@ -14260,10 +14146,11 @@
                 <w:numId w:val="39"/>
               </w:numPr>
               <w:spacing w:beforeAutospacing="0" w:after="0" w:afterAutospacing="0"/>
+              <w:ind w:left="360"/>
               <w:jc w:val="both"/>
               <w:textAlignment w:val="baseline"/>
               <w:rPr>
-                <w:rStyle w:val="eop"/>
+                <w:rStyle w:val="scxw246012662"/>
                 <w:rFonts w:ascii="Montserrat" w:hAnsi="Montserrat" w:cs="Segoe UI"/>
                 <w:sz w:val="18"/>
                 <w:szCs w:val="18"/>
@@ -14276,178 +14163,8 @@
                 <w:sz w:val="18"/>
                 <w:szCs w:val="18"/>
               </w:rPr>
-              <w:t> </w:t>
-            </w:r>
-            <w:r>
-              <w:rPr>
-                <w:rFonts w:ascii="Montserrat" w:hAnsi="Montserrat" w:cs="Segoe UI"/>
-                <w:sz w:val="18"/>
-                <w:szCs w:val="18"/>
-              </w:rPr>
-              <w:br/>
-            </w:r>
-          </w:p>
-          <w:p>
-            <w:pPr>
-              <w:pStyle w:val="paragraph"/>
-              <w:spacing w:beforeAutospacing="0" w:after="0" w:afterAutospacing="0"/>
-              <w:jc w:val="both"/>
-              <w:textAlignment w:val="baseline"/>
-              <w:rPr>
-                <w:rStyle w:val="eop"/>
-                <w:rFonts w:ascii="Montserrat" w:hAnsi="Montserrat" w:cs="Segoe UI"/>
-                <w:sz w:val="18"/>
-                <w:szCs w:val="18"/>
-              </w:rPr>
-            </w:pPr>
-          </w:p>
-          <w:p>
-            <w:pPr>
-              <w:pStyle w:val="paragraph"/>
-              <w:spacing w:beforeAutospacing="0" w:after="0" w:afterAutospacing="0"/>
-              <w:jc w:val="both"/>
-              <w:textAlignment w:val="baseline"/>
-              <w:rPr>
-                <w:rStyle w:val="eop"/>
-                <w:rFonts w:ascii="Montserrat" w:hAnsi="Montserrat" w:cs="Segoe UI"/>
-                <w:sz w:val="18"/>
-                <w:szCs w:val="18"/>
-              </w:rPr>
-            </w:pPr>
-          </w:p>
-          <w:p>
-            <w:pPr>
-              <w:pStyle w:val="paragraph"/>
-              <w:spacing w:beforeAutospacing="0" w:after="0" w:afterAutospacing="0"/>
-              <w:jc w:val="both"/>
-              <w:textAlignment w:val="baseline"/>
-              <w:rPr>
-                <w:rStyle w:val="eop"/>
-                <w:rFonts w:ascii="Montserrat" w:hAnsi="Montserrat" w:cs="Segoe UI"/>
-                <w:sz w:val="18"/>
-                <w:szCs w:val="18"/>
-              </w:rPr>
-            </w:pPr>
-          </w:p>
-          <w:p>
-            <w:pPr>
-              <w:pStyle w:val="paragraph"/>
-              <w:spacing w:beforeAutospacing="0" w:after="0" w:afterAutospacing="0"/>
-              <w:jc w:val="both"/>
-              <w:textAlignment w:val="baseline"/>
-              <w:rPr>
-                <w:rStyle w:val="eop"/>
-                <w:rFonts w:ascii="Montserrat" w:hAnsi="Montserrat" w:cs="Segoe UI"/>
-                <w:sz w:val="18"/>
-                <w:szCs w:val="18"/>
-              </w:rPr>
-            </w:pPr>
-            <w:r>
-              <w:rPr>
-                <w:rStyle w:val="eop"/>
-                <w:rFonts w:ascii="Montserrat" w:hAnsi="Montserrat" w:cs="Segoe UI"/>
-                <w:sz w:val="18"/>
-                <w:szCs w:val="18"/>
-              </w:rPr>
-              <w:t> </w:t>
-            </w:r>
-          </w:p>
-          <w:p>
-            <w:pPr>
-              <w:pStyle w:val="paragraph"/>
-              <w:spacing w:beforeAutospacing="0" w:after="0" w:afterAutospacing="0"/>
-              <w:jc w:val="both"/>
-              <w:textAlignment w:val="baseline"/>
-              <w:rPr>
-                <w:rStyle w:val="eop"/>
-                <w:rFonts w:ascii="Montserrat" w:hAnsi="Montserrat" w:cs="Segoe UI"/>
-                <w:sz w:val="18"/>
-                <w:szCs w:val="18"/>
-              </w:rPr>
-            </w:pPr>
-          </w:p>
-          <w:p>
-            <w:pPr>
-              <w:pStyle w:val="paragraph"/>
-              <w:spacing w:beforeAutospacing="0" w:after="0" w:afterAutospacing="0"/>
-              <w:jc w:val="both"/>
-              <w:textAlignment w:val="baseline"/>
-              <w:rPr>
-                <w:rStyle w:val="eop"/>
-                <w:rFonts w:ascii="Montserrat" w:hAnsi="Montserrat" w:cs="Segoe UI"/>
-                <w:sz w:val="18"/>
-                <w:szCs w:val="18"/>
-              </w:rPr>
-            </w:pPr>
-          </w:p>
-          <w:p>
-            <w:pPr>
-              <w:pStyle w:val="paragraph"/>
-              <w:spacing w:beforeAutospacing="0" w:after="0" w:afterAutospacing="0"/>
-              <w:jc w:val="both"/>
-              <w:textAlignment w:val="baseline"/>
-              <w:rPr>
-                <w:rStyle w:val="eop"/>
-                <w:rFonts w:ascii="Montserrat" w:hAnsi="Montserrat" w:cs="Segoe UI"/>
-                <w:sz w:val="18"/>
-                <w:szCs w:val="18"/>
-              </w:rPr>
-            </w:pPr>
-          </w:p>
-          <w:p>
-            <w:pPr>
-              <w:pStyle w:val="paragraph"/>
-              <w:spacing w:beforeAutospacing="0" w:after="0" w:afterAutospacing="0"/>
-              <w:jc w:val="both"/>
-              <w:textAlignment w:val="baseline"/>
-              <w:rPr>
-                <w:rStyle w:val="eop"/>
-                <w:rFonts w:ascii="Montserrat" w:hAnsi="Montserrat" w:cs="Segoe UI"/>
-                <w:sz w:val="18"/>
-                <w:szCs w:val="18"/>
-              </w:rPr>
-            </w:pPr>
-          </w:p>
-          <w:p>
-            <w:pPr>
-              <w:pStyle w:val="paragraph"/>
-              <w:spacing w:beforeAutospacing="0" w:after="0" w:afterAutospacing="0"/>
-              <w:jc w:val="both"/>
-              <w:textAlignment w:val="baseline"/>
-              <w:rPr>
-                <w:rStyle w:val="eop"/>
-                <w:rFonts w:ascii="Montserrat" w:hAnsi="Montserrat" w:cs="Segoe UI"/>
-                <w:sz w:val="18"/>
-                <w:szCs w:val="18"/>
-              </w:rPr>
-            </w:pPr>
-          </w:p>
-          <w:p>
-            <w:pPr>
-              <w:pStyle w:val="paragraph"/>
-              <w:spacing w:beforeAutospacing="0" w:after="0" w:afterAutospacing="0"/>
-              <w:jc w:val="both"/>
-              <w:textAlignment w:val="baseline"/>
-              <w:rPr>
-                <w:rStyle w:val="eop"/>
-                <w:rFonts w:ascii="Montserrat" w:hAnsi="Montserrat" w:cs="Segoe UI"/>
-                <w:sz w:val="18"/>
-                <w:szCs w:val="18"/>
-              </w:rPr>
-            </w:pPr>
-          </w:p>
-          <w:p>
-            <w:pPr>
-              <w:pStyle w:val="paragraph"/>
-              <w:spacing w:beforeAutospacing="0" w:after="0" w:afterAutospacing="0"/>
-              <w:jc w:val="both"/>
-              <w:textAlignment w:val="baseline"/>
-              <w:rPr>
-                <w:rFonts w:ascii="Montserrat" w:hAnsi="Montserrat" w:cs="Segoe UI"/>
-                <w:sz w:val="18"/>
-                <w:szCs w:val="18"/>
-              </w:rPr>
-            </w:pPr>
+              <w:t>Wat mij het meest is bijgebleven, is dat digitale kwetsbaarheid veel groter is dan ik spontaan dacht. Het cijfer dat ongeveer 40% van de Belgen in meer of mindere mate digitaal kwetsbaar is, maakte duidelijk dat dit geen marginaal probleem is, maar een brede maatschappelijke realiteit</w:t>
+            </w:r>
           </w:p>
           <w:p>
             <w:pPr>
@@ -14457,7 +14174,26 @@
               <w:jc w:val="both"/>
               <w:textAlignment w:val="baseline"/>
               <w:rPr>
-                <w:rStyle w:val="eop"/>
+                <w:rStyle w:val="scxw246012662"/>
+                <w:rFonts w:ascii="Montserrat" w:hAnsi="Montserrat" w:cs="Segoe UI"/>
+                <w:sz w:val="18"/>
+                <w:szCs w:val="18"/>
+              </w:rPr>
+            </w:pPr>
+          </w:p>
+          <w:p>
+            <w:pPr>
+              <w:pStyle w:val="paragraph"/>
+              <w:numPr>
+                <w:ilvl w:val="0"/>
+                <w:numId w:val="39"/>
+              </w:numPr>
+              <w:spacing w:beforeAutospacing="0" w:after="0" w:afterAutospacing="0"/>
+              <w:ind w:left="360"/>
+              <w:jc w:val="both"/>
+              <w:textAlignment w:val="baseline"/>
+              <w:rPr>
+                <w:rStyle w:val="scxw246012662"/>
                 <w:rFonts w:ascii="Montserrat" w:hAnsi="Montserrat" w:cs="Segoe UI"/>
                 <w:sz w:val="18"/>
                 <w:szCs w:val="18"/>
@@ -14470,33 +14206,7 @@
                 <w:sz w:val="18"/>
                 <w:szCs w:val="18"/>
               </w:rPr>
-              <w:t>2</w:t>
-            </w:r>
-            <w:r>
-              <w:rPr>
-                <w:rStyle w:val="scxw246012662"/>
-                <w:rFonts w:ascii="Montserrat" w:eastAsiaTheme="majorEastAsia" w:hAnsi="Montserrat"/>
-                <w:sz w:val="18"/>
-                <w:szCs w:val="18"/>
-              </w:rPr>
-              <w:t>.</w:t>
-            </w:r>
-            <w:r>
-              <w:rPr>
-                <w:rStyle w:val="scxw246012662"/>
-                <w:rFonts w:ascii="Montserrat" w:eastAsiaTheme="majorEastAsia" w:hAnsi="Montserrat" w:cs="Segoe UI"/>
-                <w:sz w:val="18"/>
-                <w:szCs w:val="18"/>
-              </w:rPr>
-              <w:t> </w:t>
-            </w:r>
-            <w:r>
-              <w:rPr>
-                <w:rFonts w:ascii="Montserrat" w:hAnsi="Montserrat" w:cs="Segoe UI"/>
-                <w:sz w:val="18"/>
-                <w:szCs w:val="18"/>
-              </w:rPr>
-              <w:br/>
+              <w:t>Een tweede belangrijk inzicht is dat digitale inclusie niet alleen over ouderen gaat. Ook jongeren, mensen in armoede, laaggeschoolden en mensen met een beperking kunnen uitgesloten worden. Daardoor besef ik beter dat je als IT’er niet mag ontwerpen vanuit je eigen vaardigheden alleen, maar vanuit een veel bredere gebruikersgroep.</w:t>
             </w:r>
           </w:p>
           <w:p>
@@ -14506,7 +14216,7 @@
               <w:jc w:val="both"/>
               <w:textAlignment w:val="baseline"/>
               <w:rPr>
-                <w:rStyle w:val="eop"/>
+                <w:rStyle w:val="scxw246012662"/>
                 <w:rFonts w:ascii="Montserrat" w:hAnsi="Montserrat" w:cs="Segoe UI"/>
                 <w:sz w:val="18"/>
                 <w:szCs w:val="18"/>
@@ -14516,243 +14226,50 @@
           <w:p>
             <w:pPr>
               <w:pStyle w:val="paragraph"/>
-              <w:spacing w:beforeAutospacing="0" w:after="0" w:afterAutospacing="0"/>
-              <w:jc w:val="both"/>
-              <w:textAlignment w:val="baseline"/>
-              <w:rPr>
-                <w:rStyle w:val="eop"/>
-                <w:rFonts w:ascii="Montserrat" w:hAnsi="Montserrat" w:cs="Segoe UI"/>
-                <w:sz w:val="18"/>
-                <w:szCs w:val="18"/>
-              </w:rPr>
-            </w:pPr>
-          </w:p>
-          <w:p>
-            <w:pPr>
-              <w:pStyle w:val="paragraph"/>
-              <w:spacing w:beforeAutospacing="0" w:after="0" w:afterAutospacing="0"/>
-              <w:jc w:val="both"/>
-              <w:textAlignment w:val="baseline"/>
-              <w:rPr>
-                <w:rStyle w:val="eop"/>
-                <w:rFonts w:ascii="Montserrat" w:hAnsi="Montserrat" w:cs="Segoe UI"/>
-                <w:sz w:val="18"/>
-                <w:szCs w:val="18"/>
-              </w:rPr>
-            </w:pPr>
-          </w:p>
-          <w:p>
-            <w:pPr>
-              <w:pStyle w:val="paragraph"/>
-              <w:spacing w:beforeAutospacing="0" w:after="0" w:afterAutospacing="0"/>
-              <w:jc w:val="both"/>
-              <w:textAlignment w:val="baseline"/>
-              <w:rPr>
-                <w:rStyle w:val="eop"/>
-                <w:rFonts w:ascii="Montserrat" w:hAnsi="Montserrat" w:cs="Segoe UI"/>
-                <w:sz w:val="18"/>
-                <w:szCs w:val="18"/>
-              </w:rPr>
-            </w:pPr>
-          </w:p>
-          <w:p>
-            <w:pPr>
-              <w:pStyle w:val="paragraph"/>
-              <w:spacing w:beforeAutospacing="0" w:after="0" w:afterAutospacing="0"/>
-              <w:jc w:val="both"/>
-              <w:textAlignment w:val="baseline"/>
-              <w:rPr>
-                <w:rStyle w:val="eop"/>
-                <w:rFonts w:ascii="Montserrat" w:hAnsi="Montserrat" w:cs="Segoe UI"/>
-                <w:sz w:val="18"/>
-                <w:szCs w:val="18"/>
-              </w:rPr>
-            </w:pPr>
-          </w:p>
-          <w:p>
-            <w:pPr>
-              <w:pStyle w:val="paragraph"/>
-              <w:spacing w:beforeAutospacing="0" w:after="0" w:afterAutospacing="0"/>
-              <w:jc w:val="both"/>
-              <w:textAlignment w:val="baseline"/>
-              <w:rPr>
-                <w:rStyle w:val="eop"/>
-                <w:rFonts w:ascii="Montserrat" w:hAnsi="Montserrat" w:cs="Segoe UI"/>
-                <w:sz w:val="18"/>
-                <w:szCs w:val="18"/>
-              </w:rPr>
-            </w:pPr>
-          </w:p>
-          <w:p>
-            <w:pPr>
-              <w:pStyle w:val="paragraph"/>
-              <w:spacing w:beforeAutospacing="0" w:after="0" w:afterAutospacing="0"/>
-              <w:jc w:val="both"/>
-              <w:textAlignment w:val="baseline"/>
-              <w:rPr>
-                <w:rStyle w:val="eop"/>
-                <w:rFonts w:ascii="Montserrat" w:hAnsi="Montserrat" w:cs="Segoe UI"/>
-                <w:sz w:val="18"/>
-                <w:szCs w:val="18"/>
-              </w:rPr>
-            </w:pPr>
-          </w:p>
-          <w:p>
-            <w:pPr>
-              <w:pStyle w:val="paragraph"/>
-              <w:spacing w:beforeAutospacing="0" w:after="0" w:afterAutospacing="0"/>
-              <w:jc w:val="both"/>
-              <w:textAlignment w:val="baseline"/>
-              <w:rPr>
-                <w:rStyle w:val="eop"/>
-                <w:rFonts w:ascii="Montserrat" w:hAnsi="Montserrat" w:cs="Segoe UI"/>
-                <w:sz w:val="18"/>
-                <w:szCs w:val="18"/>
-              </w:rPr>
-            </w:pPr>
-          </w:p>
-          <w:p>
-            <w:pPr>
-              <w:pStyle w:val="paragraph"/>
-              <w:spacing w:beforeAutospacing="0" w:after="0" w:afterAutospacing="0"/>
-              <w:jc w:val="both"/>
-              <w:textAlignment w:val="baseline"/>
-              <w:rPr>
-                <w:rStyle w:val="eop"/>
-                <w:rFonts w:ascii="Montserrat" w:hAnsi="Montserrat" w:cs="Segoe UI"/>
-                <w:sz w:val="18"/>
-                <w:szCs w:val="18"/>
-              </w:rPr>
-            </w:pPr>
-          </w:p>
-          <w:p>
-            <w:pPr>
-              <w:pStyle w:val="paragraph"/>
-              <w:spacing w:beforeAutospacing="0" w:after="0" w:afterAutospacing="0"/>
-              <w:jc w:val="both"/>
-              <w:textAlignment w:val="baseline"/>
-              <w:rPr>
-                <w:rStyle w:val="eop"/>
-                <w:rFonts w:ascii="Montserrat" w:hAnsi="Montserrat" w:cs="Segoe UI"/>
-                <w:sz w:val="18"/>
-                <w:szCs w:val="18"/>
-              </w:rPr>
-            </w:pPr>
-          </w:p>
-          <w:p>
-            <w:pPr>
-              <w:pStyle w:val="paragraph"/>
-              <w:spacing w:beforeAutospacing="0" w:after="0" w:afterAutospacing="0"/>
-              <w:jc w:val="both"/>
-              <w:textAlignment w:val="baseline"/>
-              <w:rPr>
-                <w:rFonts w:ascii="Montserrat" w:hAnsi="Montserrat" w:cs="Segoe UI"/>
-                <w:sz w:val="18"/>
-                <w:szCs w:val="18"/>
-              </w:rPr>
-            </w:pPr>
-            <w:r>
-              <w:rPr>
-                <w:rStyle w:val="eop"/>
-                <w:rFonts w:ascii="Montserrat" w:hAnsi="Montserrat" w:cs="Segoe UI"/>
-                <w:sz w:val="18"/>
-                <w:szCs w:val="18"/>
-              </w:rPr>
-              <w:t> </w:t>
-            </w:r>
-          </w:p>
-          <w:p>
-            <w:pPr>
-              <w:pStyle w:val="paragraph"/>
+              <w:numPr>
+                <w:ilvl w:val="0"/>
+                <w:numId w:val="39"/>
+              </w:numPr>
               <w:spacing w:beforeAutospacing="0" w:after="0" w:afterAutospacing="0"/>
               <w:ind w:left="360"/>
               <w:jc w:val="both"/>
               <w:textAlignment w:val="baseline"/>
               <w:rPr>
-                <w:rFonts w:ascii="Montserrat" w:hAnsi="Montserrat" w:cs="Segoe UI"/>
-                <w:sz w:val="18"/>
-                <w:szCs w:val="18"/>
-              </w:rPr>
-            </w:pPr>
-            <w:r>
-              <w:rPr>
-                <w:rStyle w:val="eop"/>
-                <w:rFonts w:ascii="Montserrat" w:hAnsi="Montserrat" w:cs="Segoe UI"/>
-                <w:sz w:val="18"/>
-                <w:szCs w:val="18"/>
-              </w:rPr>
-              <w:t>3</w:t>
-            </w:r>
-            <w:r>
-              <w:rPr>
-                <w:rStyle w:val="eop"/>
-                <w:rFonts w:ascii="Montserrat" w:hAnsi="Montserrat"/>
-                <w:sz w:val="18"/>
-                <w:szCs w:val="18"/>
-              </w:rPr>
-              <w:t>.</w:t>
-            </w:r>
-            <w:r>
-              <w:rPr>
-                <w:rStyle w:val="eop"/>
-                <w:rFonts w:ascii="Montserrat" w:hAnsi="Montserrat" w:cs="Segoe UI"/>
-                <w:sz w:val="18"/>
-                <w:szCs w:val="18"/>
-              </w:rPr>
-              <w:t> </w:t>
-            </w:r>
-          </w:p>
-          <w:p>
-            <w:pPr>
-              <w:pStyle w:val="paragraph"/>
-              <w:spacing w:beforeAutospacing="0" w:after="0" w:afterAutospacing="0"/>
-              <w:textAlignment w:val="baseline"/>
-              <w:rPr>
                 <w:rStyle w:val="eop"/>
                 <w:rFonts w:ascii="Montserrat" w:hAnsi="Montserrat" w:cs="Segoe UI"/>
                 <w:sz w:val="21"/>
                 <w:szCs w:val="21"/>
               </w:rPr>
             </w:pPr>
-          </w:p>
-          <w:p>
-            <w:pPr>
-              <w:pStyle w:val="paragraph"/>
-              <w:spacing w:beforeAutospacing="0" w:after="0" w:afterAutospacing="0"/>
-              <w:textAlignment w:val="baseline"/>
+            <w:r>
               <w:rPr>
                 <w:rStyle w:val="eop"/>
                 <w:rFonts w:ascii="Montserrat" w:hAnsi="Montserrat" w:cs="Segoe UI"/>
-                <w:sz w:val="21"/>
-                <w:szCs w:val="21"/>
-              </w:rPr>
-            </w:pPr>
-          </w:p>
-          <w:p>
-            <w:pPr>
-              <w:pStyle w:val="paragraph"/>
-              <w:spacing w:beforeAutospacing="0" w:after="0" w:afterAutospacing="0"/>
-              <w:textAlignment w:val="baseline"/>
+                <w:sz w:val="18"/>
+                <w:szCs w:val="18"/>
+              </w:rPr>
+              <w:t xml:space="preserve">Ik vond de zeven criteria voor digitale inclusie ook heel waardevol: vertrouwen, toegankelijkheid, compatibiliteit, gebruikers betrekken, duidelijke taal, transparantie en een stressvrije user </w:t>
+            </w:r>
+            <w:proofErr w:type="spellStart"/>
+            <w:r>
               <w:rPr>
                 <w:rStyle w:val="eop"/>
                 <w:rFonts w:ascii="Montserrat" w:hAnsi="Montserrat" w:cs="Segoe UI"/>
-                <w:sz w:val="21"/>
-                <w:szCs w:val="21"/>
-              </w:rPr>
-            </w:pPr>
-          </w:p>
-          <w:p>
-            <w:pPr>
-              <w:pStyle w:val="paragraph"/>
-              <w:spacing w:beforeAutospacing="0" w:after="0" w:afterAutospacing="0"/>
-              <w:textAlignment w:val="baseline"/>
+                <w:sz w:val="18"/>
+                <w:szCs w:val="18"/>
+              </w:rPr>
+              <w:t>journey</w:t>
+            </w:r>
+            <w:proofErr w:type="spellEnd"/>
+            <w:r>
               <w:rPr>
                 <w:rStyle w:val="eop"/>
                 <w:rFonts w:ascii="Montserrat" w:hAnsi="Montserrat" w:cs="Segoe UI"/>
-                <w:sz w:val="21"/>
-                <w:szCs w:val="21"/>
-              </w:rPr>
-            </w:pPr>
+                <w:sz w:val="18"/>
+                <w:szCs w:val="18"/>
+              </w:rPr>
+              <w:t>. Die criteria geven een bruikbaar kader om technologie niet alleen werkend, maar ook echt bruikbaar en menselijk te maken.</w:t>
+            </w:r>
           </w:p>
           <w:p>
             <w:pPr>
@@ -15182,16 +14699,16 @@
               <w:rPr>
                 <w:rStyle w:val="eop"/>
                 <w:rFonts w:ascii="Montserrat" w:hAnsi="Montserrat"/>
-                <w:sz w:val="20"/>
-                <w:szCs w:val="20"/>
+                <w:sz w:val="18"/>
+                <w:szCs w:val="18"/>
               </w:rPr>
             </w:pPr>
             <w:r>
               <w:rPr>
                 <w:rStyle w:val="eop"/>
                 <w:rFonts w:ascii="Montserrat" w:hAnsi="Montserrat"/>
-                <w:sz w:val="20"/>
-                <w:szCs w:val="20"/>
+                <w:sz w:val="18"/>
+                <w:szCs w:val="18"/>
               </w:rPr>
               <w:t>Ethisch dilemma 1:</w:t>
             </w:r>
@@ -15204,8 +14721,502 @@
               <w:textAlignment w:val="baseline"/>
               <w:rPr>
                 <w:rStyle w:val="eop"/>
-                <w:sz w:val="20"/>
-                <w:szCs w:val="20"/>
+                <w:sz w:val="18"/>
+                <w:szCs w:val="18"/>
+              </w:rPr>
+            </w:pPr>
+          </w:p>
+          <w:p>
+            <w:pPr>
+              <w:pStyle w:val="paragraph"/>
+              <w:spacing w:beforeAutospacing="0" w:after="0" w:afterAutospacing="0"/>
+              <w:jc w:val="both"/>
+              <w:textAlignment w:val="baseline"/>
+              <w:rPr>
+                <w:rStyle w:val="eop"/>
+                <w:rFonts w:asciiTheme="minorHAnsi" w:hAnsiTheme="minorHAnsi"/>
+                <w:sz w:val="18"/>
+                <w:szCs w:val="18"/>
+              </w:rPr>
+            </w:pPr>
+            <w:r>
+              <w:rPr>
+                <w:rStyle w:val="eop"/>
+                <w:rFonts w:asciiTheme="minorHAnsi" w:hAnsiTheme="minorHAnsi"/>
+                <w:sz w:val="18"/>
+                <w:szCs w:val="18"/>
+              </w:rPr>
+              <w:t>In een zorginstelling voor jongeren moeten begeleiders en andere medewerkers soms heel snel informatie kunnen raadplegen over een jongere, bijvoorbeeld bij een crisis, een medische noodsituatie of een veiligheidsincident. Als IT-beheerder wil je systemen zo inrichten dat hulpverleners snel kunnen handelen, maar tegelijk mag niet iedereen zomaar toegang hebben tot gevoelige gegevens. Het ethische dilemma zit dus tussen efficiënte zorgverlening en de bescherming van privacy.</w:t>
+            </w:r>
+          </w:p>
+          <w:p>
+            <w:pPr>
+              <w:pStyle w:val="paragraph"/>
+              <w:spacing w:beforeAutospacing="0" w:after="0" w:afterAutospacing="0"/>
+              <w:jc w:val="both"/>
+              <w:textAlignment w:val="baseline"/>
+              <w:rPr>
+                <w:rFonts w:ascii="Montserrat" w:hAnsi="Montserrat"/>
+                <w:sz w:val="18"/>
+                <w:szCs w:val="18"/>
+              </w:rPr>
+            </w:pPr>
+          </w:p>
+          <w:p>
+            <w:pPr>
+              <w:pStyle w:val="paragraph"/>
+              <w:numPr>
+                <w:ilvl w:val="0"/>
+                <w:numId w:val="5"/>
+              </w:numPr>
+              <w:spacing w:beforeAutospacing="0" w:after="0" w:afterAutospacing="0"/>
+              <w:jc w:val="both"/>
+              <w:textAlignment w:val="baseline"/>
+              <w:rPr>
+                <w:rFonts w:ascii="Montserrat" w:hAnsi="Montserrat"/>
+                <w:sz w:val="18"/>
+                <w:szCs w:val="18"/>
+              </w:rPr>
+            </w:pPr>
+            <w:r>
+              <w:rPr>
+                <w:rFonts w:ascii="Montserrat" w:hAnsi="Montserrat"/>
+                <w:sz w:val="18"/>
+                <w:szCs w:val="18"/>
+              </w:rPr>
+              <w:t>Impact op mens:</w:t>
+            </w:r>
+          </w:p>
+          <w:p>
+            <w:pPr>
+              <w:pStyle w:val="paragraph"/>
+              <w:spacing w:beforeAutospacing="0" w:after="0" w:afterAutospacing="0"/>
+              <w:ind w:left="360"/>
+              <w:jc w:val="both"/>
+              <w:textAlignment w:val="baseline"/>
+              <w:rPr>
+                <w:rFonts w:ascii="Montserrat" w:hAnsi="Montserrat"/>
+                <w:sz w:val="18"/>
+                <w:szCs w:val="18"/>
+              </w:rPr>
+            </w:pPr>
+          </w:p>
+          <w:p>
+            <w:pPr>
+              <w:pStyle w:val="paragraph"/>
+              <w:spacing w:beforeAutospacing="0" w:after="0" w:afterAutospacing="0"/>
+              <w:jc w:val="both"/>
+              <w:textAlignment w:val="baseline"/>
+              <w:rPr>
+                <w:rFonts w:asciiTheme="minorHAnsi" w:hAnsiTheme="minorHAnsi"/>
+                <w:sz w:val="18"/>
+                <w:szCs w:val="18"/>
+              </w:rPr>
+            </w:pPr>
+            <w:r>
+              <w:rPr>
+                <w:rStyle w:val="eop"/>
+                <w:rFonts w:asciiTheme="minorHAnsi" w:hAnsiTheme="minorHAnsi"/>
+                <w:sz w:val="18"/>
+                <w:szCs w:val="18"/>
+              </w:rPr>
+              <w:t>Snelle toegang tot informatie kan de veiligheid en begeleiding van jongeren verbeteren. Tegelijk kan te ruime toegang tot dossiers leiden tot verlies van vertrouwen, schaamte, stigmatisering of het gevoel dat hun privacy niet gerespecteerd wordt. Bij jongeren in een kwetsbare situatie is dat extra gevoelig.</w:t>
+            </w:r>
+          </w:p>
+          <w:p>
+            <w:pPr>
+              <w:pStyle w:val="paragraph"/>
+              <w:spacing w:beforeAutospacing="0" w:after="0" w:afterAutospacing="0"/>
+              <w:jc w:val="both"/>
+              <w:textAlignment w:val="baseline"/>
+              <w:rPr>
+                <w:rFonts w:ascii="Montserrat" w:hAnsi="Montserrat"/>
+                <w:sz w:val="18"/>
+                <w:szCs w:val="18"/>
+              </w:rPr>
+            </w:pPr>
+          </w:p>
+          <w:p>
+            <w:pPr>
+              <w:pStyle w:val="paragraph"/>
+              <w:numPr>
+                <w:ilvl w:val="0"/>
+                <w:numId w:val="5"/>
+              </w:numPr>
+              <w:spacing w:beforeAutospacing="0" w:after="0" w:afterAutospacing="0"/>
+              <w:jc w:val="both"/>
+              <w:textAlignment w:val="baseline"/>
+              <w:rPr>
+                <w:rFonts w:ascii="Montserrat" w:hAnsi="Montserrat"/>
+                <w:sz w:val="18"/>
+                <w:szCs w:val="18"/>
+              </w:rPr>
+            </w:pPr>
+            <w:r>
+              <w:rPr>
+                <w:rFonts w:ascii="Montserrat" w:hAnsi="Montserrat"/>
+                <w:sz w:val="18"/>
+                <w:szCs w:val="18"/>
+              </w:rPr>
+              <w:t>Impact op milieu:</w:t>
+            </w:r>
+          </w:p>
+          <w:p>
+            <w:pPr>
+              <w:pStyle w:val="paragraph"/>
+              <w:spacing w:beforeAutospacing="0" w:after="0" w:afterAutospacing="0"/>
+              <w:ind w:left="360"/>
+              <w:jc w:val="both"/>
+              <w:textAlignment w:val="baseline"/>
+              <w:rPr>
+                <w:rFonts w:ascii="Montserrat" w:hAnsi="Montserrat"/>
+                <w:sz w:val="18"/>
+                <w:szCs w:val="18"/>
+              </w:rPr>
+            </w:pPr>
+          </w:p>
+          <w:p>
+            <w:pPr>
+              <w:pStyle w:val="paragraph"/>
+              <w:spacing w:beforeAutospacing="0" w:after="0" w:afterAutospacing="0"/>
+              <w:jc w:val="both"/>
+              <w:textAlignment w:val="baseline"/>
+              <w:rPr>
+                <w:rFonts w:ascii="Montserrat" w:hAnsi="Montserrat"/>
+                <w:sz w:val="18"/>
+                <w:szCs w:val="18"/>
+              </w:rPr>
+            </w:pPr>
+            <w:r>
+              <w:rPr>
+                <w:rFonts w:ascii="Montserrat" w:hAnsi="Montserrat"/>
+                <w:sz w:val="18"/>
+                <w:szCs w:val="18"/>
+              </w:rPr>
+              <w:t xml:space="preserve">Hoe meer gegevens worden opgeslagen, geback-upt en gedeeld, hoe groter ook de digitale voetafdruk. </w:t>
+            </w:r>
+          </w:p>
+          <w:p>
+            <w:pPr>
+              <w:pStyle w:val="paragraph"/>
+              <w:spacing w:beforeAutospacing="0" w:after="0" w:afterAutospacing="0"/>
+              <w:jc w:val="both"/>
+              <w:textAlignment w:val="baseline"/>
+              <w:rPr>
+                <w:rFonts w:ascii="Montserrat" w:hAnsi="Montserrat"/>
+                <w:sz w:val="18"/>
+                <w:szCs w:val="18"/>
+              </w:rPr>
+            </w:pPr>
+          </w:p>
+          <w:p>
+            <w:pPr>
+              <w:pStyle w:val="paragraph"/>
+              <w:numPr>
+                <w:ilvl w:val="0"/>
+                <w:numId w:val="5"/>
+              </w:numPr>
+              <w:spacing w:beforeAutospacing="0" w:after="0" w:afterAutospacing="0"/>
+              <w:jc w:val="both"/>
+              <w:textAlignment w:val="baseline"/>
+              <w:rPr>
+                <w:rFonts w:ascii="Montserrat" w:hAnsi="Montserrat"/>
+                <w:sz w:val="18"/>
+                <w:szCs w:val="18"/>
+              </w:rPr>
+            </w:pPr>
+            <w:r>
+              <w:rPr>
+                <w:rFonts w:ascii="Montserrat" w:hAnsi="Montserrat"/>
+                <w:sz w:val="18"/>
+                <w:szCs w:val="18"/>
+              </w:rPr>
+              <w:t>Compliance/informatieveiligheid</w:t>
+            </w:r>
+            <w:r>
+              <w:rPr>
+                <w:rFonts w:ascii="Montserrat" w:hAnsi="Montserrat"/>
+                <w:sz w:val="18"/>
+                <w:szCs w:val="18"/>
+              </w:rPr>
+              <w:t>:</w:t>
+            </w:r>
+          </w:p>
+          <w:p>
+            <w:pPr>
+              <w:pStyle w:val="paragraph"/>
+              <w:spacing w:beforeAutospacing="0" w:after="0" w:afterAutospacing="0"/>
+              <w:ind w:left="360"/>
+              <w:jc w:val="both"/>
+              <w:textAlignment w:val="baseline"/>
+              <w:rPr>
+                <w:rFonts w:ascii="Montserrat" w:hAnsi="Montserrat"/>
+                <w:sz w:val="18"/>
+                <w:szCs w:val="18"/>
+              </w:rPr>
+            </w:pPr>
+          </w:p>
+          <w:p>
+            <w:pPr>
+              <w:rPr>
+                <w:rFonts w:ascii="Montserrat" w:eastAsia="Times New Roman" w:hAnsi="Montserrat" w:cs="Times New Roman"/>
+                <w:sz w:val="18"/>
+                <w:szCs w:val="18"/>
+                <w:lang w:eastAsia="nl-BE"/>
+              </w:rPr>
+            </w:pPr>
+            <w:r>
+              <w:rPr>
+                <w:rFonts w:ascii="Montserrat" w:eastAsia="Times New Roman" w:hAnsi="Montserrat" w:cs="Times New Roman"/>
+                <w:sz w:val="18"/>
+                <w:szCs w:val="18"/>
+                <w:lang w:eastAsia="nl-BE"/>
+              </w:rPr>
+              <w:t xml:space="preserve">Als IT-beheerder moet je werken volgens het </w:t>
+            </w:r>
+            <w:proofErr w:type="spellStart"/>
+            <w:r>
+              <w:rPr>
+                <w:rFonts w:ascii="Montserrat" w:eastAsia="Times New Roman" w:hAnsi="Montserrat" w:cs="Times New Roman"/>
+                <w:sz w:val="18"/>
+                <w:szCs w:val="18"/>
+                <w:lang w:eastAsia="nl-BE"/>
+              </w:rPr>
+              <w:t>need</w:t>
+            </w:r>
+            <w:proofErr w:type="spellEnd"/>
+            <w:r>
+              <w:rPr>
+                <w:rFonts w:ascii="Montserrat" w:eastAsia="Times New Roman" w:hAnsi="Montserrat" w:cs="Times New Roman"/>
+                <w:sz w:val="18"/>
+                <w:szCs w:val="18"/>
+                <w:lang w:eastAsia="nl-BE"/>
+              </w:rPr>
+              <w:t>-</w:t>
+            </w:r>
+            <w:proofErr w:type="spellStart"/>
+            <w:r>
+              <w:rPr>
+                <w:rFonts w:ascii="Montserrat" w:eastAsia="Times New Roman" w:hAnsi="Montserrat" w:cs="Times New Roman"/>
+                <w:sz w:val="18"/>
+                <w:szCs w:val="18"/>
+                <w:lang w:eastAsia="nl-BE"/>
+              </w:rPr>
+              <w:t>to</w:t>
+            </w:r>
+            <w:proofErr w:type="spellEnd"/>
+            <w:r>
+              <w:rPr>
+                <w:rFonts w:ascii="Montserrat" w:eastAsia="Times New Roman" w:hAnsi="Montserrat" w:cs="Times New Roman"/>
+                <w:sz w:val="18"/>
+                <w:szCs w:val="18"/>
+                <w:lang w:eastAsia="nl-BE"/>
+              </w:rPr>
+              <w:t>-</w:t>
+            </w:r>
+            <w:proofErr w:type="spellStart"/>
+            <w:r>
+              <w:rPr>
+                <w:rFonts w:ascii="Montserrat" w:eastAsia="Times New Roman" w:hAnsi="Montserrat" w:cs="Times New Roman"/>
+                <w:sz w:val="18"/>
+                <w:szCs w:val="18"/>
+                <w:lang w:eastAsia="nl-BE"/>
+              </w:rPr>
+              <w:t>know</w:t>
+            </w:r>
+            <w:proofErr w:type="spellEnd"/>
+            <w:r>
+              <w:rPr>
+                <w:rFonts w:ascii="Montserrat" w:eastAsia="Times New Roman" w:hAnsi="Montserrat" w:cs="Times New Roman"/>
+                <w:sz w:val="18"/>
+                <w:szCs w:val="18"/>
+                <w:lang w:eastAsia="nl-BE"/>
+              </w:rPr>
+              <w:t xml:space="preserve">-principe, met rollen en rechten, </w:t>
+            </w:r>
+            <w:proofErr w:type="spellStart"/>
+            <w:r>
+              <w:rPr>
+                <w:rFonts w:ascii="Montserrat" w:eastAsia="Times New Roman" w:hAnsi="Montserrat" w:cs="Times New Roman"/>
+                <w:sz w:val="18"/>
+                <w:szCs w:val="18"/>
+                <w:lang w:eastAsia="nl-BE"/>
+              </w:rPr>
+              <w:t>logging</w:t>
+            </w:r>
+            <w:proofErr w:type="spellEnd"/>
+            <w:r>
+              <w:rPr>
+                <w:rFonts w:ascii="Montserrat" w:eastAsia="Times New Roman" w:hAnsi="Montserrat" w:cs="Times New Roman"/>
+                <w:sz w:val="18"/>
+                <w:szCs w:val="18"/>
+                <w:lang w:eastAsia="nl-BE"/>
+              </w:rPr>
+              <w:t>, sterke authenticatie en minimale gegevensverwerking. Gezondheids- en begeleidingsgegevens zijn extra gevoelig. Te brede toegangen verhogen het risico op datalekken of intern misbruik.</w:t>
+            </w:r>
+          </w:p>
+          <w:p>
+            <w:pPr>
+              <w:pStyle w:val="paragraph"/>
+              <w:spacing w:beforeAutospacing="0" w:after="0" w:afterAutospacing="0"/>
+              <w:ind w:left="360"/>
+              <w:jc w:val="both"/>
+              <w:textAlignment w:val="baseline"/>
+              <w:rPr>
+                <w:rFonts w:ascii="Montserrat" w:hAnsi="Montserrat"/>
+                <w:sz w:val="18"/>
+                <w:szCs w:val="18"/>
+              </w:rPr>
+            </w:pPr>
+          </w:p>
+          <w:p>
+            <w:pPr>
+              <w:pStyle w:val="paragraph"/>
+              <w:numPr>
+                <w:ilvl w:val="0"/>
+                <w:numId w:val="5"/>
+              </w:numPr>
+              <w:spacing w:beforeAutospacing="0" w:after="0" w:afterAutospacing="0"/>
+              <w:jc w:val="both"/>
+              <w:textAlignment w:val="baseline"/>
+              <w:rPr>
+                <w:rFonts w:ascii="Montserrat" w:hAnsi="Montserrat"/>
+                <w:sz w:val="18"/>
+                <w:szCs w:val="18"/>
+              </w:rPr>
+            </w:pPr>
+            <w:r>
+              <w:rPr>
+                <w:rFonts w:ascii="Montserrat" w:hAnsi="Montserrat"/>
+                <w:sz w:val="18"/>
+                <w:szCs w:val="18"/>
+              </w:rPr>
+              <w:t>Wetgeving</w:t>
+            </w:r>
+            <w:r>
+              <w:rPr>
+                <w:rFonts w:ascii="Montserrat" w:hAnsi="Montserrat"/>
+                <w:sz w:val="18"/>
+                <w:szCs w:val="18"/>
+              </w:rPr>
+              <w:t>:</w:t>
+            </w:r>
+          </w:p>
+          <w:p>
+            <w:pPr>
+              <w:pStyle w:val="paragraph"/>
+              <w:spacing w:beforeAutospacing="0" w:after="0" w:afterAutospacing="0"/>
+              <w:ind w:left="360"/>
+              <w:jc w:val="both"/>
+              <w:textAlignment w:val="baseline"/>
+              <w:rPr>
+                <w:rFonts w:ascii="Montserrat" w:hAnsi="Montserrat"/>
+                <w:sz w:val="18"/>
+                <w:szCs w:val="18"/>
+              </w:rPr>
+            </w:pPr>
+          </w:p>
+          <w:p>
+            <w:pPr>
+              <w:rPr>
+                <w:rFonts w:ascii="Montserrat" w:hAnsi="Montserrat"/>
+                <w:sz w:val="18"/>
+                <w:szCs w:val="18"/>
+              </w:rPr>
+            </w:pPr>
+            <w:r>
+              <w:rPr>
+                <w:rStyle w:val="eop"/>
+                <w:rFonts w:ascii="Montserrat" w:eastAsia="Times New Roman" w:hAnsi="Montserrat" w:cs="Times New Roman"/>
+                <w:sz w:val="18"/>
+                <w:szCs w:val="18"/>
+                <w:lang w:eastAsia="nl-BE"/>
+              </w:rPr>
+              <w:t xml:space="preserve">GDPR verplicht organisaties om persoonsgegevens correct, </w:t>
+            </w:r>
+            <w:proofErr w:type="spellStart"/>
+            <w:r>
+              <w:rPr>
+                <w:rStyle w:val="eop"/>
+                <w:rFonts w:ascii="Montserrat" w:eastAsia="Times New Roman" w:hAnsi="Montserrat" w:cs="Times New Roman"/>
+                <w:sz w:val="18"/>
+                <w:szCs w:val="18"/>
+                <w:lang w:eastAsia="nl-BE"/>
+              </w:rPr>
+              <w:t>doelgebonden</w:t>
+            </w:r>
+            <w:proofErr w:type="spellEnd"/>
+            <w:r>
+              <w:rPr>
+                <w:rStyle w:val="eop"/>
+                <w:rFonts w:ascii="Montserrat" w:eastAsia="Times New Roman" w:hAnsi="Montserrat" w:cs="Times New Roman"/>
+                <w:sz w:val="18"/>
+                <w:szCs w:val="18"/>
+                <w:lang w:eastAsia="nl-BE"/>
+              </w:rPr>
+              <w:t xml:space="preserve"> en minimaal te verwerken. Voor gevoelige gegevens, zoals gezondheidsgegevens, gelden nog strengere regels. Ook moet de organisatie passende beveiligingsmaatregelen nemen.</w:t>
+            </w:r>
+          </w:p>
+        </w:tc>
+      </w:tr>
+    </w:tbl>
+    <w:p>
+      <w:pPr>
+        <w:rPr>
+          <w:sz w:val="18"/>
+          <w:szCs w:val="18"/>
+        </w:rPr>
+      </w:pPr>
+    </w:p>
+    <w:tbl>
+      <w:tblPr>
+        <w:tblStyle w:val="Tabelraster"/>
+        <w:tblW w:w="0" w:type="auto"/>
+        <w:shd w:val="clear" w:color="auto" w:fill="FADCC8" w:themeFill="accent2" w:themeFillTint="33"/>
+        <w:tblLook w:val="04A0" w:firstRow="1" w:lastRow="0" w:firstColumn="1" w:lastColumn="0" w:noHBand="0" w:noVBand="1"/>
+      </w:tblPr>
+      <w:tblGrid>
+        <w:gridCol w:w="9487"/>
+      </w:tblGrid>
+      <w:tr>
+        <w:tc>
+          <w:tcPr>
+            <w:tcW w:w="9487" w:type="dxa"/>
+            <w:shd w:val="clear" w:color="auto" w:fill="FADCC8" w:themeFill="accent2" w:themeFillTint="33"/>
+          </w:tcPr>
+          <w:p>
+            <w:pPr>
+              <w:pStyle w:val="paragraph"/>
+              <w:spacing w:beforeAutospacing="0" w:after="0" w:afterAutospacing="0"/>
+              <w:jc w:val="both"/>
+              <w:textAlignment w:val="baseline"/>
+              <w:rPr>
+                <w:rStyle w:val="eop"/>
+                <w:rFonts w:ascii="Montserrat" w:hAnsi="Montserrat"/>
+                <w:sz w:val="18"/>
+                <w:szCs w:val="18"/>
+              </w:rPr>
+            </w:pPr>
+            <w:r>
+              <w:rPr>
+                <w:rStyle w:val="eop"/>
+                <w:rFonts w:ascii="Montserrat" w:hAnsi="Montserrat"/>
+                <w:sz w:val="18"/>
+                <w:szCs w:val="18"/>
+              </w:rPr>
+              <w:t>Ethisch dilemma 2:</w:t>
+            </w:r>
+          </w:p>
+          <w:p>
+            <w:pPr>
+              <w:pStyle w:val="paragraph"/>
+              <w:spacing w:beforeAutospacing="0" w:after="0" w:afterAutospacing="0"/>
+              <w:jc w:val="both"/>
+              <w:textAlignment w:val="baseline"/>
+              <w:rPr>
+                <w:rStyle w:val="eop"/>
+                <w:sz w:val="18"/>
+                <w:szCs w:val="18"/>
               </w:rPr>
             </w:pPr>
           </w:p>
@@ -15232,50 +15243,52 @@
                     <w:rPr>
                       <w:rStyle w:val="eop"/>
                       <w:rFonts w:ascii="Montserrat" w:hAnsi="Montserrat"/>
-                      <w:sz w:val="20"/>
-                      <w:szCs w:val="20"/>
+                      <w:sz w:val="18"/>
+                      <w:szCs w:val="18"/>
                     </w:rPr>
                   </w:pPr>
-                </w:p>
-                <w:p>
-                  <w:pPr>
-                    <w:pStyle w:val="paragraph"/>
-                    <w:spacing w:beforeAutospacing="0" w:after="0" w:afterAutospacing="0"/>
-                    <w:jc w:val="both"/>
-                    <w:textAlignment w:val="baseline"/>
+                  <w:r>
                     <w:rPr>
-                      <w:rStyle w:val="eop"/>
-                      <w:sz w:val="20"/>
-                      <w:szCs w:val="20"/>
+                      <w:rFonts w:ascii="Montserrat" w:hAnsi="Montserrat"/>
+                      <w:sz w:val="18"/>
+                      <w:szCs w:val="18"/>
                     </w:rPr>
-                  </w:pPr>
-                </w:p>
-                <w:p>
-                  <w:pPr>
-                    <w:pStyle w:val="paragraph"/>
-                    <w:spacing w:beforeAutospacing="0" w:after="0" w:afterAutospacing="0"/>
-                    <w:jc w:val="both"/>
-                    <w:textAlignment w:val="baseline"/>
+                    <w:t xml:space="preserve">Een tweede dilemma is dat IT-beveiliging vaak vraagt om strenge maatregelen zoals </w:t>
+                  </w:r>
+                  <w:proofErr w:type="spellStart"/>
+                  <w:r>
                     <w:rPr>
-                      <w:rStyle w:val="eop"/>
-                      <w:sz w:val="20"/>
-                      <w:szCs w:val="20"/>
+                      <w:rFonts w:ascii="Montserrat" w:hAnsi="Montserrat"/>
+                      <w:sz w:val="18"/>
+                      <w:szCs w:val="18"/>
                     </w:rPr>
-                  </w:pPr>
-                </w:p>
-                <w:p>
-                  <w:pPr>
-                    <w:pStyle w:val="paragraph"/>
-                    <w:spacing w:beforeAutospacing="0" w:after="0" w:afterAutospacing="0"/>
-                    <w:jc w:val="both"/>
-                    <w:textAlignment w:val="baseline"/>
+                    <w:t>multifactor</w:t>
+                  </w:r>
+                  <w:proofErr w:type="spellEnd"/>
+                  <w:r>
                     <w:rPr>
-                      <w:rStyle w:val="eop"/>
                       <w:rFonts w:ascii="Montserrat" w:hAnsi="Montserrat"/>
-                      <w:sz w:val="20"/>
-                      <w:szCs w:val="20"/>
+                      <w:sz w:val="18"/>
+                      <w:szCs w:val="18"/>
                     </w:rPr>
-                  </w:pPr>
+                    <w:t xml:space="preserve">-authenticatie, beperkte toegangen, geblokkeerde websites of sterk afgeschermde toestellen. Die maatregelen verhogen de veiligheid, maar kunnen voor jongeren en medewerkers ook drempels creëren. Zeker in een zorgcontext, waar niet iedereen digitaal sterk is, kan te veel complexiteit leiden tot uitsluiting of onveilige omwegen. Wij krijgen bijvoorbeeld </w:t>
+                  </w:r>
+                  <w:r>
+                    <w:rPr>
+                      <w:rFonts w:ascii="Montserrat" w:hAnsi="Montserrat"/>
+                      <w:sz w:val="18"/>
+                      <w:szCs w:val="18"/>
+                    </w:rPr>
+                    <w:t>de vraag vaak om wachtwoorden af te schaven voor onze bewoners/leerlingen accounts</w:t>
+                  </w:r>
+                  <w:r>
+                    <w:rPr>
+                      <w:rFonts w:ascii="Montserrat" w:hAnsi="Montserrat"/>
+                      <w:sz w:val="18"/>
+                      <w:szCs w:val="18"/>
+                    </w:rPr>
+                    <w:t xml:space="preserve"> </w:t>
+                  </w:r>
                 </w:p>
               </w:tc>
             </w:tr>
@@ -15305,8 +15318,8 @@
               <w:textAlignment w:val="baseline"/>
               <w:rPr>
                 <w:rFonts w:ascii="Montserrat" w:hAnsi="Montserrat"/>
-                <w:sz w:val="20"/>
-                <w:szCs w:val="20"/>
+                <w:sz w:val="18"/>
+                <w:szCs w:val="18"/>
               </w:rPr>
             </w:pPr>
             <w:r>
@@ -15326,8 +15339,8 @@
               <w:textAlignment w:val="baseline"/>
               <w:rPr>
                 <w:rFonts w:ascii="Montserrat" w:hAnsi="Montserrat"/>
-                <w:sz w:val="20"/>
-                <w:szCs w:val="20"/>
+                <w:sz w:val="18"/>
+                <w:szCs w:val="18"/>
               </w:rPr>
             </w:pPr>
           </w:p>
@@ -15339,10 +15352,36 @@
               <w:textAlignment w:val="baseline"/>
               <w:rPr>
                 <w:rFonts w:ascii="Montserrat" w:hAnsi="Montserrat"/>
-                <w:sz w:val="20"/>
-                <w:szCs w:val="20"/>
-              </w:rPr>
-            </w:pPr>
+                <w:sz w:val="18"/>
+                <w:szCs w:val="18"/>
+              </w:rPr>
+            </w:pPr>
+            <w:r>
+              <w:rPr>
+                <w:rFonts w:ascii="Montserrat" w:hAnsi="Montserrat"/>
+                <w:sz w:val="18"/>
+                <w:szCs w:val="18"/>
+              </w:rPr>
+              <w:t xml:space="preserve">Goede beveiliging beschermt jongeren en medewerkers tegen datalekken, cyberpesten en misbruik van systemen. Maar als systemen te moeilijk worden, kunnen jongeren afhaken, afhankelijk worden van anderen of zich uitgesloten voelen. Ook medewerkers kunnen dan sneller wachtwoorden delen of </w:t>
+            </w:r>
+            <w:proofErr w:type="spellStart"/>
+            <w:r>
+              <w:rPr>
+                <w:rFonts w:ascii="Montserrat" w:hAnsi="Montserrat"/>
+                <w:sz w:val="18"/>
+                <w:szCs w:val="18"/>
+              </w:rPr>
+              <w:t>workarounds</w:t>
+            </w:r>
+            <w:proofErr w:type="spellEnd"/>
+            <w:r>
+              <w:rPr>
+                <w:rFonts w:ascii="Montserrat" w:hAnsi="Montserrat"/>
+                <w:sz w:val="18"/>
+                <w:szCs w:val="18"/>
+              </w:rPr>
+              <w:t xml:space="preserve"> gebruiken, wat opnieuw risico’s creëert.</w:t>
+            </w:r>
           </w:p>
           <w:p>
             <w:pPr>
@@ -15352,8 +15391,21 @@
               <w:textAlignment w:val="baseline"/>
               <w:rPr>
                 <w:rFonts w:ascii="Montserrat" w:hAnsi="Montserrat"/>
-                <w:sz w:val="20"/>
-                <w:szCs w:val="20"/>
+                <w:sz w:val="18"/>
+                <w:szCs w:val="18"/>
+              </w:rPr>
+            </w:pPr>
+          </w:p>
+          <w:p>
+            <w:pPr>
+              <w:pStyle w:val="paragraph"/>
+              <w:spacing w:beforeAutospacing="0" w:after="0" w:afterAutospacing="0"/>
+              <w:jc w:val="both"/>
+              <w:textAlignment w:val="baseline"/>
+              <w:rPr>
+                <w:rFonts w:ascii="Montserrat" w:hAnsi="Montserrat"/>
+                <w:sz w:val="18"/>
+                <w:szCs w:val="18"/>
               </w:rPr>
             </w:pPr>
           </w:p>
@@ -15369,8 +15421,8 @@
               <w:textAlignment w:val="baseline"/>
               <w:rPr>
                 <w:rFonts w:ascii="Montserrat" w:hAnsi="Montserrat"/>
-                <w:sz w:val="20"/>
-                <w:szCs w:val="20"/>
+                <w:sz w:val="18"/>
+                <w:szCs w:val="18"/>
               </w:rPr>
             </w:pPr>
             <w:r>
@@ -15381,6 +15433,20 @@
               </w:rPr>
               <w:t>Impact op milieu:</w:t>
             </w:r>
+          </w:p>
+          <w:p>
+            <w:pPr>
+              <w:pStyle w:val="paragraph"/>
+              <w:spacing w:beforeAutospacing="0" w:after="0" w:afterAutospacing="0"/>
+              <w:ind w:left="360"/>
+              <w:jc w:val="both"/>
+              <w:textAlignment w:val="baseline"/>
+              <w:rPr>
+                <w:rFonts w:ascii="Montserrat" w:hAnsi="Montserrat"/>
+                <w:sz w:val="18"/>
+                <w:szCs w:val="18"/>
+              </w:rPr>
+            </w:pPr>
           </w:p>
           <w:p>
             <w:pPr>
@@ -15390,10 +15456,36 @@
               <w:textAlignment w:val="baseline"/>
               <w:rPr>
                 <w:rFonts w:ascii="Montserrat" w:hAnsi="Montserrat"/>
-                <w:sz w:val="20"/>
-                <w:szCs w:val="20"/>
-              </w:rPr>
-            </w:pPr>
+                <w:sz w:val="18"/>
+                <w:szCs w:val="18"/>
+              </w:rPr>
+            </w:pPr>
+            <w:r>
+              <w:rPr>
+                <w:rFonts w:ascii="Montserrat" w:hAnsi="Montserrat"/>
+                <w:sz w:val="18"/>
+                <w:szCs w:val="18"/>
+              </w:rPr>
+              <w:t xml:space="preserve">Strengere beveiliging leidt soms tot snellere vervanging van oude toestellen of extra hardware, zoals tokens of nieuwe smartphones. Dat verhoogt e-waste en materiaalverbruik. Een ethische aanpak zoekt dus naar veilige oplossingen die ook duurzaam zijn, bijvoorbeeld door toestellen langer bruikbaar te houden en bewust aan </w:t>
+            </w:r>
+            <w:proofErr w:type="spellStart"/>
+            <w:r>
+              <w:rPr>
+                <w:rFonts w:ascii="Montserrat" w:hAnsi="Montserrat"/>
+                <w:sz w:val="18"/>
+                <w:szCs w:val="18"/>
+              </w:rPr>
+              <w:t>lifecyclebeheer</w:t>
+            </w:r>
+            <w:proofErr w:type="spellEnd"/>
+            <w:r>
+              <w:rPr>
+                <w:rFonts w:ascii="Montserrat" w:hAnsi="Montserrat"/>
+                <w:sz w:val="18"/>
+                <w:szCs w:val="18"/>
+              </w:rPr>
+              <w:t xml:space="preserve"> te doen.</w:t>
+            </w:r>
           </w:p>
           <w:p>
             <w:pPr>
@@ -15403,8 +15495,8 @@
               <w:textAlignment w:val="baseline"/>
               <w:rPr>
                 <w:rFonts w:ascii="Montserrat" w:hAnsi="Montserrat"/>
-                <w:sz w:val="20"/>
-                <w:szCs w:val="20"/>
+                <w:sz w:val="18"/>
+                <w:szCs w:val="18"/>
               </w:rPr>
             </w:pPr>
           </w:p>
@@ -15416,8 +15508,8 @@
               <w:textAlignment w:val="baseline"/>
               <w:rPr>
                 <w:rFonts w:ascii="Montserrat" w:hAnsi="Montserrat"/>
-                <w:sz w:val="20"/>
-                <w:szCs w:val="20"/>
+                <w:sz w:val="18"/>
+                <w:szCs w:val="18"/>
               </w:rPr>
             </w:pPr>
           </w:p>
@@ -15433,25 +15525,49 @@
               <w:textAlignment w:val="baseline"/>
               <w:rPr>
                 <w:rFonts w:ascii="Montserrat" w:hAnsi="Montserrat"/>
-                <w:sz w:val="20"/>
-                <w:szCs w:val="20"/>
-              </w:rPr>
-            </w:pPr>
-            <w:r>
-              <w:rPr>
-                <w:rFonts w:ascii="Montserrat" w:hAnsi="Montserrat"/>
-                <w:sz w:val="18"/>
-                <w:szCs w:val="18"/>
-              </w:rPr>
-              <w:t>Compliance/informatieveiligheid</w:t>
-            </w:r>
-            <w:r>
-              <w:rPr>
-                <w:rFonts w:ascii="Montserrat" w:hAnsi="Montserrat"/>
-                <w:sz w:val="18"/>
-                <w:szCs w:val="18"/>
-              </w:rPr>
-              <w:t>:</w:t>
+                <w:sz w:val="18"/>
+                <w:szCs w:val="18"/>
+              </w:rPr>
+            </w:pPr>
+            <w:r>
+              <w:rPr>
+                <w:rFonts w:ascii="Montserrat" w:hAnsi="Montserrat"/>
+                <w:sz w:val="18"/>
+                <w:szCs w:val="18"/>
+              </w:rPr>
+              <w:t>Compliance/informatieveiligheid:</w:t>
+            </w:r>
+          </w:p>
+          <w:p>
+            <w:pPr>
+              <w:pStyle w:val="paragraph"/>
+              <w:spacing w:beforeAutospacing="0" w:after="0" w:afterAutospacing="0"/>
+              <w:jc w:val="both"/>
+              <w:textAlignment w:val="baseline"/>
+              <w:rPr>
+                <w:rFonts w:ascii="Montserrat" w:hAnsi="Montserrat"/>
+                <w:sz w:val="18"/>
+                <w:szCs w:val="18"/>
+              </w:rPr>
+            </w:pPr>
+          </w:p>
+          <w:p>
+            <w:pPr>
+              <w:rPr>
+                <w:rFonts w:ascii="Montserrat" w:eastAsia="Times New Roman" w:hAnsi="Montserrat" w:cs="Times New Roman"/>
+                <w:sz w:val="18"/>
+                <w:szCs w:val="18"/>
+                <w:lang w:eastAsia="nl-BE"/>
+              </w:rPr>
+            </w:pPr>
+            <w:r>
+              <w:rPr>
+                <w:rFonts w:ascii="Montserrat" w:eastAsia="Times New Roman" w:hAnsi="Montserrat" w:cs="Times New Roman"/>
+                <w:sz w:val="18"/>
+                <w:szCs w:val="18"/>
+                <w:lang w:eastAsia="nl-BE"/>
+              </w:rPr>
+              <w:t>Beveiliging moet proportioneel zijn: sterk genoeg om risico’s te beperken, maar ook werkbaar voor de doelgroep. Goede informatieveiligheid is niet alleen technisch, maar ook mensgericht. Een systeem dat te complex is, wordt in de praktijk minder veilig omdat mensen het proberen te omzeilen.</w:t>
             </w:r>
           </w:p>
           <w:p>
@@ -15477,8 +15593,8 @@
               <w:textAlignment w:val="baseline"/>
               <w:rPr>
                 <w:rFonts w:ascii="Montserrat" w:hAnsi="Montserrat"/>
-                <w:sz w:val="20"/>
-                <w:szCs w:val="20"/>
+                <w:sz w:val="18"/>
+                <w:szCs w:val="18"/>
               </w:rPr>
             </w:pPr>
           </w:p>
@@ -15491,8 +15607,8 @@
               <w:textAlignment w:val="baseline"/>
               <w:rPr>
                 <w:rFonts w:ascii="Montserrat" w:hAnsi="Montserrat"/>
-                <w:sz w:val="20"/>
-                <w:szCs w:val="20"/>
+                <w:sz w:val="18"/>
+                <w:szCs w:val="18"/>
               </w:rPr>
             </w:pPr>
           </w:p>
@@ -15507,35 +15623,18 @@
               <w:jc w:val="both"/>
               <w:textAlignment w:val="baseline"/>
               <w:rPr>
-                <w:rStyle w:val="eop"/>
-                <w:rFonts w:ascii="Montserrat" w:hAnsi="Montserrat"/>
-                <w:sz w:val="20"/>
-                <w:szCs w:val="20"/>
-              </w:rPr>
-            </w:pPr>
-            <w:r>
-              <w:rPr>
-                <w:rFonts w:ascii="Montserrat" w:hAnsi="Montserrat"/>
-                <w:sz w:val="18"/>
-                <w:szCs w:val="18"/>
-              </w:rPr>
-              <w:t>Wetgeving</w:t>
-            </w:r>
-            <w:r>
-              <w:rPr>
-                <w:rFonts w:ascii="Montserrat" w:hAnsi="Montserrat"/>
-                <w:sz w:val="18"/>
-                <w:szCs w:val="18"/>
-              </w:rPr>
-              <w:t>:</w:t>
-            </w:r>
-            <w:r>
-              <w:rPr>
-                <w:rFonts w:ascii="Montserrat" w:hAnsi="Montserrat" w:cs="Segoe UI"/>
-                <w:sz w:val="18"/>
-                <w:szCs w:val="18"/>
-              </w:rPr>
-              <w:br/>
+                <w:rFonts w:ascii="Montserrat" w:hAnsi="Montserrat"/>
+                <w:sz w:val="18"/>
+                <w:szCs w:val="18"/>
+              </w:rPr>
+            </w:pPr>
+            <w:r>
+              <w:rPr>
+                <w:rFonts w:ascii="Montserrat" w:hAnsi="Montserrat"/>
+                <w:sz w:val="18"/>
+                <w:szCs w:val="18"/>
+              </w:rPr>
+              <w:t>Wetgeving:</w:t>
             </w:r>
           </w:p>
           <w:p>
@@ -15545,10 +15644,9 @@
               <w:jc w:val="both"/>
               <w:textAlignment w:val="baseline"/>
               <w:rPr>
-                <w:rStyle w:val="eop"/>
-                <w:rFonts w:ascii="Montserrat" w:hAnsi="Montserrat" w:cs="Segoe UI"/>
-                <w:sz w:val="21"/>
-                <w:szCs w:val="21"/>
+                <w:rFonts w:ascii="Montserrat" w:hAnsi="Montserrat"/>
+                <w:sz w:val="18"/>
+                <w:szCs w:val="18"/>
               </w:rPr>
             </w:pPr>
           </w:p>
@@ -15556,46 +15654,202 @@
             <w:pPr>
               <w:pStyle w:val="paragraph"/>
               <w:spacing w:beforeAutospacing="0" w:after="0" w:afterAutospacing="0"/>
-              <w:jc w:val="both"/>
               <w:textAlignment w:val="baseline"/>
               <w:rPr>
-                <w:rStyle w:val="eop"/>
+                <w:rFonts w:ascii="Montserrat" w:hAnsi="Montserrat"/>
+                <w:sz w:val="18"/>
+                <w:szCs w:val="18"/>
+              </w:rPr>
+            </w:pPr>
+            <w:r>
+              <w:rPr>
                 <w:rFonts w:ascii="Montserrat" w:hAnsi="Montserrat" w:cs="Segoe UI"/>
-                <w:sz w:val="21"/>
-                <w:szCs w:val="21"/>
-              </w:rPr>
-            </w:pPr>
-          </w:p>
-          <w:p>
-            <w:pPr>
-              <w:rPr>
-                <w:rFonts w:ascii="Montserrat" w:hAnsi="Montserrat"/>
-                <w:sz w:val="21"/>
-                <w:szCs w:val="21"/>
-              </w:rPr>
-            </w:pPr>
-          </w:p>
-          <w:p>
-            <w:pPr>
-              <w:rPr>
-                <w:rFonts w:ascii="Montserrat" w:hAnsi="Montserrat"/>
-                <w:sz w:val="21"/>
-                <w:szCs w:val="21"/>
-              </w:rPr>
-            </w:pPr>
-          </w:p>
-          <w:p>
-            <w:pPr>
-              <w:rPr>
-                <w:rFonts w:ascii="Montserrat" w:hAnsi="Montserrat"/>
-                <w:sz w:val="21"/>
-                <w:szCs w:val="21"/>
+                <w:sz w:val="18"/>
+                <w:szCs w:val="18"/>
+              </w:rPr>
+              <w:t>De</w:t>
+            </w:r>
+            <w:r>
+              <w:rPr>
+                <w:rFonts w:ascii="Montserrat" w:hAnsi="Montserrat" w:cs="Segoe UI"/>
+                <w:sz w:val="18"/>
+                <w:szCs w:val="18"/>
+              </w:rPr>
+              <w:t xml:space="preserve"> Algemene Verordening Gegevensbescherming</w:t>
+            </w:r>
+            <w:r>
+              <w:rPr>
+                <w:rFonts w:ascii="Montserrat" w:hAnsi="Montserrat" w:cs="Segoe UI"/>
+                <w:sz w:val="18"/>
+                <w:szCs w:val="18"/>
+              </w:rPr>
+              <w:t xml:space="preserve"> </w:t>
+            </w:r>
+            <w:r>
+              <w:rPr>
+                <w:rFonts w:ascii="Montserrat" w:hAnsi="Montserrat" w:cs="Segoe UI"/>
+                <w:sz w:val="18"/>
+                <w:szCs w:val="18"/>
+              </w:rPr>
+              <w:t>(</w:t>
+            </w:r>
+            <w:r>
+              <w:rPr>
+                <w:rFonts w:ascii="Montserrat" w:hAnsi="Montserrat" w:cs="Segoe UI"/>
+                <w:sz w:val="18"/>
+                <w:szCs w:val="18"/>
+              </w:rPr>
+              <w:t>AVG</w:t>
+            </w:r>
+            <w:r>
+              <w:rPr>
+                <w:rFonts w:ascii="Montserrat" w:hAnsi="Montserrat" w:cs="Segoe UI"/>
+                <w:sz w:val="18"/>
+                <w:szCs w:val="18"/>
+              </w:rPr>
+              <w:t>)</w:t>
+            </w:r>
+            <w:r>
+              <w:rPr>
+                <w:rFonts w:ascii="Montserrat" w:hAnsi="Montserrat" w:cs="Segoe UI"/>
+                <w:sz w:val="18"/>
+                <w:szCs w:val="18"/>
+              </w:rPr>
+              <w:t xml:space="preserve"> vraagt niet alleen bescherming van persoonsgegevens, maar ook passende technische en organisatorische maatregelen. Daarnaast is digitale toegankelijkheid belangrijk: digitale diensten mogen mensen niet onnodig uitsluiten. Als een organisatie onder specifieke toegankelijkheidsregels valt, moeten websites en apps ook bruikbaar zijn voor mensen met beperkingen of lagere digitale vaardigheden. Voor cyberveiligheid is in België ook de NIS2-wet van 26 april 2024 relevant</w:t>
+            </w:r>
+            <w:r>
+              <w:rPr>
+                <w:rFonts w:ascii="Montserrat" w:hAnsi="Montserrat" w:cs="Segoe UI"/>
+                <w:sz w:val="18"/>
+                <w:szCs w:val="18"/>
+              </w:rPr>
+              <w:t>, wij moeten hier ook aan voldoen.</w:t>
+            </w:r>
+          </w:p>
+          <w:p>
+            <w:pPr>
+              <w:rPr>
+                <w:rFonts w:ascii="Montserrat" w:hAnsi="Montserrat"/>
+                <w:sz w:val="18"/>
+                <w:szCs w:val="18"/>
+              </w:rPr>
+            </w:pPr>
+          </w:p>
+          <w:p>
+            <w:pPr>
+              <w:rPr>
+                <w:rFonts w:ascii="Montserrat" w:hAnsi="Montserrat"/>
+                <w:sz w:val="18"/>
+                <w:szCs w:val="18"/>
               </w:rPr>
             </w:pPr>
           </w:p>
         </w:tc>
       </w:tr>
     </w:tbl>
+    <w:p>
+      <w:pPr>
+        <w:rPr>
+          <w:rFonts w:ascii="Montserrat ExtraBold" w:hAnsi="Montserrat ExtraBold"/>
+          <w:sz w:val="24"/>
+          <w:szCs w:val="24"/>
+        </w:rPr>
+      </w:pPr>
+      <w:r>
+        <w:rPr>
+          <w:sz w:val="18"/>
+          <w:szCs w:val="18"/>
+        </w:rPr>
+        <w:lastRenderedPageBreak/>
+        <w:br w:type="page"/>
+      </w:r>
+    </w:p>
+    <w:p>
+      <w:pPr>
+        <w:pStyle w:val="Kop2"/>
+        <w:rPr>
+          <w:b/>
+          <w:bCs/>
+          <w:sz w:val="18"/>
+          <w:szCs w:val="18"/>
+        </w:rPr>
+      </w:pPr>
+      <w:bookmarkStart w:id="33" w:name="_Toc231160248"/>
+      <w:r>
+        <w:rPr>
+          <w:b/>
+          <w:bCs/>
+          <w:sz w:val="18"/>
+          <w:szCs w:val="18"/>
+        </w:rPr>
+        <w:lastRenderedPageBreak/>
+        <w:t>2</w:t>
+      </w:r>
+      <w:r>
+        <w:rPr>
+          <w:b/>
+          <w:bCs/>
+          <w:sz w:val="18"/>
+          <w:szCs w:val="18"/>
+        </w:rPr>
+        <w:t xml:space="preserve">.3 </w:t>
+      </w:r>
+      <w:r>
+        <w:rPr>
+          <w:b/>
+          <w:bCs/>
+          <w:sz w:val="18"/>
+          <w:szCs w:val="18"/>
+        </w:rPr>
+        <w:t>Retrospectieve</w:t>
+      </w:r>
+      <w:r>
+        <w:rPr>
+          <w:b/>
+          <w:bCs/>
+          <w:sz w:val="18"/>
+          <w:szCs w:val="18"/>
+        </w:rPr>
+        <w:t xml:space="preserve"> “</w:t>
+      </w:r>
+      <w:r>
+        <w:rPr>
+          <w:b/>
+          <w:bCs/>
+          <w:sz w:val="18"/>
+          <w:szCs w:val="18"/>
+        </w:rPr>
+        <w:t>M</w:t>
+      </w:r>
+      <w:r>
+        <w:rPr>
+          <w:b/>
+          <w:bCs/>
+          <w:sz w:val="18"/>
+          <w:szCs w:val="18"/>
+        </w:rPr>
+        <w:t xml:space="preserve">aatschappij &amp; </w:t>
+      </w:r>
+      <w:r>
+        <w:rPr>
+          <w:b/>
+          <w:bCs/>
+          <w:sz w:val="18"/>
+          <w:szCs w:val="18"/>
+        </w:rPr>
+        <w:t>IT</w:t>
+      </w:r>
+      <w:r>
+        <w:rPr>
+          <w:b/>
+          <w:bCs/>
+          <w:sz w:val="18"/>
+          <w:szCs w:val="18"/>
+        </w:rPr>
+        <w:t>”</w:t>
+      </w:r>
+      <w:bookmarkEnd w:id="33"/>
+    </w:p>
     <w:p>
       <w:pPr>
         <w:rPr>
@@ -15622,405 +15876,320 @@
           </w:tcPr>
           <w:p>
             <w:pPr>
-              <w:pStyle w:val="paragraph"/>
-              <w:spacing w:beforeAutospacing="0" w:after="0" w:afterAutospacing="0"/>
-              <w:jc w:val="both"/>
-              <w:textAlignment w:val="baseline"/>
-              <w:rPr>
-                <w:rStyle w:val="eop"/>
-                <w:rFonts w:ascii="Montserrat" w:hAnsi="Montserrat"/>
-                <w:sz w:val="20"/>
-                <w:szCs w:val="20"/>
-              </w:rPr>
-            </w:pPr>
-            <w:r>
-              <w:rPr>
-                <w:rStyle w:val="eop"/>
-                <w:rFonts w:ascii="Montserrat" w:hAnsi="Montserrat"/>
-                <w:sz w:val="20"/>
-                <w:szCs w:val="20"/>
-              </w:rPr>
-              <w:t>Ethisch dilemma 2:</w:t>
-            </w:r>
-          </w:p>
-          <w:p>
-            <w:pPr>
-              <w:pStyle w:val="paragraph"/>
-              <w:spacing w:beforeAutospacing="0" w:after="0" w:afterAutospacing="0"/>
-              <w:jc w:val="both"/>
-              <w:textAlignment w:val="baseline"/>
-              <w:rPr>
-                <w:rStyle w:val="eop"/>
-                <w:sz w:val="20"/>
-                <w:szCs w:val="20"/>
-              </w:rPr>
-            </w:pPr>
-          </w:p>
-          <w:tbl>
-            <w:tblPr>
-              <w:tblStyle w:val="Tabelraster"/>
-              <w:tblW w:w="0" w:type="auto"/>
-              <w:tblLook w:val="04A0" w:firstRow="1" w:lastRow="0" w:firstColumn="1" w:lastColumn="0" w:noHBand="0" w:noVBand="1"/>
-            </w:tblPr>
-            <w:tblGrid>
-              <w:gridCol w:w="9261"/>
-            </w:tblGrid>
-            <w:tr>
-              <w:tc>
-                <w:tcPr>
-                  <w:tcW w:w="9261" w:type="dxa"/>
-                </w:tcPr>
-                <w:p>
-                  <w:pPr>
-                    <w:pStyle w:val="paragraph"/>
-                    <w:spacing w:beforeAutospacing="0" w:after="0" w:afterAutospacing="0"/>
-                    <w:jc w:val="both"/>
-                    <w:textAlignment w:val="baseline"/>
-                    <w:rPr>
-                      <w:rStyle w:val="eop"/>
-                      <w:rFonts w:ascii="Montserrat" w:hAnsi="Montserrat"/>
-                      <w:sz w:val="20"/>
-                      <w:szCs w:val="20"/>
-                    </w:rPr>
-                  </w:pPr>
-                </w:p>
-                <w:p>
-                  <w:pPr>
-                    <w:pStyle w:val="paragraph"/>
-                    <w:spacing w:beforeAutospacing="0" w:after="0" w:afterAutospacing="0"/>
-                    <w:jc w:val="both"/>
-                    <w:textAlignment w:val="baseline"/>
-                    <w:rPr>
-                      <w:rStyle w:val="eop"/>
-                      <w:sz w:val="20"/>
-                      <w:szCs w:val="20"/>
-                    </w:rPr>
-                  </w:pPr>
-                </w:p>
-                <w:p>
-                  <w:pPr>
-                    <w:pStyle w:val="paragraph"/>
-                    <w:spacing w:beforeAutospacing="0" w:after="0" w:afterAutospacing="0"/>
-                    <w:jc w:val="both"/>
-                    <w:textAlignment w:val="baseline"/>
-                    <w:rPr>
-                      <w:rStyle w:val="eop"/>
-                      <w:sz w:val="20"/>
-                      <w:szCs w:val="20"/>
-                    </w:rPr>
-                  </w:pPr>
-                </w:p>
-                <w:p>
-                  <w:pPr>
-                    <w:pStyle w:val="paragraph"/>
-                    <w:spacing w:beforeAutospacing="0" w:after="0" w:afterAutospacing="0"/>
-                    <w:jc w:val="both"/>
-                    <w:textAlignment w:val="baseline"/>
-                    <w:rPr>
-                      <w:rStyle w:val="eop"/>
-                      <w:rFonts w:ascii="Montserrat" w:hAnsi="Montserrat"/>
-                      <w:sz w:val="20"/>
-                      <w:szCs w:val="20"/>
-                    </w:rPr>
-                  </w:pPr>
-                </w:p>
-              </w:tc>
-            </w:tr>
-          </w:tbl>
-          <w:p>
-            <w:pPr>
-              <w:pStyle w:val="paragraph"/>
-              <w:spacing w:beforeAutospacing="0" w:after="0" w:afterAutospacing="0"/>
-              <w:jc w:val="both"/>
-              <w:textAlignment w:val="baseline"/>
-              <w:rPr>
-                <w:rFonts w:ascii="Montserrat" w:hAnsi="Montserrat"/>
-                <w:sz w:val="18"/>
-                <w:szCs w:val="18"/>
-              </w:rPr>
-            </w:pPr>
-          </w:p>
-          <w:p>
-            <w:pPr>
-              <w:pStyle w:val="paragraph"/>
+              <w:rPr>
+                <w:sz w:val="18"/>
+                <w:szCs w:val="18"/>
+              </w:rPr>
+            </w:pPr>
+            <w:r>
+              <w:rPr>
+                <w:sz w:val="18"/>
+                <w:szCs w:val="18"/>
+              </w:rPr>
+              <w:t>1. Omschrijf de pijler in maximum 3 kernwoorden.</w:t>
+            </w:r>
+          </w:p>
+          <w:p>
+            <w:pPr>
+              <w:rPr>
+                <w:sz w:val="18"/>
+                <w:szCs w:val="18"/>
+              </w:rPr>
+            </w:pPr>
+          </w:p>
+          <w:p>
+            <w:pPr>
+              <w:rPr>
+                <w:sz w:val="18"/>
+                <w:szCs w:val="18"/>
+              </w:rPr>
+            </w:pPr>
+            <w:r>
+              <w:rPr>
+                <w:sz w:val="18"/>
+                <w:szCs w:val="18"/>
+              </w:rPr>
+              <w:t>Mensgericht, verantwoordelijk, kritisch</w:t>
+            </w:r>
+          </w:p>
+          <w:p>
+            <w:pPr>
+              <w:rPr>
+                <w:sz w:val="18"/>
+                <w:szCs w:val="18"/>
+              </w:rPr>
+            </w:pPr>
+          </w:p>
+          <w:p>
+            <w:pPr>
+              <w:rPr>
+                <w:sz w:val="18"/>
+                <w:szCs w:val="18"/>
+              </w:rPr>
+            </w:pPr>
+          </w:p>
+          <w:p>
+            <w:pPr>
+              <w:pStyle w:val="Lijstalinea"/>
               <w:numPr>
                 <w:ilvl w:val="0"/>
-                <w:numId w:val="5"/>
+                <w:numId w:val="27"/>
               </w:numPr>
-              <w:spacing w:beforeAutospacing="0" w:after="0" w:afterAutospacing="0"/>
-              <w:jc w:val="both"/>
-              <w:textAlignment w:val="baseline"/>
-              <w:rPr>
-                <w:rFonts w:ascii="Montserrat" w:hAnsi="Montserrat"/>
-                <w:sz w:val="20"/>
-                <w:szCs w:val="20"/>
-              </w:rPr>
-            </w:pPr>
-            <w:r>
-              <w:rPr>
-                <w:rFonts w:ascii="Montserrat" w:hAnsi="Montserrat"/>
-                <w:sz w:val="18"/>
-                <w:szCs w:val="18"/>
-              </w:rPr>
-              <w:t>Impact op mens:</w:t>
-            </w:r>
-          </w:p>
-          <w:p>
-            <w:pPr>
-              <w:pStyle w:val="paragraph"/>
-              <w:spacing w:beforeAutospacing="0" w:after="0" w:afterAutospacing="0"/>
-              <w:jc w:val="both"/>
-              <w:textAlignment w:val="baseline"/>
-              <w:rPr>
-                <w:rFonts w:ascii="Montserrat" w:hAnsi="Montserrat"/>
-                <w:sz w:val="20"/>
-                <w:szCs w:val="20"/>
-              </w:rPr>
-            </w:pPr>
-          </w:p>
-          <w:p>
-            <w:pPr>
-              <w:pStyle w:val="paragraph"/>
-              <w:spacing w:beforeAutospacing="0" w:after="0" w:afterAutospacing="0"/>
-              <w:jc w:val="both"/>
-              <w:textAlignment w:val="baseline"/>
-              <w:rPr>
-                <w:rFonts w:ascii="Montserrat" w:hAnsi="Montserrat"/>
-                <w:sz w:val="20"/>
-                <w:szCs w:val="20"/>
-              </w:rPr>
-            </w:pPr>
-          </w:p>
-          <w:p>
-            <w:pPr>
-              <w:pStyle w:val="paragraph"/>
-              <w:spacing w:beforeAutospacing="0" w:after="0" w:afterAutospacing="0"/>
-              <w:jc w:val="both"/>
-              <w:textAlignment w:val="baseline"/>
-              <w:rPr>
-                <w:rFonts w:ascii="Montserrat" w:hAnsi="Montserrat"/>
-                <w:sz w:val="20"/>
-                <w:szCs w:val="20"/>
-              </w:rPr>
-            </w:pPr>
-          </w:p>
-          <w:p>
-            <w:pPr>
-              <w:pStyle w:val="paragraph"/>
-              <w:numPr>
-                <w:ilvl w:val="0"/>
-                <w:numId w:val="5"/>
-              </w:numPr>
-              <w:spacing w:beforeAutospacing="0" w:after="0" w:afterAutospacing="0"/>
-              <w:jc w:val="both"/>
-              <w:textAlignment w:val="baseline"/>
-              <w:rPr>
-                <w:rFonts w:ascii="Montserrat" w:hAnsi="Montserrat"/>
-                <w:sz w:val="20"/>
-                <w:szCs w:val="20"/>
-              </w:rPr>
-            </w:pPr>
-            <w:r>
-              <w:rPr>
-                <w:rFonts w:ascii="Montserrat" w:hAnsi="Montserrat"/>
-                <w:sz w:val="18"/>
-                <w:szCs w:val="18"/>
-              </w:rPr>
-              <w:t>Impact op milieu:</w:t>
-            </w:r>
-          </w:p>
-          <w:p>
-            <w:pPr>
-              <w:pStyle w:val="paragraph"/>
-              <w:spacing w:beforeAutospacing="0" w:after="0" w:afterAutospacing="0"/>
-              <w:jc w:val="both"/>
-              <w:textAlignment w:val="baseline"/>
-              <w:rPr>
-                <w:rFonts w:ascii="Montserrat" w:hAnsi="Montserrat"/>
-                <w:sz w:val="20"/>
-                <w:szCs w:val="20"/>
-              </w:rPr>
-            </w:pPr>
-          </w:p>
-          <w:p>
-            <w:pPr>
-              <w:pStyle w:val="paragraph"/>
-              <w:spacing w:beforeAutospacing="0" w:after="0" w:afterAutospacing="0"/>
-              <w:jc w:val="both"/>
-              <w:textAlignment w:val="baseline"/>
-              <w:rPr>
-                <w:rFonts w:ascii="Montserrat" w:hAnsi="Montserrat"/>
-                <w:sz w:val="20"/>
-                <w:szCs w:val="20"/>
-              </w:rPr>
-            </w:pPr>
-          </w:p>
-          <w:p>
-            <w:pPr>
-              <w:pStyle w:val="paragraph"/>
-              <w:spacing w:beforeAutospacing="0" w:after="0" w:afterAutospacing="0"/>
-              <w:jc w:val="both"/>
-              <w:textAlignment w:val="baseline"/>
-              <w:rPr>
-                <w:rFonts w:ascii="Montserrat" w:hAnsi="Montserrat"/>
-                <w:sz w:val="20"/>
-                <w:szCs w:val="20"/>
-              </w:rPr>
-            </w:pPr>
-          </w:p>
-          <w:p>
-            <w:pPr>
-              <w:pStyle w:val="paragraph"/>
-              <w:numPr>
-                <w:ilvl w:val="0"/>
-                <w:numId w:val="5"/>
-              </w:numPr>
-              <w:spacing w:beforeAutospacing="0" w:after="0" w:afterAutospacing="0"/>
-              <w:jc w:val="both"/>
-              <w:textAlignment w:val="baseline"/>
-              <w:rPr>
-                <w:rFonts w:ascii="Montserrat" w:hAnsi="Montserrat"/>
-                <w:sz w:val="20"/>
-                <w:szCs w:val="20"/>
-              </w:rPr>
-            </w:pPr>
-            <w:r>
-              <w:rPr>
-                <w:rFonts w:ascii="Montserrat" w:hAnsi="Montserrat"/>
-                <w:sz w:val="18"/>
-                <w:szCs w:val="18"/>
-              </w:rPr>
-              <w:t>Compliance/informatieveiligheid:</w:t>
-            </w:r>
-          </w:p>
-          <w:p>
-            <w:pPr>
-              <w:pStyle w:val="paragraph"/>
-              <w:spacing w:beforeAutospacing="0" w:after="0" w:afterAutospacing="0"/>
-              <w:ind w:left="360"/>
-              <w:jc w:val="both"/>
-              <w:textAlignment w:val="baseline"/>
-              <w:rPr>
-                <w:rFonts w:ascii="Montserrat" w:hAnsi="Montserrat"/>
-                <w:sz w:val="18"/>
-                <w:szCs w:val="18"/>
-              </w:rPr>
-            </w:pPr>
-          </w:p>
-          <w:p>
-            <w:pPr>
-              <w:pStyle w:val="paragraph"/>
-              <w:spacing w:beforeAutospacing="0" w:after="0" w:afterAutospacing="0"/>
-              <w:ind w:left="360"/>
-              <w:jc w:val="both"/>
-              <w:textAlignment w:val="baseline"/>
-              <w:rPr>
-                <w:rFonts w:ascii="Montserrat" w:hAnsi="Montserrat"/>
-                <w:sz w:val="20"/>
-                <w:szCs w:val="20"/>
-              </w:rPr>
-            </w:pPr>
-          </w:p>
-          <w:p>
-            <w:pPr>
-              <w:pStyle w:val="paragraph"/>
-              <w:spacing w:beforeAutospacing="0" w:after="0" w:afterAutospacing="0"/>
-              <w:ind w:left="360"/>
-              <w:jc w:val="both"/>
-              <w:textAlignment w:val="baseline"/>
-              <w:rPr>
-                <w:rFonts w:ascii="Montserrat" w:hAnsi="Montserrat"/>
-                <w:sz w:val="20"/>
-                <w:szCs w:val="20"/>
-              </w:rPr>
-            </w:pPr>
-          </w:p>
-          <w:p>
-            <w:pPr>
-              <w:pStyle w:val="paragraph"/>
-              <w:numPr>
-                <w:ilvl w:val="0"/>
-                <w:numId w:val="5"/>
-              </w:numPr>
-              <w:spacing w:beforeAutospacing="0" w:after="0" w:afterAutospacing="0"/>
-              <w:jc w:val="both"/>
-              <w:textAlignment w:val="baseline"/>
-              <w:rPr>
-                <w:rStyle w:val="eop"/>
-                <w:rFonts w:ascii="Montserrat" w:hAnsi="Montserrat"/>
-                <w:sz w:val="20"/>
-                <w:szCs w:val="20"/>
-              </w:rPr>
-            </w:pPr>
-            <w:r>
-              <w:rPr>
-                <w:rFonts w:ascii="Montserrat" w:hAnsi="Montserrat"/>
-                <w:sz w:val="18"/>
-                <w:szCs w:val="18"/>
-              </w:rPr>
-              <w:t>Wetgeving:</w:t>
-            </w:r>
-            <w:r>
-              <w:rPr>
-                <w:rFonts w:ascii="Montserrat" w:hAnsi="Montserrat" w:cs="Segoe UI"/>
-                <w:sz w:val="18"/>
-                <w:szCs w:val="18"/>
-              </w:rPr>
-              <w:br/>
-            </w:r>
-          </w:p>
-          <w:p>
-            <w:pPr>
-              <w:pStyle w:val="paragraph"/>
-              <w:spacing w:beforeAutospacing="0" w:after="0" w:afterAutospacing="0"/>
-              <w:jc w:val="both"/>
-              <w:textAlignment w:val="baseline"/>
-              <w:rPr>
-                <w:rStyle w:val="eop"/>
-                <w:rFonts w:ascii="Montserrat" w:hAnsi="Montserrat" w:cs="Segoe UI"/>
-                <w:sz w:val="21"/>
-                <w:szCs w:val="21"/>
-              </w:rPr>
-            </w:pPr>
-          </w:p>
-          <w:p>
-            <w:pPr>
-              <w:pStyle w:val="paragraph"/>
-              <w:spacing w:beforeAutospacing="0" w:after="0" w:afterAutospacing="0"/>
-              <w:jc w:val="both"/>
-              <w:textAlignment w:val="baseline"/>
-              <w:rPr>
-                <w:rStyle w:val="eop"/>
-                <w:rFonts w:ascii="Montserrat" w:hAnsi="Montserrat" w:cs="Segoe UI"/>
-                <w:sz w:val="21"/>
-                <w:szCs w:val="21"/>
-              </w:rPr>
-            </w:pPr>
-          </w:p>
-          <w:p>
-            <w:pPr>
-              <w:rPr>
-                <w:rFonts w:ascii="Montserrat" w:hAnsi="Montserrat"/>
-                <w:sz w:val="21"/>
-                <w:szCs w:val="21"/>
-              </w:rPr>
-            </w:pPr>
-          </w:p>
-          <w:p>
-            <w:pPr>
-              <w:rPr>
-                <w:rFonts w:ascii="Montserrat" w:hAnsi="Montserrat"/>
-                <w:sz w:val="21"/>
-                <w:szCs w:val="21"/>
-              </w:rPr>
-            </w:pPr>
-          </w:p>
-          <w:p>
-            <w:pPr>
-              <w:rPr>
-                <w:rFonts w:ascii="Montserrat" w:hAnsi="Montserrat"/>
-                <w:sz w:val="21"/>
-                <w:szCs w:val="21"/>
+              <w:tabs>
+                <w:tab w:val="clear" w:pos="720"/>
+                <w:tab w:val="num" w:pos="176"/>
+              </w:tabs>
+              <w:ind w:left="176" w:hanging="176"/>
+              <w:rPr>
+                <w:sz w:val="18"/>
+                <w:szCs w:val="18"/>
+              </w:rPr>
+            </w:pPr>
+            <w:r>
+              <w:rPr>
+                <w:sz w:val="18"/>
+                <w:szCs w:val="18"/>
+              </w:rPr>
+              <w:t>Wat neem je mee uit deze pijler voor je persoonlijke ontwikkeling en verdere projecten die je binnen IT uitwerkt?</w:t>
+            </w:r>
+          </w:p>
+          <w:p>
+            <w:pPr>
+              <w:rPr>
+                <w:sz w:val="18"/>
+                <w:szCs w:val="18"/>
+              </w:rPr>
+            </w:pPr>
+          </w:p>
+          <w:p>
+            <w:pPr>
+              <w:rPr>
+                <w:sz w:val="18"/>
+                <w:szCs w:val="18"/>
+              </w:rPr>
+            </w:pPr>
+            <w:r>
+              <w:rPr>
+                <w:sz w:val="18"/>
+                <w:szCs w:val="18"/>
+              </w:rPr>
+              <w:t>Wat ik vooral meeneem, is dat IT nooit neutraal is. Elke technische keuze heeft impact op mensen, op veiligheid, op inclusie en soms ook op het milieu. In mijn job als IT-beheerder in een zorginstelling voor jongeren betekent dit dat ik niet alleen moet nadenken over wat technisch mogelijk is, maar ook over wat ethisch verantwoord is.</w:t>
+            </w:r>
+          </w:p>
+          <w:p>
+            <w:pPr>
+              <w:rPr>
+                <w:sz w:val="18"/>
+                <w:szCs w:val="18"/>
+              </w:rPr>
+            </w:pPr>
+          </w:p>
+          <w:p>
+            <w:pPr>
+              <w:rPr>
+                <w:sz w:val="18"/>
+                <w:szCs w:val="18"/>
+              </w:rPr>
+            </w:pPr>
+            <w:r>
+              <w:rPr>
+                <w:sz w:val="18"/>
+                <w:szCs w:val="18"/>
+              </w:rPr>
+              <w:t xml:space="preserve">Voor mijn verdere ontwikkeling neem ik mee dat ik bewuster wil werken volgens principes zoals privacy </w:t>
+            </w:r>
+            <w:proofErr w:type="spellStart"/>
+            <w:r>
+              <w:rPr>
+                <w:sz w:val="18"/>
+                <w:szCs w:val="18"/>
+              </w:rPr>
+              <w:t>by</w:t>
+            </w:r>
+            <w:proofErr w:type="spellEnd"/>
+            <w:r>
+              <w:rPr>
+                <w:sz w:val="18"/>
+                <w:szCs w:val="18"/>
+              </w:rPr>
+              <w:t xml:space="preserve"> design, minimale toegangsrechten en gebruiksvriendelijke beveiliging. Ik wil ook meer aandacht hebben voor de kwetsbaarheid van eindgebruikers. Jongeren in een zorgcontext hebben niet altijd dezelfde digitale vaardigheden of weerbaarheid, waardoor IT-oplossingen extra zorgvuldig moeten worden uitgewerkt.</w:t>
+            </w:r>
+          </w:p>
+          <w:p>
+            <w:pPr>
+              <w:rPr>
+                <w:sz w:val="18"/>
+                <w:szCs w:val="18"/>
+              </w:rPr>
+            </w:pPr>
+          </w:p>
+          <w:p>
+            <w:pPr>
+              <w:rPr>
+                <w:sz w:val="18"/>
+                <w:szCs w:val="18"/>
+              </w:rPr>
+            </w:pPr>
+          </w:p>
+          <w:p>
+            <w:pPr>
+              <w:rPr>
+                <w:sz w:val="18"/>
+                <w:szCs w:val="18"/>
+              </w:rPr>
+            </w:pPr>
+          </w:p>
+          <w:p>
+            <w:pPr>
+              <w:rPr>
+                <w:sz w:val="18"/>
+                <w:szCs w:val="18"/>
+              </w:rPr>
+            </w:pPr>
+          </w:p>
+          <w:p>
+            <w:pPr>
+              <w:rPr>
+                <w:sz w:val="18"/>
+                <w:szCs w:val="18"/>
+              </w:rPr>
+            </w:pPr>
+            <w:r>
+              <w:rPr>
+                <w:sz w:val="18"/>
+                <w:szCs w:val="18"/>
+              </w:rPr>
+              <w:t>3. Welk gastcollege binnen deze pijler vond je het meest interessant? Motiveer ook kort waarom.</w:t>
+            </w:r>
+          </w:p>
+          <w:p>
+            <w:pPr>
+              <w:rPr>
+                <w:sz w:val="18"/>
+                <w:szCs w:val="18"/>
+              </w:rPr>
+            </w:pPr>
+          </w:p>
+          <w:p>
+            <w:pPr>
+              <w:rPr>
+                <w:sz w:val="18"/>
+                <w:szCs w:val="18"/>
+              </w:rPr>
+            </w:pPr>
+            <w:r>
+              <w:rPr>
+                <w:sz w:val="18"/>
+                <w:szCs w:val="18"/>
+              </w:rPr>
+              <w:t xml:space="preserve">Het gastcollege over privacy en informatieveiligheid vond ik het meest interessant. Dat onderwerp sluit het sterkst aan bij mijn job als IT-beheerder. In een zorginstelling voor jongeren werk je met erg gevoelige informatie, waardoor de link tussen theorie en praktijk meteen duidelijk </w:t>
+            </w:r>
+            <w:r>
+              <w:rPr>
+                <w:sz w:val="18"/>
+                <w:szCs w:val="18"/>
+              </w:rPr>
+              <w:t>was</w:t>
+            </w:r>
+            <w:r>
+              <w:rPr>
+                <w:sz w:val="18"/>
+                <w:szCs w:val="18"/>
+              </w:rPr>
+              <w:t>.</w:t>
+            </w:r>
+          </w:p>
+          <w:p>
+            <w:pPr>
+              <w:rPr>
+                <w:sz w:val="18"/>
+                <w:szCs w:val="18"/>
+              </w:rPr>
+            </w:pPr>
+          </w:p>
+          <w:p>
+            <w:pPr>
+              <w:rPr>
+                <w:sz w:val="18"/>
+                <w:szCs w:val="18"/>
+              </w:rPr>
+            </w:pPr>
+          </w:p>
+          <w:p>
+            <w:pPr>
+              <w:rPr>
+                <w:sz w:val="18"/>
+                <w:szCs w:val="18"/>
+              </w:rPr>
+            </w:pPr>
+          </w:p>
+          <w:p>
+            <w:pPr>
+              <w:rPr>
+                <w:sz w:val="18"/>
+                <w:szCs w:val="18"/>
+              </w:rPr>
+            </w:pPr>
+          </w:p>
+          <w:p>
+            <w:pPr>
+              <w:rPr>
+                <w:sz w:val="18"/>
+                <w:szCs w:val="18"/>
+              </w:rPr>
+            </w:pPr>
+            <w:r>
+              <w:rPr>
+                <w:sz w:val="18"/>
+                <w:szCs w:val="18"/>
+              </w:rPr>
+              <w:t>4. Welke tips heb je voor de verdere uitbouw van deze pijler? Hoe kan de pijler (nog) beter aangepakt worden?</w:t>
+            </w:r>
+          </w:p>
+          <w:p>
+            <w:pPr>
+              <w:rPr>
+                <w:sz w:val="18"/>
+                <w:szCs w:val="18"/>
+              </w:rPr>
+            </w:pPr>
+          </w:p>
+          <w:p>
+            <w:pPr>
+              <w:rPr>
+                <w:sz w:val="18"/>
+                <w:szCs w:val="18"/>
+              </w:rPr>
+            </w:pPr>
+            <w:r>
+              <w:rPr>
+                <w:sz w:val="18"/>
+                <w:szCs w:val="18"/>
+              </w:rPr>
+              <w:t>een combinatie van gastcolleges en korte praktijkopdrachten een meerwaarde zijn. Zeker voor IT-profielen helpt het om ethiek niet als iets abstracts te zien, maar als iets dat deel uitmaakt van dagelijkse technische beslissingen.</w:t>
+            </w:r>
+          </w:p>
+          <w:p>
+            <w:pPr>
+              <w:rPr>
+                <w:sz w:val="18"/>
+                <w:szCs w:val="18"/>
+              </w:rPr>
+            </w:pPr>
+          </w:p>
+          <w:p>
+            <w:pPr>
+              <w:rPr>
+                <w:sz w:val="18"/>
+                <w:szCs w:val="18"/>
+              </w:rPr>
+            </w:pPr>
+          </w:p>
+          <w:p>
+            <w:pPr>
+              <w:rPr>
+                <w:sz w:val="18"/>
+                <w:szCs w:val="18"/>
               </w:rPr>
             </w:pPr>
           </w:p>
@@ -16030,112 +16199,1213 @@
     <w:p>
       <w:pPr>
         <w:rPr>
-          <w:rFonts w:ascii="Montserrat ExtraBold" w:hAnsi="Montserrat ExtraBold"/>
-          <w:sz w:val="24"/>
-          <w:szCs w:val="24"/>
-        </w:rPr>
-      </w:pPr>
-      <w:r>
-        <w:rPr>
-          <w:sz w:val="18"/>
-          <w:szCs w:val="18"/>
-        </w:rPr>
-        <w:br w:type="page"/>
-      </w:r>
+          <w:sz w:val="18"/>
+          <w:szCs w:val="18"/>
+        </w:rPr>
+      </w:pPr>
     </w:p>
     <w:p>
       <w:pPr>
+        <w:rPr>
+          <w:sz w:val="18"/>
+          <w:szCs w:val="18"/>
+        </w:rPr>
+      </w:pPr>
+    </w:p>
+    <w:p>
+      <w:pPr>
+        <w:rPr>
+          <w:sz w:val="18"/>
+          <w:szCs w:val="18"/>
+        </w:rPr>
+      </w:pPr>
+    </w:p>
+    <w:p>
+      <w:pPr>
+        <w:rPr>
+          <w:sz w:val="18"/>
+          <w:szCs w:val="18"/>
+        </w:rPr>
+      </w:pPr>
+    </w:p>
+    <w:p>
+      <w:pPr>
+        <w:rPr>
+          <w:sz w:val="18"/>
+          <w:szCs w:val="18"/>
+        </w:rPr>
+      </w:pPr>
+    </w:p>
+    <w:p>
+      <w:pPr>
+        <w:rPr>
+          <w:sz w:val="18"/>
+          <w:szCs w:val="18"/>
+        </w:rPr>
+      </w:pPr>
+    </w:p>
+    <w:p>
+      <w:pPr>
+        <w:rPr>
+          <w:sz w:val="18"/>
+          <w:szCs w:val="18"/>
+        </w:rPr>
+      </w:pPr>
+    </w:p>
+    <w:p>
+      <w:pPr>
+        <w:pStyle w:val="Kop1"/>
+        <w:rPr>
+          <w:sz w:val="21"/>
+          <w:szCs w:val="21"/>
+          <w:lang w:val="en-US"/>
+        </w:rPr>
+      </w:pPr>
+      <w:bookmarkStart w:id="34" w:name="_Toc231160249"/>
+      <w:r>
+        <w:rPr>
+          <w:sz w:val="21"/>
+          <w:szCs w:val="21"/>
+          <w:lang w:val="en-US"/>
+        </w:rPr>
+        <w:lastRenderedPageBreak/>
+        <w:t>3</w:t>
+      </w:r>
+      <w:r>
+        <w:rPr>
+          <w:sz w:val="21"/>
+          <w:szCs w:val="21"/>
+          <w:lang w:val="en-US"/>
+        </w:rPr>
+        <w:t xml:space="preserve">. </w:t>
+      </w:r>
+      <w:r>
+        <w:rPr>
+          <w:sz w:val="21"/>
+          <w:szCs w:val="21"/>
+          <w:lang w:val="en-US"/>
+        </w:rPr>
+        <w:t xml:space="preserve">MODULE 3 ENTERPRENEURSHIP OF MODULE 4 : </w:t>
+      </w:r>
+      <w:proofErr w:type="spellStart"/>
+      <w:r>
+        <w:rPr>
+          <w:sz w:val="21"/>
+          <w:szCs w:val="21"/>
+          <w:lang w:val="en-US"/>
+        </w:rPr>
+        <w:t>C</w:t>
+      </w:r>
+      <w:r>
+        <w:rPr>
+          <w:sz w:val="21"/>
+          <w:szCs w:val="21"/>
+          <w:lang w:val="en-US"/>
+        </w:rPr>
+        <w:t>RO</w:t>
+      </w:r>
+      <w:r>
+        <w:rPr>
+          <w:sz w:val="21"/>
+          <w:szCs w:val="21"/>
+          <w:lang w:val="en-US"/>
+        </w:rPr>
+        <w:t>S</w:t>
+      </w:r>
+      <w:r>
+        <w:rPr>
+          <w:sz w:val="21"/>
+          <w:szCs w:val="21"/>
+          <w:lang w:val="en-US"/>
+        </w:rPr>
+        <w:t>S</w:t>
+      </w:r>
+      <w:r>
+        <w:rPr>
+          <w:sz w:val="21"/>
+          <w:szCs w:val="21"/>
+          <w:lang w:val="en-US"/>
+        </w:rPr>
+        <w:t>-</w:t>
+      </w:r>
+      <w:r>
+        <w:rPr>
+          <w:sz w:val="21"/>
+          <w:szCs w:val="21"/>
+          <w:lang w:val="en-US"/>
+        </w:rPr>
+        <w:t>CULT</w:t>
+      </w:r>
+      <w:r>
+        <w:rPr>
+          <w:sz w:val="21"/>
+          <w:szCs w:val="21"/>
+          <w:lang w:val="en-US"/>
+        </w:rPr>
+        <w:t>u</w:t>
+      </w:r>
+      <w:r>
+        <w:rPr>
+          <w:sz w:val="21"/>
+          <w:szCs w:val="21"/>
+          <w:lang w:val="en-US"/>
+        </w:rPr>
+        <w:t>RAL</w:t>
+      </w:r>
+      <w:proofErr w:type="spellEnd"/>
+      <w:r>
+        <w:rPr>
+          <w:sz w:val="21"/>
+          <w:szCs w:val="21"/>
+          <w:lang w:val="en-US"/>
+        </w:rPr>
+        <w:t xml:space="preserve"> E</w:t>
+      </w:r>
+      <w:r>
+        <w:rPr>
+          <w:sz w:val="21"/>
+          <w:szCs w:val="21"/>
+          <w:lang w:val="en-US"/>
+        </w:rPr>
+        <w:t>XPERIENCE</w:t>
+      </w:r>
+      <w:bookmarkEnd w:id="34"/>
+    </w:p>
+    <w:p>
+      <w:pPr>
         <w:pStyle w:val="Kop2"/>
-        <w:rPr>
+        <w:spacing w:after="240"/>
+        <w:rPr>
+          <w:sz w:val="18"/>
+          <w:szCs w:val="18"/>
+        </w:rPr>
+      </w:pPr>
+      <w:bookmarkStart w:id="35" w:name="_Toc120032090"/>
+      <w:bookmarkStart w:id="36" w:name="_Toc231160250"/>
+      <w:r>
+        <w:rPr>
+          <w:sz w:val="18"/>
+          <w:szCs w:val="18"/>
+        </w:rPr>
+        <w:t>Leerdoel</w:t>
+      </w:r>
+      <w:r>
+        <w:rPr>
+          <w:sz w:val="18"/>
+          <w:szCs w:val="18"/>
+        </w:rPr>
+        <w:t xml:space="preserve"> </w:t>
+      </w:r>
+      <w:r>
+        <w:rPr>
+          <w:sz w:val="18"/>
+          <w:szCs w:val="18"/>
+        </w:rPr>
+        <w:t>ondernemen</w:t>
+      </w:r>
+      <w:bookmarkEnd w:id="35"/>
+      <w:bookmarkEnd w:id="36"/>
+    </w:p>
+    <w:tbl>
+      <w:tblPr>
+        <w:tblStyle w:val="Tabelraster"/>
+        <w:tblW w:w="0" w:type="auto"/>
+        <w:tblLook w:val="04A0" w:firstRow="1" w:lastRow="0" w:firstColumn="1" w:lastColumn="0" w:noHBand="0" w:noVBand="1"/>
+      </w:tblPr>
+      <w:tblGrid>
+        <w:gridCol w:w="9487"/>
+      </w:tblGrid>
+      <w:tr>
+        <w:tc>
+          <w:tcPr>
+            <w:tcW w:w="9487" w:type="dxa"/>
+          </w:tcPr>
+          <w:p>
+            <w:pPr>
+              <w:pStyle w:val="Lijstalinea"/>
+              <w:numPr>
+                <w:ilvl w:val="0"/>
+                <w:numId w:val="4"/>
+              </w:numPr>
+              <w:spacing w:beforeAutospacing="1" w:after="100" w:afterAutospacing="1"/>
+              <w:rPr>
+                <w:rFonts w:asciiTheme="majorHAnsi" w:eastAsia="Times New Roman" w:hAnsiTheme="majorHAnsi" w:cs="Times New Roman"/>
+                <w:sz w:val="18"/>
+                <w:szCs w:val="18"/>
+                <w:lang w:eastAsia="nl-BE"/>
+              </w:rPr>
+            </w:pPr>
+            <w:r>
+              <w:rPr>
+                <w:rFonts w:asciiTheme="majorHAnsi" w:eastAsia="Times New Roman" w:hAnsiTheme="majorHAnsi" w:cs="Times New Roman"/>
+                <w:sz w:val="18"/>
+                <w:szCs w:val="18"/>
+                <w:lang w:eastAsia="nl-BE"/>
+              </w:rPr>
+              <w:t>Je</w:t>
+            </w:r>
+            <w:r>
+              <w:rPr>
+                <w:rFonts w:asciiTheme="majorHAnsi" w:eastAsia="Times New Roman" w:hAnsiTheme="majorHAnsi" w:cs="Times New Roman"/>
+                <w:sz w:val="18"/>
+                <w:szCs w:val="18"/>
+                <w:lang w:eastAsia="nl-BE"/>
+              </w:rPr>
+              <w:t xml:space="preserve"> kan zich ondernemend tonen door zelf </w:t>
+            </w:r>
+            <w:r>
+              <w:rPr>
+                <w:rFonts w:asciiTheme="majorHAnsi" w:eastAsia="Times New Roman" w:hAnsiTheme="majorHAnsi" w:cs="Times New Roman"/>
+                <w:sz w:val="18"/>
+                <w:szCs w:val="18"/>
+                <w:lang w:eastAsia="nl-BE"/>
+              </w:rPr>
+              <w:t>initiatief</w:t>
+            </w:r>
+            <w:r>
+              <w:rPr>
+                <w:rFonts w:asciiTheme="majorHAnsi" w:eastAsia="Times New Roman" w:hAnsiTheme="majorHAnsi" w:cs="Times New Roman"/>
+                <w:sz w:val="18"/>
+                <w:szCs w:val="18"/>
+                <w:lang w:eastAsia="nl-BE"/>
+              </w:rPr>
+              <w:t xml:space="preserve"> te nemen om deel te nemen aan IT-gerelateerde activiteiten waarmee </w:t>
+            </w:r>
+            <w:r>
+              <w:rPr>
+                <w:rFonts w:asciiTheme="majorHAnsi" w:eastAsia="Times New Roman" w:hAnsiTheme="majorHAnsi" w:cs="Times New Roman"/>
+                <w:sz w:val="18"/>
+                <w:szCs w:val="18"/>
+                <w:lang w:eastAsia="nl-BE"/>
+              </w:rPr>
+              <w:t>je</w:t>
+            </w:r>
+            <w:r>
+              <w:rPr>
+                <w:rFonts w:asciiTheme="majorHAnsi" w:eastAsia="Times New Roman" w:hAnsiTheme="majorHAnsi" w:cs="Times New Roman"/>
+                <w:sz w:val="18"/>
+                <w:szCs w:val="18"/>
+                <w:lang w:eastAsia="nl-BE"/>
+              </w:rPr>
+              <w:t xml:space="preserve"> extra ervaring of kennis opdoet.</w:t>
+            </w:r>
+            <w:r>
+              <w:rPr>
+                <w:rFonts w:asciiTheme="majorHAnsi" w:eastAsia="Times New Roman" w:hAnsiTheme="majorHAnsi" w:cs="Times New Roman"/>
+                <w:sz w:val="18"/>
+                <w:szCs w:val="18"/>
+                <w:lang w:eastAsia="nl-BE"/>
+              </w:rPr>
+              <w:br/>
+            </w:r>
+          </w:p>
+          <w:p>
+            <w:pPr>
+              <w:pStyle w:val="Lijstalinea"/>
+              <w:numPr>
+                <w:ilvl w:val="0"/>
+                <w:numId w:val="4"/>
+              </w:numPr>
+              <w:spacing w:beforeAutospacing="1" w:after="100" w:afterAutospacing="1"/>
+              <w:rPr>
+                <w:rFonts w:asciiTheme="majorHAnsi" w:eastAsia="Times New Roman" w:hAnsiTheme="majorHAnsi" w:cs="Times New Roman"/>
+                <w:sz w:val="18"/>
+                <w:szCs w:val="18"/>
+                <w:lang w:eastAsia="nl-BE"/>
+              </w:rPr>
+            </w:pPr>
+            <w:r>
+              <w:rPr>
+                <w:rFonts w:asciiTheme="majorHAnsi" w:eastAsia="Times New Roman" w:hAnsiTheme="majorHAnsi" w:cs="Times New Roman"/>
+                <w:sz w:val="18"/>
+                <w:szCs w:val="18"/>
+                <w:lang w:eastAsia="nl-BE"/>
+              </w:rPr>
+              <w:t>Je</w:t>
+            </w:r>
+            <w:r>
+              <w:rPr>
+                <w:rFonts w:asciiTheme="majorHAnsi" w:eastAsia="Times New Roman" w:hAnsiTheme="majorHAnsi" w:cs="Times New Roman"/>
+                <w:sz w:val="18"/>
+                <w:szCs w:val="18"/>
+                <w:lang w:eastAsia="nl-BE"/>
+              </w:rPr>
+              <w:t xml:space="preserve"> kan </w:t>
+            </w:r>
+            <w:r>
+              <w:rPr>
+                <w:rFonts w:asciiTheme="majorHAnsi" w:eastAsia="Times New Roman" w:hAnsiTheme="majorHAnsi" w:cs="Times New Roman"/>
+                <w:sz w:val="18"/>
+                <w:szCs w:val="18"/>
+                <w:lang w:eastAsia="nl-BE"/>
+              </w:rPr>
+              <w:t>je</w:t>
+            </w:r>
+            <w:r>
+              <w:rPr>
+                <w:rFonts w:asciiTheme="majorHAnsi" w:eastAsia="Times New Roman" w:hAnsiTheme="majorHAnsi" w:cs="Times New Roman"/>
+                <w:sz w:val="18"/>
+                <w:szCs w:val="18"/>
+                <w:lang w:eastAsia="nl-BE"/>
+              </w:rPr>
+              <w:t xml:space="preserve"> ondernemend tonen door creatieve ideeën te ontwikkelen en te vertalen in een concept, het scheppen van iets nieuws, het verbeteren van een proces, het creëren van iets duurzaams binnen een IT-gerelateerde context waarmee </w:t>
+            </w:r>
+            <w:r>
+              <w:rPr>
+                <w:rFonts w:asciiTheme="majorHAnsi" w:eastAsia="Times New Roman" w:hAnsiTheme="majorHAnsi" w:cs="Times New Roman"/>
+                <w:sz w:val="18"/>
+                <w:szCs w:val="18"/>
+                <w:lang w:eastAsia="nl-BE"/>
+              </w:rPr>
+              <w:t>je</w:t>
+            </w:r>
+            <w:r>
+              <w:rPr>
+                <w:rFonts w:asciiTheme="majorHAnsi" w:eastAsia="Times New Roman" w:hAnsiTheme="majorHAnsi" w:cs="Times New Roman"/>
+                <w:sz w:val="18"/>
+                <w:szCs w:val="18"/>
+                <w:lang w:eastAsia="nl-BE"/>
+              </w:rPr>
+              <w:t xml:space="preserve"> extra ervaring kan opdoen</w:t>
+            </w:r>
+            <w:r>
+              <w:rPr>
+                <w:rFonts w:asciiTheme="majorHAnsi" w:eastAsia="Times New Roman" w:hAnsiTheme="majorHAnsi" w:cs="Times New Roman"/>
+                <w:sz w:val="18"/>
+                <w:szCs w:val="18"/>
+                <w:lang w:eastAsia="nl-BE"/>
+              </w:rPr>
+              <w:t xml:space="preserve">. </w:t>
+            </w:r>
+            <w:r>
+              <w:rPr>
+                <w:rFonts w:asciiTheme="majorHAnsi" w:eastAsia="Times New Roman" w:hAnsiTheme="majorHAnsi" w:cs="Times New Roman"/>
+                <w:sz w:val="18"/>
+                <w:szCs w:val="18"/>
+                <w:lang w:eastAsia="nl-BE"/>
+              </w:rPr>
+              <w:br/>
+            </w:r>
+          </w:p>
+          <w:p>
+            <w:pPr>
+              <w:pStyle w:val="Normaalweb"/>
+              <w:numPr>
+                <w:ilvl w:val="0"/>
+                <w:numId w:val="4"/>
+              </w:numPr>
+              <w:rPr>
+                <w:rFonts w:asciiTheme="majorHAnsi" w:hAnsiTheme="majorHAnsi"/>
+                <w:sz w:val="18"/>
+                <w:szCs w:val="18"/>
+              </w:rPr>
+            </w:pPr>
+            <w:r>
+              <w:rPr>
+                <w:rFonts w:asciiTheme="majorHAnsi" w:hAnsiTheme="majorHAnsi"/>
+                <w:sz w:val="18"/>
+                <w:szCs w:val="18"/>
+              </w:rPr>
+              <w:t>Je</w:t>
+            </w:r>
+            <w:r>
+              <w:rPr>
+                <w:rFonts w:asciiTheme="majorHAnsi" w:hAnsiTheme="majorHAnsi"/>
+                <w:sz w:val="18"/>
+                <w:szCs w:val="18"/>
+              </w:rPr>
+              <w:t xml:space="preserve"> kan ondernemend gedrag ontwikkelen door:</w:t>
+            </w:r>
+          </w:p>
+          <w:p>
+            <w:pPr>
+              <w:pStyle w:val="Normaalweb"/>
+              <w:numPr>
+                <w:ilvl w:val="1"/>
+                <w:numId w:val="4"/>
+              </w:numPr>
+              <w:rPr>
+                <w:rFonts w:asciiTheme="majorHAnsi" w:hAnsiTheme="majorHAnsi"/>
+                <w:sz w:val="18"/>
+                <w:szCs w:val="18"/>
+              </w:rPr>
+            </w:pPr>
+            <w:r>
+              <w:rPr>
+                <w:rFonts w:asciiTheme="majorHAnsi" w:hAnsiTheme="majorHAnsi"/>
+                <w:sz w:val="18"/>
+                <w:szCs w:val="18"/>
+              </w:rPr>
+              <w:t xml:space="preserve">getuigenissen </w:t>
+            </w:r>
+            <w:r>
+              <w:rPr>
+                <w:rFonts w:asciiTheme="majorHAnsi" w:hAnsiTheme="majorHAnsi"/>
+                <w:sz w:val="18"/>
+                <w:szCs w:val="18"/>
+              </w:rPr>
+              <w:t>vanuit</w:t>
+            </w:r>
+            <w:r>
+              <w:rPr>
+                <w:rFonts w:asciiTheme="majorHAnsi" w:hAnsiTheme="majorHAnsi"/>
+                <w:sz w:val="18"/>
+                <w:szCs w:val="18"/>
+              </w:rPr>
+              <w:t xml:space="preserve"> bedrijfswereld en ondernemende studenten bij te wonen</w:t>
+            </w:r>
+          </w:p>
+          <w:p>
+            <w:pPr>
+              <w:pStyle w:val="Normaalweb"/>
+              <w:numPr>
+                <w:ilvl w:val="1"/>
+                <w:numId w:val="4"/>
+              </w:numPr>
+              <w:rPr>
+                <w:rFonts w:asciiTheme="majorHAnsi" w:hAnsiTheme="majorHAnsi"/>
+                <w:sz w:val="18"/>
+                <w:szCs w:val="18"/>
+              </w:rPr>
+            </w:pPr>
+            <w:r>
+              <w:rPr>
+                <w:rFonts w:asciiTheme="majorHAnsi" w:hAnsiTheme="majorHAnsi"/>
+                <w:sz w:val="18"/>
+                <w:szCs w:val="18"/>
+              </w:rPr>
+              <w:t xml:space="preserve">deelname aan hackathon, VPW, </w:t>
+            </w:r>
+            <w:proofErr w:type="spellStart"/>
+            <w:r>
+              <w:rPr>
+                <w:rFonts w:asciiTheme="majorHAnsi" w:hAnsiTheme="majorHAnsi"/>
+                <w:sz w:val="18"/>
+                <w:szCs w:val="18"/>
+              </w:rPr>
+              <w:t>CodeFever</w:t>
+            </w:r>
+            <w:proofErr w:type="spellEnd"/>
+            <w:r>
+              <w:rPr>
+                <w:rFonts w:asciiTheme="majorHAnsi" w:hAnsiTheme="majorHAnsi"/>
+                <w:sz w:val="18"/>
+                <w:szCs w:val="18"/>
+              </w:rPr>
+              <w:t xml:space="preserve">, </w:t>
+            </w:r>
+            <w:proofErr w:type="spellStart"/>
+            <w:r>
+              <w:rPr>
+                <w:rFonts w:asciiTheme="majorHAnsi" w:hAnsiTheme="majorHAnsi"/>
+                <w:sz w:val="18"/>
+                <w:szCs w:val="18"/>
+              </w:rPr>
+              <w:t>Summerschools</w:t>
+            </w:r>
+            <w:proofErr w:type="spellEnd"/>
+            <w:r>
+              <w:rPr>
+                <w:rFonts w:asciiTheme="majorHAnsi" w:hAnsiTheme="majorHAnsi"/>
+                <w:sz w:val="18"/>
+                <w:szCs w:val="18"/>
+              </w:rPr>
+              <w:t xml:space="preserve">, projecten, participatieraden, IT-lab, navormingen, </w:t>
+            </w:r>
+            <w:proofErr w:type="spellStart"/>
+            <w:r>
+              <w:rPr>
+                <w:rFonts w:asciiTheme="majorHAnsi" w:hAnsiTheme="majorHAnsi"/>
+                <w:sz w:val="18"/>
+                <w:szCs w:val="18"/>
+              </w:rPr>
+              <w:t>webinars</w:t>
+            </w:r>
+            <w:proofErr w:type="spellEnd"/>
+            <w:r>
+              <w:rPr>
+                <w:rFonts w:asciiTheme="majorHAnsi" w:hAnsiTheme="majorHAnsi"/>
+                <w:sz w:val="18"/>
+                <w:szCs w:val="18"/>
+              </w:rPr>
+              <w:t>, …</w:t>
+            </w:r>
+          </w:p>
+          <w:p>
+            <w:pPr>
+              <w:pStyle w:val="Normaalweb"/>
+              <w:numPr>
+                <w:ilvl w:val="1"/>
+                <w:numId w:val="4"/>
+              </w:numPr>
+              <w:rPr>
+                <w:rFonts w:asciiTheme="majorHAnsi" w:hAnsiTheme="majorHAnsi"/>
+                <w:sz w:val="18"/>
+                <w:szCs w:val="18"/>
+              </w:rPr>
+            </w:pPr>
+            <w:r>
+              <w:rPr>
+                <w:rFonts w:asciiTheme="majorHAnsi" w:hAnsiTheme="majorHAnsi"/>
+                <w:sz w:val="18"/>
+                <w:szCs w:val="18"/>
+              </w:rPr>
+              <w:t>innovatief denken en doen</w:t>
+            </w:r>
+            <w:r>
+              <w:rPr>
+                <w:rFonts w:asciiTheme="majorHAnsi" w:hAnsiTheme="majorHAnsi"/>
+                <w:sz w:val="18"/>
+                <w:szCs w:val="18"/>
+              </w:rPr>
+              <w:t>.</w:t>
+            </w:r>
+          </w:p>
+          <w:p>
+            <w:pPr>
+              <w:pStyle w:val="Normaalweb"/>
+              <w:numPr>
+                <w:ilvl w:val="1"/>
+                <w:numId w:val="4"/>
+              </w:numPr>
+              <w:rPr>
+                <w:rFonts w:asciiTheme="majorHAnsi" w:hAnsiTheme="majorHAnsi"/>
+                <w:sz w:val="18"/>
+                <w:szCs w:val="18"/>
+              </w:rPr>
+            </w:pPr>
+            <w:r>
+              <w:rPr>
+                <w:rFonts w:asciiTheme="majorHAnsi" w:hAnsiTheme="majorHAnsi"/>
+                <w:sz w:val="18"/>
+                <w:szCs w:val="18"/>
+              </w:rPr>
+              <w:t>Eigen projectvoorstel doen</w:t>
+            </w:r>
+          </w:p>
+        </w:tc>
+      </w:tr>
+    </w:tbl>
+    <w:p>
+      <w:pPr>
+        <w:pStyle w:val="Kop2"/>
+        <w:spacing w:after="240"/>
+        <w:rPr>
+          <w:sz w:val="18"/>
+          <w:szCs w:val="18"/>
+        </w:rPr>
+      </w:pPr>
+      <w:bookmarkStart w:id="37" w:name="_Toc231160251"/>
+      <w:r>
+        <w:rPr>
+          <w:sz w:val="18"/>
+          <w:szCs w:val="18"/>
+        </w:rPr>
+        <w:t>Leerdoel</w:t>
+      </w:r>
+      <w:r>
+        <w:rPr>
+          <w:sz w:val="18"/>
+          <w:szCs w:val="18"/>
+        </w:rPr>
+        <w:t xml:space="preserve"> </w:t>
+      </w:r>
+      <w:r>
+        <w:rPr>
+          <w:sz w:val="18"/>
+          <w:szCs w:val="18"/>
+        </w:rPr>
+        <w:t>internationalisering</w:t>
+      </w:r>
+      <w:bookmarkEnd w:id="37"/>
+    </w:p>
+    <w:tbl>
+      <w:tblPr>
+        <w:tblStyle w:val="Tabelraster"/>
+        <w:tblW w:w="0" w:type="auto"/>
+        <w:tblLook w:val="04A0" w:firstRow="1" w:lastRow="0" w:firstColumn="1" w:lastColumn="0" w:noHBand="0" w:noVBand="1"/>
+      </w:tblPr>
+      <w:tblGrid>
+        <w:gridCol w:w="9487"/>
+      </w:tblGrid>
+      <w:tr>
+        <w:tc>
+          <w:tcPr>
+            <w:tcW w:w="9487" w:type="dxa"/>
+          </w:tcPr>
+          <w:p>
+            <w:pPr>
+              <w:pStyle w:val="paragraph"/>
+              <w:numPr>
+                <w:ilvl w:val="0"/>
+                <w:numId w:val="28"/>
+              </w:numPr>
+              <w:spacing w:beforeAutospacing="0" w:after="0" w:afterAutospacing="0"/>
+              <w:ind w:left="360" w:firstLine="0"/>
+              <w:textAlignment w:val="baseline"/>
+              <w:rPr>
+                <w:rStyle w:val="eop"/>
+                <w:rFonts w:ascii="Montserrat" w:hAnsi="Montserrat"/>
+                <w:sz w:val="21"/>
+                <w:szCs w:val="21"/>
+              </w:rPr>
+            </w:pPr>
+            <w:r>
+              <w:rPr>
+                <w:rStyle w:val="normaltextrun"/>
+                <w:rFonts w:ascii="Montserrat" w:hAnsi="Montserrat"/>
+                <w:sz w:val="18"/>
+                <w:szCs w:val="18"/>
+              </w:rPr>
+              <w:t>Je kan omgaan en/of samenwerken met professionals en studenten in ee</w:t>
+            </w:r>
+            <w:r>
+              <w:rPr>
+                <w:rStyle w:val="normaltextrun"/>
+                <w:rFonts w:ascii="Montserrat" w:hAnsi="Montserrat"/>
+                <w:sz w:val="18"/>
+                <w:szCs w:val="18"/>
+              </w:rPr>
+              <w:t>n multiculturele,</w:t>
+            </w:r>
+            <w:r>
+              <w:rPr>
+                <w:rStyle w:val="normaltextrun"/>
+                <w:rFonts w:ascii="Montserrat" w:hAnsi="Montserrat"/>
+                <w:sz w:val="18"/>
+                <w:szCs w:val="18"/>
+              </w:rPr>
+              <w:t xml:space="preserve"> internationale context.</w:t>
+            </w:r>
+            <w:r>
+              <w:rPr>
+                <w:rStyle w:val="eop"/>
+                <w:rFonts w:ascii="Montserrat" w:hAnsi="Montserrat"/>
+                <w:sz w:val="18"/>
+                <w:szCs w:val="18"/>
+              </w:rPr>
+              <w:t> </w:t>
+            </w:r>
+          </w:p>
+          <w:p>
+            <w:pPr>
+              <w:pStyle w:val="paragraph"/>
+              <w:spacing w:beforeAutospacing="0" w:after="0" w:afterAutospacing="0"/>
+              <w:ind w:left="360"/>
+              <w:textAlignment w:val="baseline"/>
+              <w:rPr>
+                <w:rFonts w:ascii="Montserrat" w:hAnsi="Montserrat"/>
+                <w:sz w:val="21"/>
+                <w:szCs w:val="21"/>
+              </w:rPr>
+            </w:pPr>
+          </w:p>
+          <w:p>
+            <w:pPr>
+              <w:pStyle w:val="paragraph"/>
+              <w:numPr>
+                <w:ilvl w:val="0"/>
+                <w:numId w:val="28"/>
+              </w:numPr>
+              <w:spacing w:beforeAutospacing="0" w:after="0" w:afterAutospacing="0"/>
+              <w:ind w:left="360" w:firstLine="0"/>
+              <w:textAlignment w:val="baseline"/>
+              <w:rPr>
+                <w:rStyle w:val="eop"/>
+                <w:rFonts w:ascii="Montserrat" w:hAnsi="Montserrat"/>
+                <w:sz w:val="21"/>
+                <w:szCs w:val="21"/>
+              </w:rPr>
+            </w:pPr>
+            <w:r>
+              <w:rPr>
+                <w:rStyle w:val="normaltextrun"/>
+                <w:rFonts w:ascii="Montserrat" w:hAnsi="Montserrat"/>
+                <w:sz w:val="18"/>
+                <w:szCs w:val="18"/>
+              </w:rPr>
+              <w:t>Je kan inzicht ontwikkelen in de culturele verschillen tussen landen en regio’s.</w:t>
+            </w:r>
+            <w:r>
+              <w:rPr>
+                <w:rStyle w:val="eop"/>
+                <w:rFonts w:ascii="Montserrat" w:hAnsi="Montserrat"/>
+                <w:sz w:val="18"/>
+                <w:szCs w:val="18"/>
+              </w:rPr>
+              <w:t> </w:t>
+            </w:r>
+          </w:p>
+          <w:p>
+            <w:pPr>
+              <w:pStyle w:val="paragraph"/>
+              <w:spacing w:beforeAutospacing="0" w:after="0" w:afterAutospacing="0"/>
+              <w:textAlignment w:val="baseline"/>
+              <w:rPr>
+                <w:rStyle w:val="eop"/>
+                <w:rFonts w:ascii="Montserrat" w:hAnsi="Montserrat"/>
+                <w:sz w:val="21"/>
+                <w:szCs w:val="21"/>
+              </w:rPr>
+            </w:pPr>
+          </w:p>
+          <w:p>
+            <w:pPr>
+              <w:pStyle w:val="paragraph"/>
+              <w:numPr>
+                <w:ilvl w:val="0"/>
+                <w:numId w:val="28"/>
+              </w:numPr>
+              <w:spacing w:beforeAutospacing="0" w:after="0" w:afterAutospacing="0"/>
+              <w:ind w:left="360" w:firstLine="0"/>
+              <w:textAlignment w:val="baseline"/>
+              <w:rPr>
+                <w:rStyle w:val="normaltextrun"/>
+                <w:rFonts w:ascii="Montserrat" w:hAnsi="Montserrat"/>
+                <w:sz w:val="21"/>
+                <w:szCs w:val="21"/>
+              </w:rPr>
+            </w:pPr>
+            <w:r>
+              <w:rPr>
+                <w:rStyle w:val="normaltextrun"/>
+                <w:rFonts w:ascii="Montserrat" w:hAnsi="Montserrat"/>
+                <w:sz w:val="18"/>
+                <w:szCs w:val="18"/>
+              </w:rPr>
+              <w:t>Je wordt je bewust van en ervaart cultuurverschillen in een professionele werkomgeving door deelname aan internationale beurzen, studiereizen, stage, IP-project…</w:t>
+            </w:r>
+          </w:p>
+          <w:p>
+            <w:pPr>
+              <w:pStyle w:val="paragraph"/>
+              <w:spacing w:beforeAutospacing="0" w:after="0" w:afterAutospacing="0"/>
+              <w:textAlignment w:val="baseline"/>
+              <w:rPr>
+                <w:rStyle w:val="normaltextrun"/>
+                <w:rFonts w:ascii="Montserrat" w:hAnsi="Montserrat"/>
+                <w:sz w:val="21"/>
+                <w:szCs w:val="21"/>
+              </w:rPr>
+            </w:pPr>
+          </w:p>
+        </w:tc>
+      </w:tr>
+    </w:tbl>
+    <w:p>
+      <w:pPr>
+        <w:tabs>
+          <w:tab w:val="left" w:pos="3583"/>
+        </w:tabs>
+        <w:spacing w:before="120" w:after="120" w:line="360" w:lineRule="auto"/>
+        <w:rPr>
+          <w:rFonts w:asciiTheme="majorHAnsi" w:eastAsiaTheme="majorEastAsia" w:hAnsiTheme="majorHAnsi" w:cstheme="majorBidi"/>
+          <w:sz w:val="21"/>
+          <w:szCs w:val="21"/>
+        </w:rPr>
+      </w:pPr>
+    </w:p>
+    <w:p>
+      <w:pPr>
+        <w:tabs>
+          <w:tab w:val="left" w:pos="3583"/>
+        </w:tabs>
+        <w:spacing w:before="120" w:after="120" w:line="360" w:lineRule="auto"/>
+        <w:rPr>
+          <w:rFonts w:asciiTheme="majorHAnsi" w:eastAsiaTheme="majorEastAsia" w:hAnsiTheme="majorHAnsi" w:cstheme="majorBidi"/>
+          <w:sz w:val="21"/>
+          <w:szCs w:val="21"/>
+        </w:rPr>
+      </w:pPr>
+    </w:p>
+    <w:p>
+      <w:pPr>
+        <w:pStyle w:val="Kop2"/>
+        <w:rPr>
+          <w:sz w:val="18"/>
+          <w:szCs w:val="18"/>
+        </w:rPr>
+      </w:pPr>
+      <w:bookmarkStart w:id="38" w:name="_Toc231160252"/>
+      <w:r>
+        <w:rPr>
+          <w:sz w:val="18"/>
+          <w:szCs w:val="18"/>
+        </w:rPr>
+        <w:t>3</w:t>
+      </w:r>
+      <w:r>
+        <w:rPr>
+          <w:sz w:val="18"/>
+          <w:szCs w:val="18"/>
+        </w:rPr>
+        <w:t xml:space="preserve">.1 Maak </w:t>
+      </w:r>
+      <w:r>
+        <w:rPr>
+          <w:sz w:val="18"/>
+          <w:szCs w:val="18"/>
+        </w:rPr>
+        <w:t>een</w:t>
+      </w:r>
+      <w:r>
+        <w:rPr>
+          <w:sz w:val="18"/>
+          <w:szCs w:val="18"/>
+        </w:rPr>
+        <w:t xml:space="preserve"> keuze</w:t>
+      </w:r>
+      <w:bookmarkEnd w:id="38"/>
+    </w:p>
+    <w:p>
+      <w:pPr>
+        <w:shd w:val="clear" w:color="auto" w:fill="FFFFFF"/>
+        <w:spacing w:before="120" w:after="120" w:line="288" w:lineRule="auto"/>
+        <w:jc w:val="both"/>
+        <w:rPr>
+          <w:rFonts w:ascii="Montserrat" w:eastAsia="Times New Roman" w:hAnsi="Montserrat" w:cs="Segoe UI"/>
+          <w:color w:val="212529"/>
+          <w:sz w:val="18"/>
+          <w:szCs w:val="18"/>
+          <w:lang w:eastAsia="nl-BE"/>
+        </w:rPr>
+      </w:pPr>
+      <w:r>
+        <w:rPr>
+          <w:rFonts w:ascii="Montserrat" w:eastAsia="Times New Roman" w:hAnsi="Montserrat" w:cs="Segoe UI"/>
+          <w:color w:val="212529"/>
+          <w:sz w:val="18"/>
+          <w:szCs w:val="18"/>
+          <w:lang w:eastAsia="nl-BE"/>
+        </w:rPr>
+        <w:t>Hieronder staan de 3 pakketten waarmee we binnen de pijler</w:t>
+      </w:r>
+      <w:r>
+        <w:rPr>
+          <w:rFonts w:ascii="Montserrat" w:eastAsia="Times New Roman" w:hAnsi="Montserrat" w:cs="Segoe UI"/>
+          <w:color w:val="212529"/>
+          <w:sz w:val="18"/>
+          <w:szCs w:val="18"/>
+          <w:lang w:eastAsia="nl-BE"/>
+        </w:rPr>
+        <w:t>s</w:t>
+      </w:r>
+      <w:r>
+        <w:rPr>
+          <w:rFonts w:ascii="Montserrat" w:eastAsia="Times New Roman" w:hAnsi="Montserrat" w:cs="Segoe UI"/>
+          <w:color w:val="212529"/>
+          <w:sz w:val="18"/>
+          <w:szCs w:val="18"/>
+          <w:lang w:eastAsia="nl-BE"/>
+        </w:rPr>
+        <w:t xml:space="preserve"> Ondernemen </w:t>
+      </w:r>
+      <w:r>
+        <w:rPr>
+          <w:rFonts w:ascii="Montserrat" w:eastAsia="Times New Roman" w:hAnsi="Montserrat" w:cs="Segoe UI"/>
+          <w:color w:val="212529"/>
+          <w:sz w:val="18"/>
+          <w:szCs w:val="18"/>
+          <w:lang w:eastAsia="nl-BE"/>
+        </w:rPr>
+        <w:t xml:space="preserve">en Internationalisering </w:t>
+      </w:r>
+      <w:r>
+        <w:rPr>
+          <w:rFonts w:ascii="Montserrat" w:eastAsia="Times New Roman" w:hAnsi="Montserrat" w:cs="Segoe UI"/>
+          <w:color w:val="212529"/>
+          <w:sz w:val="18"/>
+          <w:szCs w:val="18"/>
+          <w:lang w:eastAsia="nl-BE"/>
+        </w:rPr>
+        <w:t xml:space="preserve">werken. </w:t>
+      </w:r>
+      <w:r>
+        <w:rPr>
+          <w:rFonts w:ascii="Montserrat" w:eastAsia="Times New Roman" w:hAnsi="Montserrat" w:cs="Segoe UI"/>
+          <w:color w:val="212529"/>
+          <w:sz w:val="18"/>
+          <w:szCs w:val="18"/>
+          <w:lang w:eastAsia="nl-BE"/>
+        </w:rPr>
+        <w:t xml:space="preserve">Je kan dit jaar kiezen om volledig in te zetten op Ondernemen </w:t>
+      </w:r>
+      <w:r>
+        <w:rPr>
+          <w:rFonts w:ascii="Montserrat" w:eastAsia="Times New Roman" w:hAnsi="Montserrat" w:cs="Segoe UI"/>
           <w:b/>
           <w:bCs/>
-          <w:sz w:val="18"/>
-          <w:szCs w:val="18"/>
-        </w:rPr>
-      </w:pPr>
-      <w:bookmarkStart w:id="33" w:name="_Toc231160248"/>
-      <w:r>
-        <w:rPr>
+          <w:color w:val="212529"/>
+          <w:sz w:val="18"/>
+          <w:szCs w:val="18"/>
+          <w:lang w:eastAsia="nl-BE"/>
+        </w:rPr>
+        <w:t>OF</w:t>
+      </w:r>
+      <w:r>
+        <w:rPr>
+          <w:rFonts w:ascii="Montserrat" w:eastAsia="Times New Roman" w:hAnsi="Montserrat" w:cs="Segoe UI"/>
+          <w:color w:val="212529"/>
+          <w:sz w:val="18"/>
+          <w:szCs w:val="18"/>
+          <w:lang w:eastAsia="nl-BE"/>
+        </w:rPr>
+        <w:t xml:space="preserve"> volledig in te zetten op Internationalisering. </w:t>
+      </w:r>
+    </w:p>
+    <w:p>
+      <w:pPr>
+        <w:shd w:val="clear" w:color="auto" w:fill="FFFFFF"/>
+        <w:spacing w:before="120" w:after="120" w:line="288" w:lineRule="auto"/>
+        <w:jc w:val="both"/>
+        <w:rPr>
+          <w:rFonts w:ascii="Montserrat" w:eastAsia="Times New Roman" w:hAnsi="Montserrat" w:cs="Segoe UI"/>
+          <w:color w:val="212529"/>
+          <w:sz w:val="18"/>
+          <w:szCs w:val="18"/>
+          <w:lang w:eastAsia="nl-BE"/>
+        </w:rPr>
+      </w:pPr>
+      <w:r>
+        <w:rPr>
+          <w:rFonts w:ascii="Montserrat" w:eastAsia="Times New Roman" w:hAnsi="Montserrat" w:cs="Segoe UI"/>
           <w:b/>
           <w:bCs/>
-          <w:sz w:val="18"/>
-          <w:szCs w:val="18"/>
-        </w:rPr>
-        <w:lastRenderedPageBreak/>
-        <w:t>2</w:t>
-      </w:r>
-      <w:r>
-        <w:rPr>
+          <w:color w:val="212529"/>
+          <w:sz w:val="18"/>
+          <w:szCs w:val="18"/>
+          <w:lang w:eastAsia="nl-BE"/>
+        </w:rPr>
+        <w:t xml:space="preserve">Vink </w:t>
+      </w:r>
+      <w:r>
+        <w:rPr>
+          <w:rFonts w:ascii="Montserrat" w:eastAsia="Times New Roman" w:hAnsi="Montserrat" w:cs="Segoe UI"/>
+          <w:color w:val="212529"/>
+          <w:sz w:val="18"/>
+          <w:szCs w:val="18"/>
+          <w:lang w:eastAsia="nl-BE"/>
+        </w:rPr>
+        <w:t xml:space="preserve">hieronder het pakket dat jij dit academiejaar wil volgen </w:t>
+      </w:r>
+      <w:r>
+        <w:rPr>
+          <w:rFonts w:ascii="Montserrat" w:eastAsia="Times New Roman" w:hAnsi="Montserrat" w:cs="Segoe UI"/>
           <w:b/>
           <w:bCs/>
-          <w:sz w:val="18"/>
-          <w:szCs w:val="18"/>
-        </w:rPr>
-        <w:t xml:space="preserve">.3 </w:t>
-      </w:r>
-      <w:r>
+          <w:color w:val="212529"/>
+          <w:sz w:val="18"/>
+          <w:szCs w:val="18"/>
+          <w:lang w:eastAsia="nl-BE"/>
+        </w:rPr>
+        <w:t>aan</w:t>
+      </w:r>
+      <w:r>
+        <w:rPr>
+          <w:rFonts w:ascii="Montserrat" w:eastAsia="Times New Roman" w:hAnsi="Montserrat" w:cs="Segoe UI"/>
+          <w:color w:val="212529"/>
+          <w:sz w:val="18"/>
+          <w:szCs w:val="18"/>
+          <w:lang w:eastAsia="nl-BE"/>
+        </w:rPr>
+        <w:t xml:space="preserve">: </w:t>
+      </w:r>
+    </w:p>
+    <w:p>
+      <w:pPr>
+        <w:shd w:val="clear" w:color="auto" w:fill="FFFFFF"/>
+        <w:spacing w:before="120" w:after="120" w:line="288" w:lineRule="auto"/>
+        <w:jc w:val="both"/>
+      </w:pPr>
+      <w:r>
+        <w:rPr>
+          <w:noProof/>
+        </w:rPr>
+        <w:lastRenderedPageBreak/>
+        <w:drawing>
+          <wp:inline distT="0" distB="0" distL="0" distR="0" wp14:anchorId="1795EB52" wp14:editId="37C4EA84">
+            <wp:extent cx="6030595" cy="2666365"/>
+            <wp:effectExtent l="0" t="0" r="8255" b="635"/>
+            <wp:docPr id="2056915385" name="Afbeelding 1"/>
+            <wp:cNvGraphicFramePr>
+              <a:graphicFrameLocks xmlns:a="http://schemas.openxmlformats.org/drawingml/2006/main" noChangeAspect="1"/>
+            </wp:cNvGraphicFramePr>
+            <a:graphic xmlns:a="http://schemas.openxmlformats.org/drawingml/2006/main">
+              <a:graphicData uri="http://schemas.openxmlformats.org/drawingml/2006/picture">
+                <pic:pic xmlns:pic="http://schemas.openxmlformats.org/drawingml/2006/picture">
+                  <pic:nvPicPr>
+                    <pic:cNvPr id="2056915385" name=""/>
+                    <pic:cNvPicPr/>
+                  </pic:nvPicPr>
+                  <pic:blipFill>
+                    <a:blip r:embed="rId23"/>
+                    <a:stretch>
+                      <a:fillRect/>
+                    </a:stretch>
+                  </pic:blipFill>
+                  <pic:spPr>
+                    <a:xfrm>
+                      <a:off x="0" y="0"/>
+                      <a:ext cx="6030595" cy="2666365"/>
+                    </a:xfrm>
+                    <a:prstGeom prst="rect">
+                      <a:avLst/>
+                    </a:prstGeom>
+                  </pic:spPr>
+                </pic:pic>
+              </a:graphicData>
+            </a:graphic>
+          </wp:inline>
+        </w:drawing>
+      </w:r>
+    </w:p>
+    <w:p>
+      <w:pPr>
+        <w:shd w:val="clear" w:color="auto" w:fill="FFFFFF"/>
+        <w:spacing w:before="120" w:after="120" w:line="288" w:lineRule="auto"/>
+        <w:jc w:val="both"/>
+      </w:pPr>
+    </w:p>
+    <w:p>
+      <w:pPr>
+        <w:shd w:val="clear" w:color="auto" w:fill="FFFFFF"/>
+        <w:spacing w:before="120" w:after="120" w:line="288" w:lineRule="auto"/>
+        <w:jc w:val="both"/>
+      </w:pPr>
+    </w:p>
+    <w:p>
+      <w:pPr>
+        <w:shd w:val="clear" w:color="auto" w:fill="FFFFFF"/>
+        <w:spacing w:before="120" w:after="120" w:line="288" w:lineRule="auto"/>
+        <w:jc w:val="both"/>
+      </w:pPr>
+    </w:p>
+    <w:p>
+      <w:pPr>
+        <w:pStyle w:val="Kop2"/>
         <w:rPr>
           <w:b/>
           <w:bCs/>
-          <w:sz w:val="18"/>
-          <w:szCs w:val="18"/>
-        </w:rPr>
-        <w:t>Retrospectieve</w:t>
-      </w:r>
+          <w:sz w:val="28"/>
+          <w:szCs w:val="28"/>
+        </w:rPr>
+      </w:pPr>
+      <w:bookmarkStart w:id="39" w:name="_Toc120032091"/>
+      <w:bookmarkStart w:id="40" w:name="_Toc231160253"/>
       <w:r>
         <w:rPr>
           <w:b/>
           <w:bCs/>
-          <w:sz w:val="18"/>
-          <w:szCs w:val="18"/>
-        </w:rPr>
-        <w:t xml:space="preserve"> “</w:t>
+          <w:sz w:val="28"/>
+          <w:szCs w:val="28"/>
+        </w:rPr>
+        <w:t xml:space="preserve">ONDERNEMEN </w:t>
       </w:r>
       <w:r>
         <w:rPr>
           <w:b/>
           <w:bCs/>
-          <w:sz w:val="18"/>
-          <w:szCs w:val="18"/>
-        </w:rPr>
-        <w:t>M</w:t>
-      </w:r>
+          <w:sz w:val="28"/>
+          <w:szCs w:val="28"/>
+        </w:rPr>
+        <w:t xml:space="preserve">Pakket 3 – </w:t>
+      </w:r>
+      <w:bookmarkEnd w:id="39"/>
+      <w:bookmarkEnd w:id="40"/>
       <w:r>
         <w:rPr>
           <w:b/>
           <w:bCs/>
-          <w:sz w:val="18"/>
-          <w:szCs w:val="18"/>
-        </w:rPr>
-        <w:t xml:space="preserve">aatschappij &amp; </w:t>
-      </w:r>
-      <w:r>
-        <w:rPr>
-          <w:b/>
-          <w:bCs/>
-          <w:sz w:val="18"/>
-          <w:szCs w:val="18"/>
-        </w:rPr>
-        <w:t>IT</w:t>
-      </w:r>
-      <w:r>
-        <w:rPr>
-          <w:b/>
-          <w:bCs/>
-          <w:sz w:val="18"/>
-          <w:szCs w:val="18"/>
-        </w:rPr>
-        <w:t>”</w:t>
-      </w:r>
-      <w:bookmarkEnd w:id="33"/>
+          <w:sz w:val="28"/>
+          <w:szCs w:val="28"/>
+        </w:rPr>
+        <w:t>Fulltime werknemer</w:t>
+      </w:r>
     </w:p>
     <w:p>
       <w:pPr>
-        <w:rPr>
-          <w:sz w:val="18"/>
-          <w:szCs w:val="18"/>
-        </w:rPr>
-      </w:pPr>
+        <w:pStyle w:val="Kop3"/>
+        <w:rPr>
+          <w:sz w:val="18"/>
+          <w:szCs w:val="18"/>
+        </w:rPr>
+      </w:pPr>
+      <w:bookmarkStart w:id="41" w:name="_Toc120032092"/>
+      <w:bookmarkStart w:id="42" w:name="_Toc231160254"/>
+      <w:r>
+        <w:rPr>
+          <w:sz w:val="18"/>
+          <w:szCs w:val="18"/>
+        </w:rPr>
+        <w:t xml:space="preserve">1. Overzicht activiteiten als </w:t>
+      </w:r>
+      <w:r>
+        <w:rPr>
+          <w:sz w:val="18"/>
+          <w:szCs w:val="18"/>
+        </w:rPr>
+        <w:t>s</w:t>
+      </w:r>
+      <w:r>
+        <w:rPr>
+          <w:sz w:val="18"/>
+          <w:szCs w:val="18"/>
+        </w:rPr>
+        <w:t>tudent-</w:t>
+      </w:r>
+      <w:r>
+        <w:rPr>
+          <w:sz w:val="18"/>
+          <w:szCs w:val="18"/>
+        </w:rPr>
+        <w:t>o</w:t>
+      </w:r>
+      <w:r>
+        <w:rPr>
+          <w:sz w:val="18"/>
+          <w:szCs w:val="18"/>
+        </w:rPr>
+        <w:t>ndernemer</w:t>
+      </w:r>
+      <w:bookmarkEnd w:id="41"/>
+      <w:bookmarkEnd w:id="42"/>
+    </w:p>
+    <w:p>
+      <w:pPr>
+        <w:rPr>
+          <w:sz w:val="18"/>
+          <w:szCs w:val="18"/>
+        </w:rPr>
+      </w:pPr>
+      <w:r>
+        <w:rPr>
+          <w:i/>
+          <w:iCs/>
+          <w:sz w:val="18"/>
+          <w:szCs w:val="18"/>
+        </w:rPr>
+        <w:t>Kopieer volledig deel 1.1 voor elk ander project dat je hebt uitgevoerd.</w:t>
+      </w:r>
+    </w:p>
+    <w:p>
+      <w:pPr>
+        <w:pStyle w:val="Kop4"/>
+        <w:numPr>
+          <w:ilvl w:val="1"/>
+          <w:numId w:val="19"/>
+        </w:numPr>
+        <w:rPr>
+          <w:sz w:val="18"/>
+          <w:szCs w:val="18"/>
+        </w:rPr>
+      </w:pPr>
+      <w:r>
+        <w:rPr>
+          <w:sz w:val="18"/>
+          <w:szCs w:val="18"/>
+        </w:rPr>
+        <w:t>Project 1</w:t>
+      </w:r>
     </w:p>
     <w:tbl>
       <w:tblPr>
@@ -16165,247 +17435,154 @@
                 <w:sz w:val="18"/>
                 <w:szCs w:val="18"/>
               </w:rPr>
-              <w:t>1. Omschrijf de pijler in maximum 3 kernwoorden.</w:t>
-            </w:r>
-          </w:p>
-          <w:p>
-            <w:pPr>
-              <w:rPr>
-                <w:sz w:val="18"/>
-                <w:szCs w:val="18"/>
-              </w:rPr>
-            </w:pPr>
-          </w:p>
-          <w:p>
-            <w:pPr>
-              <w:rPr>
-                <w:sz w:val="18"/>
-                <w:szCs w:val="18"/>
-              </w:rPr>
-            </w:pPr>
-          </w:p>
-          <w:p>
-            <w:pPr>
-              <w:rPr>
-                <w:sz w:val="18"/>
-                <w:szCs w:val="18"/>
-              </w:rPr>
-            </w:pPr>
-          </w:p>
-          <w:p>
-            <w:pPr>
-              <w:pStyle w:val="Lijstalinea"/>
-              <w:numPr>
-                <w:ilvl w:val="0"/>
-                <w:numId w:val="27"/>
-              </w:numPr>
-              <w:tabs>
-                <w:tab w:val="clear" w:pos="720"/>
-                <w:tab w:val="num" w:pos="176"/>
-              </w:tabs>
-              <w:ind w:left="176" w:hanging="176"/>
-              <w:rPr>
-                <w:sz w:val="18"/>
-                <w:szCs w:val="18"/>
-              </w:rPr>
-            </w:pPr>
-            <w:r>
-              <w:rPr>
-                <w:sz w:val="18"/>
-                <w:szCs w:val="18"/>
-              </w:rPr>
-              <w:t>Wat neem je mee uit deze pijler voor je persoonlijke ontwikkeling en verdere projecten die je binnen IT uitwerkt?</w:t>
-            </w:r>
-          </w:p>
-          <w:p>
-            <w:pPr>
-              <w:rPr>
-                <w:sz w:val="18"/>
-                <w:szCs w:val="18"/>
-              </w:rPr>
-            </w:pPr>
-          </w:p>
-          <w:p>
-            <w:pPr>
-              <w:rPr>
-                <w:sz w:val="18"/>
-                <w:szCs w:val="18"/>
-              </w:rPr>
-            </w:pPr>
-          </w:p>
-          <w:p>
-            <w:pPr>
-              <w:rPr>
-                <w:sz w:val="18"/>
-                <w:szCs w:val="18"/>
-              </w:rPr>
-            </w:pPr>
-          </w:p>
-          <w:p>
-            <w:pPr>
-              <w:rPr>
-                <w:sz w:val="18"/>
-                <w:szCs w:val="18"/>
-              </w:rPr>
-            </w:pPr>
-          </w:p>
-          <w:p>
-            <w:pPr>
-              <w:rPr>
-                <w:sz w:val="18"/>
-                <w:szCs w:val="18"/>
-              </w:rPr>
-            </w:pPr>
-          </w:p>
-          <w:p>
-            <w:pPr>
-              <w:rPr>
-                <w:sz w:val="18"/>
-                <w:szCs w:val="18"/>
-              </w:rPr>
-            </w:pPr>
-          </w:p>
-          <w:p>
-            <w:pPr>
-              <w:rPr>
-                <w:sz w:val="18"/>
-                <w:szCs w:val="18"/>
-              </w:rPr>
-            </w:pPr>
-          </w:p>
-          <w:p>
-            <w:pPr>
-              <w:rPr>
-                <w:sz w:val="18"/>
-                <w:szCs w:val="18"/>
-              </w:rPr>
-            </w:pPr>
-          </w:p>
-          <w:p>
-            <w:pPr>
-              <w:rPr>
-                <w:sz w:val="18"/>
-                <w:szCs w:val="18"/>
-              </w:rPr>
-            </w:pPr>
-            <w:r>
-              <w:rPr>
-                <w:sz w:val="18"/>
-                <w:szCs w:val="18"/>
-              </w:rPr>
-              <w:t>3. Welk gastcollege binnen deze pijler vond je het meest interessant? Motiveer ook kort waarom.</w:t>
-            </w:r>
-          </w:p>
-          <w:p>
-            <w:pPr>
-              <w:rPr>
-                <w:sz w:val="18"/>
-                <w:szCs w:val="18"/>
-              </w:rPr>
-            </w:pPr>
-          </w:p>
-          <w:p>
-            <w:pPr>
-              <w:rPr>
-                <w:sz w:val="18"/>
-                <w:szCs w:val="18"/>
-              </w:rPr>
-            </w:pPr>
-          </w:p>
-          <w:p>
-            <w:pPr>
-              <w:rPr>
-                <w:sz w:val="18"/>
-                <w:szCs w:val="18"/>
-              </w:rPr>
-            </w:pPr>
-          </w:p>
-          <w:p>
-            <w:pPr>
-              <w:rPr>
-                <w:sz w:val="18"/>
-                <w:szCs w:val="18"/>
-              </w:rPr>
-            </w:pPr>
-          </w:p>
-          <w:p>
-            <w:pPr>
-              <w:rPr>
-                <w:sz w:val="18"/>
-                <w:szCs w:val="18"/>
-              </w:rPr>
-            </w:pPr>
-          </w:p>
-          <w:p>
-            <w:pPr>
-              <w:rPr>
-                <w:sz w:val="18"/>
-                <w:szCs w:val="18"/>
-              </w:rPr>
-            </w:pPr>
-          </w:p>
-          <w:p>
-            <w:pPr>
-              <w:rPr>
-                <w:sz w:val="18"/>
-                <w:szCs w:val="18"/>
-              </w:rPr>
-            </w:pPr>
-            <w:r>
-              <w:rPr>
-                <w:sz w:val="18"/>
-                <w:szCs w:val="18"/>
-              </w:rPr>
-              <w:t>4. Welke tips heb je voor de verdere uitbouw van deze pijler? Hoe kan de pijler (nog) beter aangepakt worden?</w:t>
-            </w:r>
-          </w:p>
-          <w:p>
-            <w:pPr>
-              <w:rPr>
-                <w:sz w:val="18"/>
-                <w:szCs w:val="18"/>
-              </w:rPr>
-            </w:pPr>
-          </w:p>
-          <w:p>
-            <w:pPr>
-              <w:rPr>
-                <w:sz w:val="18"/>
-                <w:szCs w:val="18"/>
-              </w:rPr>
-            </w:pPr>
-          </w:p>
-          <w:p>
-            <w:pPr>
-              <w:rPr>
-                <w:sz w:val="18"/>
-                <w:szCs w:val="18"/>
-              </w:rPr>
-            </w:pPr>
-          </w:p>
-          <w:p>
-            <w:pPr>
-              <w:rPr>
-                <w:sz w:val="18"/>
-                <w:szCs w:val="18"/>
-              </w:rPr>
-            </w:pPr>
-          </w:p>
-          <w:p>
-            <w:pPr>
-              <w:rPr>
-                <w:sz w:val="18"/>
-                <w:szCs w:val="18"/>
-              </w:rPr>
-            </w:pPr>
-          </w:p>
-          <w:p>
-            <w:pPr>
-              <w:rPr>
-                <w:sz w:val="18"/>
-                <w:szCs w:val="18"/>
-              </w:rPr>
-            </w:pPr>
+              <w:t xml:space="preserve">In welk bedrijf werk je? Geef kort een omschrijving van de corebusiness van het bedrijf, grootte </w:t>
+            </w:r>
+            <w:proofErr w:type="spellStart"/>
+            <w:r>
+              <w:rPr>
+                <w:sz w:val="18"/>
+                <w:szCs w:val="18"/>
+              </w:rPr>
+              <w:t>etc</w:t>
+            </w:r>
+            <w:proofErr w:type="spellEnd"/>
+            <w:r>
+              <w:rPr>
+                <w:sz w:val="18"/>
+                <w:szCs w:val="18"/>
+              </w:rPr>
+              <w:t>:</w:t>
+            </w:r>
+          </w:p>
+          <w:p>
+            <w:pPr>
+              <w:rPr>
+                <w:sz w:val="18"/>
+                <w:szCs w:val="18"/>
+              </w:rPr>
+            </w:pPr>
+          </w:p>
+          <w:p>
+            <w:pPr>
+              <w:rPr>
+                <w:sz w:val="18"/>
+                <w:szCs w:val="18"/>
+              </w:rPr>
+            </w:pPr>
+            <w:r>
+              <w:rPr>
+                <w:sz w:val="18"/>
+                <w:szCs w:val="18"/>
+              </w:rPr>
+              <w:t xml:space="preserve">Ik werk voor </w:t>
+            </w:r>
+            <w:r>
+              <w:rPr>
+                <w:sz w:val="18"/>
+                <w:szCs w:val="18"/>
+              </w:rPr>
+              <w:t xml:space="preserve">MFC </w:t>
+            </w:r>
+            <w:r>
+              <w:rPr>
+                <w:sz w:val="18"/>
+                <w:szCs w:val="18"/>
+              </w:rPr>
+              <w:t>S</w:t>
+            </w:r>
+            <w:r>
+              <w:rPr>
+                <w:sz w:val="18"/>
+                <w:szCs w:val="18"/>
+              </w:rPr>
+              <w:t>tyrka, een zorginstelling voor jongeren</w:t>
+            </w:r>
+            <w:r>
+              <w:rPr>
+                <w:sz w:val="18"/>
+                <w:szCs w:val="18"/>
+              </w:rPr>
+              <w:t>.</w:t>
+            </w:r>
+            <w:r>
+              <w:rPr>
+                <w:sz w:val="18"/>
+                <w:szCs w:val="18"/>
+              </w:rPr>
+              <w:t xml:space="preserve"> Door Styrka wordt zorg op maat aangeboden die rechtstreeks of niet-rechtstreeks toegankelijk is voor kinderen en jongeren.</w:t>
+            </w:r>
+            <w:r>
+              <w:rPr>
+                <w:sz w:val="18"/>
+                <w:szCs w:val="18"/>
+              </w:rPr>
+              <w:br/>
+            </w:r>
+            <w:r>
+              <w:rPr>
+                <w:sz w:val="18"/>
+                <w:szCs w:val="18"/>
+              </w:rPr>
+              <w:t>De diensten die worden aangeboden zijn: verblijf, dagbesteding, dagopvang</w:t>
+            </w:r>
+            <w:r>
+              <w:rPr>
+                <w:sz w:val="18"/>
+                <w:szCs w:val="18"/>
+              </w:rPr>
+              <w:t>, ambulante &amp; mobiele begeleiding, geïntegreerde werking onderwijs T2 en verblijf en een therapie aanbod.</w:t>
+            </w:r>
+          </w:p>
+          <w:p>
+            <w:pPr>
+              <w:rPr>
+                <w:sz w:val="18"/>
+                <w:szCs w:val="18"/>
+              </w:rPr>
+            </w:pPr>
+          </w:p>
+          <w:p>
+            <w:pPr>
+              <w:rPr>
+                <w:sz w:val="18"/>
+                <w:szCs w:val="18"/>
+              </w:rPr>
+            </w:pPr>
+            <w:r>
+              <w:rPr>
+                <w:sz w:val="18"/>
+                <w:szCs w:val="18"/>
+              </w:rPr>
+              <w:t xml:space="preserve">Tussen alle diensten heen die de organisatie </w:t>
+            </w:r>
+            <w:r>
+              <w:rPr>
+                <w:sz w:val="18"/>
+                <w:szCs w:val="18"/>
+              </w:rPr>
+              <w:t>S</w:t>
+            </w:r>
+            <w:r>
+              <w:rPr>
+                <w:sz w:val="18"/>
+                <w:szCs w:val="18"/>
+              </w:rPr>
+              <w:t>tyrka aanbiedt werken er een 500tal mensen</w:t>
+            </w:r>
+            <w:r>
+              <w:rPr>
+                <w:sz w:val="18"/>
+                <w:szCs w:val="18"/>
+              </w:rPr>
+              <w:t>.</w:t>
+            </w:r>
+            <w:r>
+              <w:rPr>
+                <w:sz w:val="18"/>
+                <w:szCs w:val="18"/>
+              </w:rPr>
+              <w:br/>
+            </w:r>
           </w:p>
           <w:p>
             <w:pPr>
@@ -16425,1332 +17602,6 @@
           <w:szCs w:val="18"/>
         </w:rPr>
       </w:pPr>
-    </w:p>
-    <w:p>
-      <w:pPr>
-        <w:rPr>
-          <w:sz w:val="18"/>
-          <w:szCs w:val="18"/>
-        </w:rPr>
-      </w:pPr>
-    </w:p>
-    <w:p>
-      <w:pPr>
-        <w:rPr>
-          <w:sz w:val="18"/>
-          <w:szCs w:val="18"/>
-        </w:rPr>
-      </w:pPr>
-    </w:p>
-    <w:p>
-      <w:pPr>
-        <w:rPr>
-          <w:sz w:val="18"/>
-          <w:szCs w:val="18"/>
-        </w:rPr>
-      </w:pPr>
-    </w:p>
-    <w:p>
-      <w:pPr>
-        <w:rPr>
-          <w:sz w:val="18"/>
-          <w:szCs w:val="18"/>
-        </w:rPr>
-      </w:pPr>
-    </w:p>
-    <w:p>
-      <w:pPr>
-        <w:rPr>
-          <w:sz w:val="18"/>
-          <w:szCs w:val="18"/>
-        </w:rPr>
-      </w:pPr>
-    </w:p>
-    <w:p>
-      <w:pPr>
-        <w:rPr>
-          <w:sz w:val="18"/>
-          <w:szCs w:val="18"/>
-        </w:rPr>
-      </w:pPr>
-    </w:p>
-    <w:p>
-      <w:pPr>
-        <w:pStyle w:val="Kop1"/>
-        <w:rPr>
-          <w:sz w:val="21"/>
-          <w:szCs w:val="21"/>
-          <w:lang w:val="en-US"/>
-        </w:rPr>
-      </w:pPr>
-      <w:bookmarkStart w:id="34" w:name="_Toc231160249"/>
-      <w:r>
-        <w:rPr>
-          <w:sz w:val="21"/>
-          <w:szCs w:val="21"/>
-          <w:lang w:val="en-US"/>
-        </w:rPr>
-        <w:t>3</w:t>
-      </w:r>
-      <w:r>
-        <w:rPr>
-          <w:sz w:val="21"/>
-          <w:szCs w:val="21"/>
-          <w:lang w:val="en-US"/>
-        </w:rPr>
-        <w:t xml:space="preserve">. </w:t>
-      </w:r>
-      <w:r>
-        <w:rPr>
-          <w:sz w:val="21"/>
-          <w:szCs w:val="21"/>
-          <w:lang w:val="en-US"/>
-        </w:rPr>
-        <w:t>MODULE 3 ENTERPRENEURSHIP OF MODULE 4 : C</w:t>
-      </w:r>
-      <w:r>
-        <w:rPr>
-          <w:sz w:val="21"/>
-          <w:szCs w:val="21"/>
-          <w:lang w:val="en-US"/>
-        </w:rPr>
-        <w:t>RO</w:t>
-      </w:r>
-      <w:r>
-        <w:rPr>
-          <w:sz w:val="21"/>
-          <w:szCs w:val="21"/>
-          <w:lang w:val="en-US"/>
-        </w:rPr>
-        <w:t>S</w:t>
-      </w:r>
-      <w:r>
-        <w:rPr>
-          <w:sz w:val="21"/>
-          <w:szCs w:val="21"/>
-          <w:lang w:val="en-US"/>
-        </w:rPr>
-        <w:t>S</w:t>
-      </w:r>
-      <w:r>
-        <w:rPr>
-          <w:sz w:val="21"/>
-          <w:szCs w:val="21"/>
-          <w:lang w:val="en-US"/>
-        </w:rPr>
-        <w:t>-</w:t>
-      </w:r>
-      <w:r>
-        <w:rPr>
-          <w:sz w:val="21"/>
-          <w:szCs w:val="21"/>
-          <w:lang w:val="en-US"/>
-        </w:rPr>
-        <w:t>CULT</w:t>
-      </w:r>
-      <w:r>
-        <w:rPr>
-          <w:sz w:val="21"/>
-          <w:szCs w:val="21"/>
-          <w:lang w:val="en-US"/>
-        </w:rPr>
-        <w:t>u</w:t>
-      </w:r>
-      <w:r>
-        <w:rPr>
-          <w:sz w:val="21"/>
-          <w:szCs w:val="21"/>
-          <w:lang w:val="en-US"/>
-        </w:rPr>
-        <w:t>RAL E</w:t>
-      </w:r>
-      <w:r>
-        <w:rPr>
-          <w:sz w:val="21"/>
-          <w:szCs w:val="21"/>
-          <w:lang w:val="en-US"/>
-        </w:rPr>
-        <w:t>XPERIENCE</w:t>
-      </w:r>
-      <w:bookmarkEnd w:id="34"/>
-    </w:p>
-    <w:p>
-      <w:pPr>
-        <w:pStyle w:val="Kop2"/>
-        <w:spacing w:after="240"/>
-        <w:rPr>
-          <w:sz w:val="18"/>
-          <w:szCs w:val="18"/>
-        </w:rPr>
-      </w:pPr>
-      <w:bookmarkStart w:id="35" w:name="_Toc120032090"/>
-      <w:bookmarkStart w:id="36" w:name="_Toc231160250"/>
-      <w:r>
-        <w:rPr>
-          <w:sz w:val="18"/>
-          <w:szCs w:val="18"/>
-        </w:rPr>
-        <w:t>Leerdoel</w:t>
-      </w:r>
-      <w:r>
-        <w:rPr>
-          <w:sz w:val="18"/>
-          <w:szCs w:val="18"/>
-        </w:rPr>
-        <w:t xml:space="preserve"> </w:t>
-      </w:r>
-      <w:r>
-        <w:rPr>
-          <w:sz w:val="18"/>
-          <w:szCs w:val="18"/>
-        </w:rPr>
-        <w:t>ondernemen</w:t>
-      </w:r>
-      <w:bookmarkEnd w:id="35"/>
-      <w:bookmarkEnd w:id="36"/>
-    </w:p>
-    <w:tbl>
-      <w:tblPr>
-        <w:tblStyle w:val="Tabelraster"/>
-        <w:tblW w:w="0" w:type="auto"/>
-        <w:tblLook w:val="04A0" w:firstRow="1" w:lastRow="0" w:firstColumn="1" w:lastColumn="0" w:noHBand="0" w:noVBand="1"/>
-      </w:tblPr>
-      <w:tblGrid>
-        <w:gridCol w:w="9487"/>
-      </w:tblGrid>
-      <w:tr>
-        <w:tc>
-          <w:tcPr>
-            <w:tcW w:w="9487" w:type="dxa"/>
-          </w:tcPr>
-          <w:p>
-            <w:pPr>
-              <w:pStyle w:val="Lijstalinea"/>
-              <w:numPr>
-                <w:ilvl w:val="0"/>
-                <w:numId w:val="4"/>
-              </w:numPr>
-              <w:spacing w:beforeAutospacing="1" w:after="100" w:afterAutospacing="1"/>
-              <w:rPr>
-                <w:rFonts w:asciiTheme="majorHAnsi" w:eastAsia="Times New Roman" w:hAnsiTheme="majorHAnsi" w:cs="Times New Roman"/>
-                <w:sz w:val="18"/>
-                <w:szCs w:val="18"/>
-                <w:lang w:eastAsia="nl-BE"/>
-              </w:rPr>
-            </w:pPr>
-            <w:r>
-              <w:rPr>
-                <w:rFonts w:asciiTheme="majorHAnsi" w:eastAsia="Times New Roman" w:hAnsiTheme="majorHAnsi" w:cs="Times New Roman"/>
-                <w:sz w:val="18"/>
-                <w:szCs w:val="18"/>
-                <w:lang w:eastAsia="nl-BE"/>
-              </w:rPr>
-              <w:t>Je</w:t>
-            </w:r>
-            <w:r>
-              <w:rPr>
-                <w:rFonts w:asciiTheme="majorHAnsi" w:eastAsia="Times New Roman" w:hAnsiTheme="majorHAnsi" w:cs="Times New Roman"/>
-                <w:sz w:val="18"/>
-                <w:szCs w:val="18"/>
-                <w:lang w:eastAsia="nl-BE"/>
-              </w:rPr>
-              <w:t xml:space="preserve"> kan zich ondernemend tonen door zelf </w:t>
-            </w:r>
-            <w:r>
-              <w:rPr>
-                <w:rFonts w:asciiTheme="majorHAnsi" w:eastAsia="Times New Roman" w:hAnsiTheme="majorHAnsi" w:cs="Times New Roman"/>
-                <w:sz w:val="18"/>
-                <w:szCs w:val="18"/>
-                <w:lang w:eastAsia="nl-BE"/>
-              </w:rPr>
-              <w:t>initiatief</w:t>
-            </w:r>
-            <w:r>
-              <w:rPr>
-                <w:rFonts w:asciiTheme="majorHAnsi" w:eastAsia="Times New Roman" w:hAnsiTheme="majorHAnsi" w:cs="Times New Roman"/>
-                <w:sz w:val="18"/>
-                <w:szCs w:val="18"/>
-                <w:lang w:eastAsia="nl-BE"/>
-              </w:rPr>
-              <w:t xml:space="preserve"> te nemen om deel te nemen aan IT-gerelateerde activiteiten waarmee </w:t>
-            </w:r>
-            <w:r>
-              <w:rPr>
-                <w:rFonts w:asciiTheme="majorHAnsi" w:eastAsia="Times New Roman" w:hAnsiTheme="majorHAnsi" w:cs="Times New Roman"/>
-                <w:sz w:val="18"/>
-                <w:szCs w:val="18"/>
-                <w:lang w:eastAsia="nl-BE"/>
-              </w:rPr>
-              <w:t>je</w:t>
-            </w:r>
-            <w:r>
-              <w:rPr>
-                <w:rFonts w:asciiTheme="majorHAnsi" w:eastAsia="Times New Roman" w:hAnsiTheme="majorHAnsi" w:cs="Times New Roman"/>
-                <w:sz w:val="18"/>
-                <w:szCs w:val="18"/>
-                <w:lang w:eastAsia="nl-BE"/>
-              </w:rPr>
-              <w:t xml:space="preserve"> extra ervaring of kennis opdoet.</w:t>
-            </w:r>
-            <w:r>
-              <w:rPr>
-                <w:rFonts w:asciiTheme="majorHAnsi" w:eastAsia="Times New Roman" w:hAnsiTheme="majorHAnsi" w:cs="Times New Roman"/>
-                <w:sz w:val="18"/>
-                <w:szCs w:val="18"/>
-                <w:lang w:eastAsia="nl-BE"/>
-              </w:rPr>
-              <w:br/>
-            </w:r>
-          </w:p>
-          <w:p>
-            <w:pPr>
-              <w:pStyle w:val="Lijstalinea"/>
-              <w:numPr>
-                <w:ilvl w:val="0"/>
-                <w:numId w:val="4"/>
-              </w:numPr>
-              <w:spacing w:beforeAutospacing="1" w:after="100" w:afterAutospacing="1"/>
-              <w:rPr>
-                <w:rFonts w:asciiTheme="majorHAnsi" w:eastAsia="Times New Roman" w:hAnsiTheme="majorHAnsi" w:cs="Times New Roman"/>
-                <w:sz w:val="18"/>
-                <w:szCs w:val="18"/>
-                <w:lang w:eastAsia="nl-BE"/>
-              </w:rPr>
-            </w:pPr>
-            <w:r>
-              <w:rPr>
-                <w:rFonts w:asciiTheme="majorHAnsi" w:eastAsia="Times New Roman" w:hAnsiTheme="majorHAnsi" w:cs="Times New Roman"/>
-                <w:sz w:val="18"/>
-                <w:szCs w:val="18"/>
-                <w:lang w:eastAsia="nl-BE"/>
-              </w:rPr>
-              <w:t>Je</w:t>
-            </w:r>
-            <w:r>
-              <w:rPr>
-                <w:rFonts w:asciiTheme="majorHAnsi" w:eastAsia="Times New Roman" w:hAnsiTheme="majorHAnsi" w:cs="Times New Roman"/>
-                <w:sz w:val="18"/>
-                <w:szCs w:val="18"/>
-                <w:lang w:eastAsia="nl-BE"/>
-              </w:rPr>
-              <w:t xml:space="preserve"> kan </w:t>
-            </w:r>
-            <w:r>
-              <w:rPr>
-                <w:rFonts w:asciiTheme="majorHAnsi" w:eastAsia="Times New Roman" w:hAnsiTheme="majorHAnsi" w:cs="Times New Roman"/>
-                <w:sz w:val="18"/>
-                <w:szCs w:val="18"/>
-                <w:lang w:eastAsia="nl-BE"/>
-              </w:rPr>
-              <w:t>je</w:t>
-            </w:r>
-            <w:r>
-              <w:rPr>
-                <w:rFonts w:asciiTheme="majorHAnsi" w:eastAsia="Times New Roman" w:hAnsiTheme="majorHAnsi" w:cs="Times New Roman"/>
-                <w:sz w:val="18"/>
-                <w:szCs w:val="18"/>
-                <w:lang w:eastAsia="nl-BE"/>
-              </w:rPr>
-              <w:t xml:space="preserve"> ondernemend tonen door creatieve ideeën te ontwikkelen en te vertalen in een concept, het scheppen van iets nieuws, het verbeteren van een proces, het creëren van iets </w:t>
-            </w:r>
-            <w:r>
-              <w:rPr>
-                <w:rFonts w:asciiTheme="majorHAnsi" w:eastAsia="Times New Roman" w:hAnsiTheme="majorHAnsi" w:cs="Times New Roman"/>
-                <w:sz w:val="18"/>
-                <w:szCs w:val="18"/>
-                <w:lang w:eastAsia="nl-BE"/>
-              </w:rPr>
-              <w:lastRenderedPageBreak/>
-              <w:t xml:space="preserve">duurzaams binnen een IT-gerelateerde context waarmee </w:t>
-            </w:r>
-            <w:r>
-              <w:rPr>
-                <w:rFonts w:asciiTheme="majorHAnsi" w:eastAsia="Times New Roman" w:hAnsiTheme="majorHAnsi" w:cs="Times New Roman"/>
-                <w:sz w:val="18"/>
-                <w:szCs w:val="18"/>
-                <w:lang w:eastAsia="nl-BE"/>
-              </w:rPr>
-              <w:t>je</w:t>
-            </w:r>
-            <w:r>
-              <w:rPr>
-                <w:rFonts w:asciiTheme="majorHAnsi" w:eastAsia="Times New Roman" w:hAnsiTheme="majorHAnsi" w:cs="Times New Roman"/>
-                <w:sz w:val="18"/>
-                <w:szCs w:val="18"/>
-                <w:lang w:eastAsia="nl-BE"/>
-              </w:rPr>
-              <w:t xml:space="preserve"> extra ervaring kan opdoen</w:t>
-            </w:r>
-            <w:r>
-              <w:rPr>
-                <w:rFonts w:asciiTheme="majorHAnsi" w:eastAsia="Times New Roman" w:hAnsiTheme="majorHAnsi" w:cs="Times New Roman"/>
-                <w:sz w:val="18"/>
-                <w:szCs w:val="18"/>
-                <w:lang w:eastAsia="nl-BE"/>
-              </w:rPr>
-              <w:t xml:space="preserve">. </w:t>
-            </w:r>
-            <w:r>
-              <w:rPr>
-                <w:rFonts w:asciiTheme="majorHAnsi" w:eastAsia="Times New Roman" w:hAnsiTheme="majorHAnsi" w:cs="Times New Roman"/>
-                <w:sz w:val="18"/>
-                <w:szCs w:val="18"/>
-                <w:lang w:eastAsia="nl-BE"/>
-              </w:rPr>
-              <w:br/>
-            </w:r>
-          </w:p>
-          <w:p>
-            <w:pPr>
-              <w:pStyle w:val="Normaalweb"/>
-              <w:numPr>
-                <w:ilvl w:val="0"/>
-                <w:numId w:val="4"/>
-              </w:numPr>
-              <w:rPr>
-                <w:rFonts w:asciiTheme="majorHAnsi" w:hAnsiTheme="majorHAnsi"/>
-                <w:sz w:val="18"/>
-                <w:szCs w:val="18"/>
-              </w:rPr>
-            </w:pPr>
-            <w:r>
-              <w:rPr>
-                <w:rFonts w:asciiTheme="majorHAnsi" w:hAnsiTheme="majorHAnsi"/>
-                <w:sz w:val="18"/>
-                <w:szCs w:val="18"/>
-              </w:rPr>
-              <w:t>Je</w:t>
-            </w:r>
-            <w:r>
-              <w:rPr>
-                <w:rFonts w:asciiTheme="majorHAnsi" w:hAnsiTheme="majorHAnsi"/>
-                <w:sz w:val="18"/>
-                <w:szCs w:val="18"/>
-              </w:rPr>
-              <w:t xml:space="preserve"> kan ondernemend gedrag ontwikkelen door:</w:t>
-            </w:r>
-          </w:p>
-          <w:p>
-            <w:pPr>
-              <w:pStyle w:val="Normaalweb"/>
-              <w:numPr>
-                <w:ilvl w:val="1"/>
-                <w:numId w:val="4"/>
-              </w:numPr>
-              <w:rPr>
-                <w:rFonts w:asciiTheme="majorHAnsi" w:hAnsiTheme="majorHAnsi"/>
-                <w:sz w:val="18"/>
-                <w:szCs w:val="18"/>
-              </w:rPr>
-            </w:pPr>
-            <w:r>
-              <w:rPr>
-                <w:rFonts w:asciiTheme="majorHAnsi" w:hAnsiTheme="majorHAnsi"/>
-                <w:sz w:val="18"/>
-                <w:szCs w:val="18"/>
-              </w:rPr>
-              <w:t xml:space="preserve">getuigenissen </w:t>
-            </w:r>
-            <w:r>
-              <w:rPr>
-                <w:rFonts w:asciiTheme="majorHAnsi" w:hAnsiTheme="majorHAnsi"/>
-                <w:sz w:val="18"/>
-                <w:szCs w:val="18"/>
-              </w:rPr>
-              <w:t>vanuit</w:t>
-            </w:r>
-            <w:r>
-              <w:rPr>
-                <w:rFonts w:asciiTheme="majorHAnsi" w:hAnsiTheme="majorHAnsi"/>
-                <w:sz w:val="18"/>
-                <w:szCs w:val="18"/>
-              </w:rPr>
-              <w:t xml:space="preserve"> bedrijfswereld en ondernemende studenten bij te wonen</w:t>
-            </w:r>
-          </w:p>
-          <w:p>
-            <w:pPr>
-              <w:pStyle w:val="Normaalweb"/>
-              <w:numPr>
-                <w:ilvl w:val="1"/>
-                <w:numId w:val="4"/>
-              </w:numPr>
-              <w:rPr>
-                <w:rFonts w:asciiTheme="majorHAnsi" w:hAnsiTheme="majorHAnsi"/>
-                <w:sz w:val="18"/>
-                <w:szCs w:val="18"/>
-              </w:rPr>
-            </w:pPr>
-            <w:r>
-              <w:rPr>
-                <w:rFonts w:asciiTheme="majorHAnsi" w:hAnsiTheme="majorHAnsi"/>
-                <w:sz w:val="18"/>
-                <w:szCs w:val="18"/>
-              </w:rPr>
-              <w:t xml:space="preserve">deelname aan hackathon, VPW, </w:t>
-            </w:r>
-            <w:proofErr w:type="spellStart"/>
-            <w:r>
-              <w:rPr>
-                <w:rFonts w:asciiTheme="majorHAnsi" w:hAnsiTheme="majorHAnsi"/>
-                <w:sz w:val="18"/>
-                <w:szCs w:val="18"/>
-              </w:rPr>
-              <w:t>CodeFever</w:t>
-            </w:r>
-            <w:proofErr w:type="spellEnd"/>
-            <w:r>
-              <w:rPr>
-                <w:rFonts w:asciiTheme="majorHAnsi" w:hAnsiTheme="majorHAnsi"/>
-                <w:sz w:val="18"/>
-                <w:szCs w:val="18"/>
-              </w:rPr>
-              <w:t xml:space="preserve">, </w:t>
-            </w:r>
-            <w:proofErr w:type="spellStart"/>
-            <w:r>
-              <w:rPr>
-                <w:rFonts w:asciiTheme="majorHAnsi" w:hAnsiTheme="majorHAnsi"/>
-                <w:sz w:val="18"/>
-                <w:szCs w:val="18"/>
-              </w:rPr>
-              <w:t>Summerschools</w:t>
-            </w:r>
-            <w:proofErr w:type="spellEnd"/>
-            <w:r>
-              <w:rPr>
-                <w:rFonts w:asciiTheme="majorHAnsi" w:hAnsiTheme="majorHAnsi"/>
-                <w:sz w:val="18"/>
-                <w:szCs w:val="18"/>
-              </w:rPr>
-              <w:t xml:space="preserve">, projecten, participatieraden, IT-lab, navormingen, </w:t>
-            </w:r>
-            <w:proofErr w:type="spellStart"/>
-            <w:r>
-              <w:rPr>
-                <w:rFonts w:asciiTheme="majorHAnsi" w:hAnsiTheme="majorHAnsi"/>
-                <w:sz w:val="18"/>
-                <w:szCs w:val="18"/>
-              </w:rPr>
-              <w:t>webinars</w:t>
-            </w:r>
-            <w:proofErr w:type="spellEnd"/>
-            <w:r>
-              <w:rPr>
-                <w:rFonts w:asciiTheme="majorHAnsi" w:hAnsiTheme="majorHAnsi"/>
-                <w:sz w:val="18"/>
-                <w:szCs w:val="18"/>
-              </w:rPr>
-              <w:t>, …</w:t>
-            </w:r>
-          </w:p>
-          <w:p>
-            <w:pPr>
-              <w:pStyle w:val="Normaalweb"/>
-              <w:numPr>
-                <w:ilvl w:val="1"/>
-                <w:numId w:val="4"/>
-              </w:numPr>
-              <w:rPr>
-                <w:rFonts w:asciiTheme="majorHAnsi" w:hAnsiTheme="majorHAnsi"/>
-                <w:sz w:val="18"/>
-                <w:szCs w:val="18"/>
-              </w:rPr>
-            </w:pPr>
-            <w:r>
-              <w:rPr>
-                <w:rFonts w:asciiTheme="majorHAnsi" w:hAnsiTheme="majorHAnsi"/>
-                <w:sz w:val="18"/>
-                <w:szCs w:val="18"/>
-              </w:rPr>
-              <w:t>innovatief denken en doen</w:t>
-            </w:r>
-            <w:r>
-              <w:rPr>
-                <w:rFonts w:asciiTheme="majorHAnsi" w:hAnsiTheme="majorHAnsi"/>
-                <w:sz w:val="18"/>
-                <w:szCs w:val="18"/>
-              </w:rPr>
-              <w:t>.</w:t>
-            </w:r>
-          </w:p>
-          <w:p>
-            <w:pPr>
-              <w:pStyle w:val="Normaalweb"/>
-              <w:numPr>
-                <w:ilvl w:val="1"/>
-                <w:numId w:val="4"/>
-              </w:numPr>
-              <w:rPr>
-                <w:rFonts w:asciiTheme="majorHAnsi" w:hAnsiTheme="majorHAnsi"/>
-                <w:sz w:val="18"/>
-                <w:szCs w:val="18"/>
-              </w:rPr>
-            </w:pPr>
-            <w:r>
-              <w:rPr>
-                <w:rFonts w:asciiTheme="majorHAnsi" w:hAnsiTheme="majorHAnsi"/>
-                <w:sz w:val="18"/>
-                <w:szCs w:val="18"/>
-              </w:rPr>
-              <w:t>Eigen projectvoorstel doen</w:t>
-            </w:r>
-          </w:p>
-        </w:tc>
-      </w:tr>
-    </w:tbl>
-    <w:p>
-      <w:pPr>
-        <w:pStyle w:val="Kop2"/>
-        <w:spacing w:after="240"/>
-        <w:rPr>
-          <w:sz w:val="18"/>
-          <w:szCs w:val="18"/>
-        </w:rPr>
-      </w:pPr>
-      <w:bookmarkStart w:id="37" w:name="_Toc231160251"/>
-      <w:r>
-        <w:rPr>
-          <w:sz w:val="18"/>
-          <w:szCs w:val="18"/>
-        </w:rPr>
-        <w:lastRenderedPageBreak/>
-        <w:t>Leerdoel</w:t>
-      </w:r>
-      <w:r>
-        <w:rPr>
-          <w:sz w:val="18"/>
-          <w:szCs w:val="18"/>
-        </w:rPr>
-        <w:t xml:space="preserve"> </w:t>
-      </w:r>
-      <w:r>
-        <w:rPr>
-          <w:sz w:val="18"/>
-          <w:szCs w:val="18"/>
-        </w:rPr>
-        <w:t>internationalisering</w:t>
-      </w:r>
-      <w:bookmarkEnd w:id="37"/>
-    </w:p>
-    <w:tbl>
-      <w:tblPr>
-        <w:tblStyle w:val="Tabelraster"/>
-        <w:tblW w:w="0" w:type="auto"/>
-        <w:tblLook w:val="04A0" w:firstRow="1" w:lastRow="0" w:firstColumn="1" w:lastColumn="0" w:noHBand="0" w:noVBand="1"/>
-      </w:tblPr>
-      <w:tblGrid>
-        <w:gridCol w:w="9487"/>
-      </w:tblGrid>
-      <w:tr>
-        <w:tc>
-          <w:tcPr>
-            <w:tcW w:w="9487" w:type="dxa"/>
-          </w:tcPr>
-          <w:p>
-            <w:pPr>
-              <w:pStyle w:val="paragraph"/>
-              <w:numPr>
-                <w:ilvl w:val="0"/>
-                <w:numId w:val="28"/>
-              </w:numPr>
-              <w:spacing w:beforeAutospacing="0" w:after="0" w:afterAutospacing="0"/>
-              <w:ind w:left="360" w:firstLine="0"/>
-              <w:textAlignment w:val="baseline"/>
-              <w:rPr>
-                <w:rStyle w:val="eop"/>
-                <w:rFonts w:ascii="Montserrat" w:hAnsi="Montserrat"/>
-                <w:sz w:val="21"/>
-                <w:szCs w:val="21"/>
-              </w:rPr>
-            </w:pPr>
-            <w:r>
-              <w:rPr>
-                <w:rStyle w:val="normaltextrun"/>
-                <w:rFonts w:ascii="Montserrat" w:hAnsi="Montserrat"/>
-                <w:sz w:val="18"/>
-                <w:szCs w:val="18"/>
-              </w:rPr>
-              <w:t>Je kan omgaan en/of samenwerken met professionals en studenten in ee</w:t>
-            </w:r>
-            <w:r>
-              <w:rPr>
-                <w:rStyle w:val="normaltextrun"/>
-                <w:rFonts w:ascii="Montserrat" w:hAnsi="Montserrat"/>
-                <w:sz w:val="18"/>
-                <w:szCs w:val="18"/>
-              </w:rPr>
-              <w:t>n multiculturele,</w:t>
-            </w:r>
-            <w:r>
-              <w:rPr>
-                <w:rStyle w:val="normaltextrun"/>
-                <w:rFonts w:ascii="Montserrat" w:hAnsi="Montserrat"/>
-                <w:sz w:val="18"/>
-                <w:szCs w:val="18"/>
-              </w:rPr>
-              <w:t xml:space="preserve"> internationale context.</w:t>
-            </w:r>
-            <w:r>
-              <w:rPr>
-                <w:rStyle w:val="eop"/>
-                <w:rFonts w:ascii="Montserrat" w:hAnsi="Montserrat"/>
-                <w:sz w:val="18"/>
-                <w:szCs w:val="18"/>
-              </w:rPr>
-              <w:t> </w:t>
-            </w:r>
-          </w:p>
-          <w:p>
-            <w:pPr>
-              <w:pStyle w:val="paragraph"/>
-              <w:spacing w:beforeAutospacing="0" w:after="0" w:afterAutospacing="0"/>
-              <w:ind w:left="360"/>
-              <w:textAlignment w:val="baseline"/>
-              <w:rPr>
-                <w:rFonts w:ascii="Montserrat" w:hAnsi="Montserrat"/>
-                <w:sz w:val="21"/>
-                <w:szCs w:val="21"/>
-              </w:rPr>
-            </w:pPr>
-          </w:p>
-          <w:p>
-            <w:pPr>
-              <w:pStyle w:val="paragraph"/>
-              <w:numPr>
-                <w:ilvl w:val="0"/>
-                <w:numId w:val="28"/>
-              </w:numPr>
-              <w:spacing w:beforeAutospacing="0" w:after="0" w:afterAutospacing="0"/>
-              <w:ind w:left="360" w:firstLine="0"/>
-              <w:textAlignment w:val="baseline"/>
-              <w:rPr>
-                <w:rStyle w:val="eop"/>
-                <w:rFonts w:ascii="Montserrat" w:hAnsi="Montserrat"/>
-                <w:sz w:val="21"/>
-                <w:szCs w:val="21"/>
-              </w:rPr>
-            </w:pPr>
-            <w:r>
-              <w:rPr>
-                <w:rStyle w:val="normaltextrun"/>
-                <w:rFonts w:ascii="Montserrat" w:hAnsi="Montserrat"/>
-                <w:sz w:val="18"/>
-                <w:szCs w:val="18"/>
-              </w:rPr>
-              <w:t>Je kan inzicht ontwikkelen in de culturele verschillen tussen landen en regio’s.</w:t>
-            </w:r>
-            <w:r>
-              <w:rPr>
-                <w:rStyle w:val="eop"/>
-                <w:rFonts w:ascii="Montserrat" w:hAnsi="Montserrat"/>
-                <w:sz w:val="18"/>
-                <w:szCs w:val="18"/>
-              </w:rPr>
-              <w:t> </w:t>
-            </w:r>
-          </w:p>
-          <w:p>
-            <w:pPr>
-              <w:pStyle w:val="paragraph"/>
-              <w:spacing w:beforeAutospacing="0" w:after="0" w:afterAutospacing="0"/>
-              <w:textAlignment w:val="baseline"/>
-              <w:rPr>
-                <w:rStyle w:val="eop"/>
-                <w:rFonts w:ascii="Montserrat" w:hAnsi="Montserrat"/>
-                <w:sz w:val="21"/>
-                <w:szCs w:val="21"/>
-              </w:rPr>
-            </w:pPr>
-          </w:p>
-          <w:p>
-            <w:pPr>
-              <w:pStyle w:val="paragraph"/>
-              <w:numPr>
-                <w:ilvl w:val="0"/>
-                <w:numId w:val="28"/>
-              </w:numPr>
-              <w:spacing w:beforeAutospacing="0" w:after="0" w:afterAutospacing="0"/>
-              <w:ind w:left="360" w:firstLine="0"/>
-              <w:textAlignment w:val="baseline"/>
-              <w:rPr>
-                <w:rStyle w:val="normaltextrun"/>
-                <w:rFonts w:ascii="Montserrat" w:hAnsi="Montserrat"/>
-                <w:sz w:val="21"/>
-                <w:szCs w:val="21"/>
-              </w:rPr>
-            </w:pPr>
-            <w:r>
-              <w:rPr>
-                <w:rStyle w:val="normaltextrun"/>
-                <w:rFonts w:ascii="Montserrat" w:hAnsi="Montserrat"/>
-                <w:sz w:val="18"/>
-                <w:szCs w:val="18"/>
-              </w:rPr>
-              <w:t>Je wordt je bewust van en ervaart cultuurverschillen in een professionele werkomgeving door deelname aan internationale beurzen, studiereizen, stage, IP-project…</w:t>
-            </w:r>
-          </w:p>
-          <w:p>
-            <w:pPr>
-              <w:pStyle w:val="paragraph"/>
-              <w:spacing w:beforeAutospacing="0" w:after="0" w:afterAutospacing="0"/>
-              <w:textAlignment w:val="baseline"/>
-              <w:rPr>
-                <w:rStyle w:val="normaltextrun"/>
-                <w:rFonts w:ascii="Montserrat" w:hAnsi="Montserrat"/>
-                <w:sz w:val="21"/>
-                <w:szCs w:val="21"/>
-              </w:rPr>
-            </w:pPr>
-          </w:p>
-        </w:tc>
-      </w:tr>
-    </w:tbl>
-    <w:p>
-      <w:pPr>
-        <w:tabs>
-          <w:tab w:val="left" w:pos="3583"/>
-        </w:tabs>
-        <w:spacing w:before="120" w:after="120" w:line="360" w:lineRule="auto"/>
-        <w:rPr>
-          <w:rFonts w:asciiTheme="majorHAnsi" w:eastAsiaTheme="majorEastAsia" w:hAnsiTheme="majorHAnsi" w:cstheme="majorBidi"/>
-          <w:sz w:val="21"/>
-          <w:szCs w:val="21"/>
-        </w:rPr>
-      </w:pPr>
-    </w:p>
-    <w:p>
-      <w:pPr>
-        <w:tabs>
-          <w:tab w:val="left" w:pos="3583"/>
-        </w:tabs>
-        <w:spacing w:before="120" w:after="120" w:line="360" w:lineRule="auto"/>
-        <w:rPr>
-          <w:rFonts w:asciiTheme="majorHAnsi" w:eastAsiaTheme="majorEastAsia" w:hAnsiTheme="majorHAnsi" w:cstheme="majorBidi"/>
-          <w:sz w:val="21"/>
-          <w:szCs w:val="21"/>
-        </w:rPr>
-      </w:pPr>
-    </w:p>
-    <w:p>
-      <w:pPr>
-        <w:pStyle w:val="Kop2"/>
-        <w:rPr>
-          <w:sz w:val="18"/>
-          <w:szCs w:val="18"/>
-        </w:rPr>
-      </w:pPr>
-      <w:bookmarkStart w:id="38" w:name="_Toc231160252"/>
-      <w:r>
-        <w:rPr>
-          <w:sz w:val="18"/>
-          <w:szCs w:val="18"/>
-        </w:rPr>
-        <w:t>3</w:t>
-      </w:r>
-      <w:r>
-        <w:rPr>
-          <w:sz w:val="18"/>
-          <w:szCs w:val="18"/>
-        </w:rPr>
-        <w:t xml:space="preserve">.1 Maak </w:t>
-      </w:r>
-      <w:r>
-        <w:rPr>
-          <w:sz w:val="18"/>
-          <w:szCs w:val="18"/>
-        </w:rPr>
-        <w:t>een</w:t>
-      </w:r>
-      <w:r>
-        <w:rPr>
-          <w:sz w:val="18"/>
-          <w:szCs w:val="18"/>
-        </w:rPr>
-        <w:t xml:space="preserve"> keuze</w:t>
-      </w:r>
-      <w:bookmarkEnd w:id="38"/>
-    </w:p>
-    <w:p>
-      <w:pPr>
-        <w:shd w:val="clear" w:color="auto" w:fill="FFFFFF"/>
-        <w:spacing w:before="120" w:after="120" w:line="288" w:lineRule="auto"/>
-        <w:jc w:val="both"/>
-        <w:rPr>
-          <w:rFonts w:ascii="Montserrat" w:eastAsia="Times New Roman" w:hAnsi="Montserrat" w:cs="Segoe UI"/>
-          <w:color w:val="212529"/>
-          <w:sz w:val="18"/>
-          <w:szCs w:val="18"/>
-          <w:lang w:eastAsia="nl-BE"/>
-        </w:rPr>
-      </w:pPr>
-      <w:r>
-        <w:rPr>
-          <w:rFonts w:ascii="Montserrat" w:eastAsia="Times New Roman" w:hAnsi="Montserrat" w:cs="Segoe UI"/>
-          <w:color w:val="212529"/>
-          <w:sz w:val="18"/>
-          <w:szCs w:val="18"/>
-          <w:lang w:eastAsia="nl-BE"/>
-        </w:rPr>
-        <w:t>Hieronder staan de 3 pakketten waarmee we binnen de pijler</w:t>
-      </w:r>
-      <w:r>
-        <w:rPr>
-          <w:rFonts w:ascii="Montserrat" w:eastAsia="Times New Roman" w:hAnsi="Montserrat" w:cs="Segoe UI"/>
-          <w:color w:val="212529"/>
-          <w:sz w:val="18"/>
-          <w:szCs w:val="18"/>
-          <w:lang w:eastAsia="nl-BE"/>
-        </w:rPr>
-        <w:t>s</w:t>
-      </w:r>
-      <w:r>
-        <w:rPr>
-          <w:rFonts w:ascii="Montserrat" w:eastAsia="Times New Roman" w:hAnsi="Montserrat" w:cs="Segoe UI"/>
-          <w:color w:val="212529"/>
-          <w:sz w:val="18"/>
-          <w:szCs w:val="18"/>
-          <w:lang w:eastAsia="nl-BE"/>
-        </w:rPr>
-        <w:t xml:space="preserve"> Ondernemen </w:t>
-      </w:r>
-      <w:r>
-        <w:rPr>
-          <w:rFonts w:ascii="Montserrat" w:eastAsia="Times New Roman" w:hAnsi="Montserrat" w:cs="Segoe UI"/>
-          <w:color w:val="212529"/>
-          <w:sz w:val="18"/>
-          <w:szCs w:val="18"/>
-          <w:lang w:eastAsia="nl-BE"/>
-        </w:rPr>
-        <w:t xml:space="preserve">en Internationalisering </w:t>
-      </w:r>
-      <w:r>
-        <w:rPr>
-          <w:rFonts w:ascii="Montserrat" w:eastAsia="Times New Roman" w:hAnsi="Montserrat" w:cs="Segoe UI"/>
-          <w:color w:val="212529"/>
-          <w:sz w:val="18"/>
-          <w:szCs w:val="18"/>
-          <w:lang w:eastAsia="nl-BE"/>
-        </w:rPr>
-        <w:t xml:space="preserve">werken. </w:t>
-      </w:r>
-      <w:r>
-        <w:rPr>
-          <w:rFonts w:ascii="Montserrat" w:eastAsia="Times New Roman" w:hAnsi="Montserrat" w:cs="Segoe UI"/>
-          <w:color w:val="212529"/>
-          <w:sz w:val="18"/>
-          <w:szCs w:val="18"/>
-          <w:lang w:eastAsia="nl-BE"/>
-        </w:rPr>
-        <w:t xml:space="preserve">Je kan dit jaar kiezen om volledig in te zetten op Ondernemen </w:t>
-      </w:r>
-      <w:r>
-        <w:rPr>
-          <w:rFonts w:ascii="Montserrat" w:eastAsia="Times New Roman" w:hAnsi="Montserrat" w:cs="Segoe UI"/>
-          <w:b/>
-          <w:bCs/>
-          <w:color w:val="212529"/>
-          <w:sz w:val="18"/>
-          <w:szCs w:val="18"/>
-          <w:lang w:eastAsia="nl-BE"/>
-        </w:rPr>
-        <w:t>OF</w:t>
-      </w:r>
-      <w:r>
-        <w:rPr>
-          <w:rFonts w:ascii="Montserrat" w:eastAsia="Times New Roman" w:hAnsi="Montserrat" w:cs="Segoe UI"/>
-          <w:color w:val="212529"/>
-          <w:sz w:val="18"/>
-          <w:szCs w:val="18"/>
-          <w:lang w:eastAsia="nl-BE"/>
-        </w:rPr>
-        <w:t xml:space="preserve"> volledig in te zetten op Internationalisering. </w:t>
-      </w:r>
-    </w:p>
-    <w:p>
-      <w:pPr>
-        <w:shd w:val="clear" w:color="auto" w:fill="FFFFFF"/>
-        <w:spacing w:before="120" w:after="120" w:line="288" w:lineRule="auto"/>
-        <w:jc w:val="both"/>
-        <w:rPr>
-          <w:rFonts w:ascii="Montserrat" w:eastAsia="Times New Roman" w:hAnsi="Montserrat" w:cs="Segoe UI"/>
-          <w:color w:val="212529"/>
-          <w:sz w:val="18"/>
-          <w:szCs w:val="18"/>
-          <w:lang w:eastAsia="nl-BE"/>
-        </w:rPr>
-      </w:pPr>
-      <w:r>
-        <w:rPr>
-          <w:rFonts w:ascii="Montserrat" w:eastAsia="Times New Roman" w:hAnsi="Montserrat" w:cs="Segoe UI"/>
-          <w:b/>
-          <w:bCs/>
-          <w:color w:val="212529"/>
-          <w:sz w:val="18"/>
-          <w:szCs w:val="18"/>
-          <w:lang w:eastAsia="nl-BE"/>
-        </w:rPr>
-        <w:t xml:space="preserve">Vink </w:t>
-      </w:r>
-      <w:r>
-        <w:rPr>
-          <w:rFonts w:ascii="Montserrat" w:eastAsia="Times New Roman" w:hAnsi="Montserrat" w:cs="Segoe UI"/>
-          <w:color w:val="212529"/>
-          <w:sz w:val="18"/>
-          <w:szCs w:val="18"/>
-          <w:lang w:eastAsia="nl-BE"/>
-        </w:rPr>
-        <w:t xml:space="preserve">hieronder het pakket dat jij dit academiejaar wil volgen </w:t>
-      </w:r>
-      <w:r>
-        <w:rPr>
-          <w:rFonts w:ascii="Montserrat" w:eastAsia="Times New Roman" w:hAnsi="Montserrat" w:cs="Segoe UI"/>
-          <w:b/>
-          <w:bCs/>
-          <w:color w:val="212529"/>
-          <w:sz w:val="18"/>
-          <w:szCs w:val="18"/>
-          <w:lang w:eastAsia="nl-BE"/>
-        </w:rPr>
-        <w:t>aan</w:t>
-      </w:r>
-      <w:r>
-        <w:rPr>
-          <w:rFonts w:ascii="Montserrat" w:eastAsia="Times New Roman" w:hAnsi="Montserrat" w:cs="Segoe UI"/>
-          <w:color w:val="212529"/>
-          <w:sz w:val="18"/>
-          <w:szCs w:val="18"/>
-          <w:lang w:eastAsia="nl-BE"/>
-        </w:rPr>
-        <w:t xml:space="preserve">: </w:t>
-      </w:r>
-    </w:p>
-    <w:p>
-      <w:pPr>
-        <w:shd w:val="clear" w:color="auto" w:fill="FFFFFF"/>
-        <w:spacing w:before="120" w:after="120" w:line="288" w:lineRule="auto"/>
-        <w:jc w:val="both"/>
-      </w:pPr>
-      <w:r>
-        <w:rPr>
-          <w:noProof/>
-        </w:rPr>
-        <w:drawing>
-          <wp:inline distT="0" distB="0" distL="0" distR="0" wp14:anchorId="63253B93" wp14:editId="1D13C3F3">
-            <wp:extent cx="6029325" cy="3124200"/>
-            <wp:effectExtent l="0" t="0" r="0" b="0"/>
-            <wp:docPr id="1703553417" name="drawing"/>
-            <wp:cNvGraphicFramePr>
-              <a:graphicFrameLocks xmlns:a="http://schemas.openxmlformats.org/drawingml/2006/main" noChangeAspect="1"/>
-            </wp:cNvGraphicFramePr>
-            <a:graphic xmlns:a="http://schemas.openxmlformats.org/drawingml/2006/main">
-              <a:graphicData uri="http://schemas.openxmlformats.org/drawingml/2006/picture">
-                <pic:pic xmlns:pic="http://schemas.openxmlformats.org/drawingml/2006/picture">
-                  <pic:nvPicPr>
-                    <pic:cNvPr id="1703553417" name=""/>
-                    <pic:cNvPicPr/>
-                  </pic:nvPicPr>
-                  <pic:blipFill>
-                    <a:blip r:embed="rId22">
-                      <a:extLst>
-                        <a:ext uri="{28A0092B-C50C-407E-A947-70E740481C1C}">
-                          <a14:useLocalDpi xmlns:a14="http://schemas.microsoft.com/office/drawing/2010/main" val="0"/>
-                        </a:ext>
-                      </a:extLst>
-                    </a:blip>
-                    <a:stretch>
-                      <a:fillRect/>
-                    </a:stretch>
-                  </pic:blipFill>
-                  <pic:spPr>
-                    <a:xfrm>
-                      <a:off x="0" y="0"/>
-                      <a:ext cx="6029325" cy="3124200"/>
-                    </a:xfrm>
-                    <a:prstGeom prst="rect">
-                      <a:avLst/>
-                    </a:prstGeom>
-                  </pic:spPr>
-                </pic:pic>
-              </a:graphicData>
-            </a:graphic>
-          </wp:inline>
-        </w:drawing>
-      </w:r>
-    </w:p>
-    <w:p>
-      <w:pPr>
-        <w:shd w:val="clear" w:color="auto" w:fill="FFFFFF"/>
-        <w:spacing w:before="120" w:after="120" w:line="288" w:lineRule="auto"/>
-        <w:jc w:val="both"/>
-      </w:pPr>
-    </w:p>
-    <w:p>
-      <w:pPr>
-        <w:shd w:val="clear" w:color="auto" w:fill="FFFFFF"/>
-        <w:spacing w:before="120" w:after="120" w:line="288" w:lineRule="auto"/>
-        <w:jc w:val="both"/>
-      </w:pPr>
-    </w:p>
-    <w:p>
-      <w:pPr>
-        <w:shd w:val="clear" w:color="auto" w:fill="FFFFFF"/>
-        <w:spacing w:before="120" w:after="120" w:line="288" w:lineRule="auto"/>
-        <w:jc w:val="both"/>
-      </w:pPr>
-    </w:p>
-    <w:p>
-      <w:pPr>
-        <w:shd w:val="clear" w:color="auto" w:fill="FFFFFF"/>
-        <w:spacing w:before="120" w:after="120" w:line="288" w:lineRule="auto"/>
-        <w:jc w:val="both"/>
-      </w:pPr>
-      <w:r>
-        <w:rPr>
-          <w:noProof/>
-        </w:rPr>
-        <w:drawing>
-          <wp:inline distT="0" distB="0" distL="0" distR="0" wp14:anchorId="566758D2" wp14:editId="22AE3B39">
-            <wp:extent cx="6029325" cy="3124200"/>
-            <wp:effectExtent l="0" t="0" r="0" b="0"/>
-            <wp:docPr id="1394287601" name="drawing"/>
-            <wp:cNvGraphicFramePr>
-              <a:graphicFrameLocks xmlns:a="http://schemas.openxmlformats.org/drawingml/2006/main" noChangeAspect="1"/>
-            </wp:cNvGraphicFramePr>
-            <a:graphic xmlns:a="http://schemas.openxmlformats.org/drawingml/2006/main">
-              <a:graphicData uri="http://schemas.openxmlformats.org/drawingml/2006/picture">
-                <pic:pic xmlns:pic="http://schemas.openxmlformats.org/drawingml/2006/picture">
-                  <pic:nvPicPr>
-                    <pic:cNvPr id="1394287601" name=""/>
-                    <pic:cNvPicPr/>
-                  </pic:nvPicPr>
-                  <pic:blipFill>
-                    <a:blip r:embed="rId23">
-                      <a:extLst>
-                        <a:ext uri="{28A0092B-C50C-407E-A947-70E740481C1C}">
-                          <a14:useLocalDpi xmlns:a14="http://schemas.microsoft.com/office/drawing/2010/main" val="0"/>
-                        </a:ext>
-                      </a:extLst>
-                    </a:blip>
-                    <a:stretch>
-                      <a:fillRect/>
-                    </a:stretch>
-                  </pic:blipFill>
-                  <pic:spPr>
-                    <a:xfrm>
-                      <a:off x="0" y="0"/>
-                      <a:ext cx="6029325" cy="3124200"/>
-                    </a:xfrm>
-                    <a:prstGeom prst="rect">
-                      <a:avLst/>
-                    </a:prstGeom>
-                  </pic:spPr>
-                </pic:pic>
-              </a:graphicData>
-            </a:graphic>
-          </wp:inline>
-        </w:drawing>
-      </w:r>
-    </w:p>
-    <w:p>
-      <w:pPr>
-        <w:shd w:val="clear" w:color="auto" w:fill="FFFFFF"/>
-        <w:spacing w:before="120" w:after="120" w:line="288" w:lineRule="auto"/>
-        <w:jc w:val="both"/>
-        <w:rPr>
-          <w:rFonts w:ascii="Montserrat" w:eastAsia="Times New Roman" w:hAnsi="Montserrat" w:cs="Segoe UI"/>
-          <w:color w:val="212529"/>
-          <w:sz w:val="18"/>
-          <w:szCs w:val="18"/>
-          <w:lang w:eastAsia="nl-BE"/>
-        </w:rPr>
-      </w:pPr>
-    </w:p>
-    <w:p>
-      <w:pPr>
-        <w:rPr>
-          <w:sz w:val="18"/>
-          <w:szCs w:val="18"/>
-        </w:rPr>
-      </w:pPr>
-    </w:p>
-    <w:p>
-      <w:pPr>
-        <w:rPr>
-          <w:sz w:val="18"/>
-          <w:szCs w:val="18"/>
-        </w:rPr>
-      </w:pPr>
-    </w:p>
-    <w:p>
-      <w:pPr>
-        <w:rPr>
-          <w:sz w:val="18"/>
-          <w:szCs w:val="18"/>
-        </w:rPr>
-      </w:pPr>
-    </w:p>
-    <w:p>
-      <w:pPr>
-        <w:rPr>
-          <w:sz w:val="18"/>
-          <w:szCs w:val="18"/>
-        </w:rPr>
-      </w:pPr>
-    </w:p>
-    <w:p>
-      <w:pPr>
-        <w:pStyle w:val="Kop2"/>
-        <w:rPr>
-          <w:b/>
-          <w:bCs/>
-          <w:sz w:val="28"/>
-          <w:szCs w:val="28"/>
-        </w:rPr>
-      </w:pPr>
-      <w:bookmarkStart w:id="39" w:name="_Toc120032091"/>
-      <w:bookmarkStart w:id="40" w:name="_Toc231160253"/>
-      <w:r>
-        <w:rPr>
-          <w:b/>
-          <w:bCs/>
-          <w:sz w:val="28"/>
-          <w:szCs w:val="28"/>
-        </w:rPr>
-        <w:t xml:space="preserve">ONDERNEMEN </w:t>
-      </w:r>
-      <w:r>
-        <w:rPr>
-          <w:b/>
-          <w:bCs/>
-          <w:sz w:val="28"/>
-          <w:szCs w:val="28"/>
-        </w:rPr>
-        <w:t xml:space="preserve">Pakket 3 – </w:t>
-      </w:r>
-      <w:r>
-        <w:rPr>
-          <w:b/>
-          <w:bCs/>
-          <w:sz w:val="28"/>
-          <w:szCs w:val="28"/>
-        </w:rPr>
-        <w:t>s</w:t>
-      </w:r>
-      <w:r>
-        <w:rPr>
-          <w:b/>
-          <w:bCs/>
-          <w:sz w:val="28"/>
-          <w:szCs w:val="28"/>
-        </w:rPr>
-        <w:t>tudent-</w:t>
-      </w:r>
-      <w:r>
-        <w:rPr>
-          <w:b/>
-          <w:bCs/>
-          <w:sz w:val="28"/>
-          <w:szCs w:val="28"/>
-        </w:rPr>
-        <w:t>o</w:t>
-      </w:r>
-      <w:r>
-        <w:rPr>
-          <w:b/>
-          <w:bCs/>
-          <w:sz w:val="28"/>
-          <w:szCs w:val="28"/>
-        </w:rPr>
-        <w:t>ndernemer</w:t>
-      </w:r>
-      <w:bookmarkEnd w:id="39"/>
-      <w:bookmarkEnd w:id="40"/>
-    </w:p>
-    <w:p>
-      <w:pPr>
-        <w:pStyle w:val="Kop3"/>
-        <w:rPr>
-          <w:sz w:val="18"/>
-          <w:szCs w:val="18"/>
-        </w:rPr>
-      </w:pPr>
-      <w:bookmarkStart w:id="41" w:name="_Toc120032092"/>
-      <w:bookmarkStart w:id="42" w:name="_Toc231160254"/>
-      <w:r>
-        <w:rPr>
-          <w:sz w:val="18"/>
-          <w:szCs w:val="18"/>
-        </w:rPr>
-        <w:t xml:space="preserve">1. Overzicht activiteiten als </w:t>
-      </w:r>
-      <w:r>
-        <w:rPr>
-          <w:sz w:val="18"/>
-          <w:szCs w:val="18"/>
-        </w:rPr>
-        <w:t>s</w:t>
-      </w:r>
-      <w:r>
-        <w:rPr>
-          <w:sz w:val="18"/>
-          <w:szCs w:val="18"/>
-        </w:rPr>
-        <w:t>tudent-</w:t>
-      </w:r>
-      <w:r>
-        <w:rPr>
-          <w:sz w:val="18"/>
-          <w:szCs w:val="18"/>
-        </w:rPr>
-        <w:t>o</w:t>
-      </w:r>
-      <w:r>
-        <w:rPr>
-          <w:sz w:val="18"/>
-          <w:szCs w:val="18"/>
-        </w:rPr>
-        <w:t>ndernemer</w:t>
-      </w:r>
-      <w:bookmarkEnd w:id="41"/>
-      <w:bookmarkEnd w:id="42"/>
-    </w:p>
-    <w:p>
-      <w:pPr>
-        <w:rPr>
-          <w:sz w:val="18"/>
-          <w:szCs w:val="18"/>
-        </w:rPr>
-      </w:pPr>
-      <w:r>
-        <w:rPr>
-          <w:i/>
-          <w:iCs/>
-          <w:sz w:val="18"/>
-          <w:szCs w:val="18"/>
-        </w:rPr>
-        <w:t>Kopieer volledig deel 1.1 voor elk ander project dat je hebt uitgevoerd.</w:t>
-      </w:r>
-    </w:p>
-    <w:p>
-      <w:pPr>
-        <w:pStyle w:val="Kop4"/>
-        <w:numPr>
-          <w:ilvl w:val="1"/>
-          <w:numId w:val="19"/>
-        </w:numPr>
-        <w:rPr>
-          <w:sz w:val="18"/>
-          <w:szCs w:val="18"/>
-        </w:rPr>
-      </w:pPr>
-      <w:r>
-        <w:rPr>
-          <w:sz w:val="18"/>
-          <w:szCs w:val="18"/>
-        </w:rPr>
-        <w:t>Project 1</w:t>
-      </w:r>
     </w:p>
     <w:tbl>
       <w:tblPr>
@@ -17780,64 +17631,37 @@
                 <w:sz w:val="18"/>
                 <w:szCs w:val="18"/>
               </w:rPr>
-              <w:t>Omschrijf het doel van het project en het project zelf.</w:t>
-            </w:r>
-          </w:p>
-          <w:p>
-            <w:pPr>
-              <w:rPr>
-                <w:i/>
-                <w:iCs/>
-                <w:sz w:val="18"/>
-                <w:szCs w:val="18"/>
-              </w:rPr>
-            </w:pPr>
-            <w:r>
-              <w:rPr>
-                <w:i/>
-                <w:iCs/>
-                <w:sz w:val="18"/>
-                <w:szCs w:val="18"/>
-              </w:rPr>
-              <w:t xml:space="preserve">Voorbeeld: </w:t>
-            </w:r>
-          </w:p>
-          <w:p>
-            <w:pPr>
-              <w:rPr>
-                <w:i/>
-                <w:iCs/>
-                <w:sz w:val="18"/>
-                <w:szCs w:val="18"/>
-              </w:rPr>
-            </w:pPr>
-            <w:r>
-              <w:rPr>
-                <w:i/>
-                <w:iCs/>
-                <w:sz w:val="18"/>
-                <w:szCs w:val="18"/>
-              </w:rPr>
-              <w:t>Doel project: resultaten voetbalwedstrijden online beschikbaar stellen</w:t>
-            </w:r>
-          </w:p>
-          <w:p>
-            <w:pPr>
-              <w:rPr>
-                <w:i/>
-                <w:iCs/>
-                <w:sz w:val="18"/>
-                <w:szCs w:val="18"/>
-              </w:rPr>
-            </w:pPr>
-            <w:r>
-              <w:rPr>
-                <w:i/>
-                <w:iCs/>
-                <w:sz w:val="18"/>
-                <w:szCs w:val="18"/>
-              </w:rPr>
-              <w:t>Project: ontwikkelen website voor voetbalploeg X</w:t>
+              <w:t>Wat is jouw functie binnen het bedrijf, welk dienst?</w:t>
+            </w:r>
+          </w:p>
+          <w:p>
+            <w:pPr>
+              <w:rPr>
+                <w:sz w:val="18"/>
+                <w:szCs w:val="18"/>
+              </w:rPr>
+            </w:pPr>
+          </w:p>
+          <w:p>
+            <w:pPr>
+              <w:rPr>
+                <w:sz w:val="18"/>
+                <w:szCs w:val="18"/>
+              </w:rPr>
+            </w:pPr>
+            <w:r>
+              <w:rPr>
+                <w:sz w:val="18"/>
+                <w:szCs w:val="18"/>
+              </w:rPr>
+              <w:t xml:space="preserve">Ik </w:t>
+            </w:r>
+            <w:r>
+              <w:rPr>
+                <w:sz w:val="18"/>
+                <w:szCs w:val="18"/>
+              </w:rPr>
+              <w:t>werk als IT systeem en netwerk beheerder binnen de dienst IT</w:t>
             </w:r>
           </w:p>
           <w:p>
@@ -17895,139 +17719,112 @@
                 <w:sz w:val="18"/>
                 <w:szCs w:val="18"/>
               </w:rPr>
-              <w:t>Beschrijf voor welke klant het gemaakt moet worden met startdatum, deadline en duurtijd per week en optioneel budget.</w:t>
-            </w:r>
-          </w:p>
-          <w:p>
-            <w:pPr>
-              <w:rPr>
-                <w:sz w:val="18"/>
-                <w:szCs w:val="18"/>
-              </w:rPr>
-            </w:pPr>
-            <w:r>
-              <w:rPr>
-                <w:sz w:val="18"/>
-                <w:szCs w:val="18"/>
-              </w:rPr>
-              <w:t>Klantgegevens (min. naam en adres):</w:t>
-            </w:r>
-          </w:p>
-          <w:p>
-            <w:pPr>
-              <w:rPr>
-                <w:sz w:val="18"/>
-                <w:szCs w:val="18"/>
-              </w:rPr>
-            </w:pPr>
-            <w:r>
-              <w:rPr>
-                <w:sz w:val="18"/>
-                <w:szCs w:val="18"/>
-              </w:rPr>
-              <w:t xml:space="preserve">Startdatum: </w:t>
-            </w:r>
-          </w:p>
-          <w:p>
-            <w:pPr>
-              <w:rPr>
-                <w:sz w:val="18"/>
-                <w:szCs w:val="18"/>
-              </w:rPr>
-            </w:pPr>
-            <w:r>
-              <w:rPr>
-                <w:sz w:val="18"/>
-                <w:szCs w:val="18"/>
-              </w:rPr>
-              <w:t xml:space="preserve">Deadline: </w:t>
-            </w:r>
-          </w:p>
-          <w:p>
-            <w:pPr>
-              <w:rPr>
-                <w:sz w:val="18"/>
-                <w:szCs w:val="18"/>
-              </w:rPr>
-            </w:pPr>
-            <w:r>
-              <w:rPr>
-                <w:sz w:val="18"/>
-                <w:szCs w:val="18"/>
-              </w:rPr>
-              <w:t xml:space="preserve">Hoeveel uur per week spendeer je gemiddeld aan dit project: </w:t>
-            </w:r>
-          </w:p>
-          <w:p>
-            <w:pPr>
-              <w:rPr>
-                <w:sz w:val="18"/>
-                <w:szCs w:val="18"/>
-              </w:rPr>
-            </w:pPr>
-            <w:r>
-              <w:rPr>
-                <w:sz w:val="18"/>
-                <w:szCs w:val="18"/>
-              </w:rPr>
-              <w:t>Totaalbudget:</w:t>
-            </w:r>
-          </w:p>
-          <w:p>
-            <w:pPr>
-              <w:rPr>
-                <w:sz w:val="18"/>
-                <w:szCs w:val="18"/>
-              </w:rPr>
-            </w:pPr>
-          </w:p>
-          <w:p>
-            <w:pPr>
-              <w:rPr>
-                <w:sz w:val="18"/>
-                <w:szCs w:val="18"/>
-              </w:rPr>
-            </w:pPr>
-          </w:p>
-          <w:p>
-            <w:pPr>
-              <w:rPr>
-                <w:sz w:val="18"/>
-                <w:szCs w:val="18"/>
-              </w:rPr>
-            </w:pPr>
-          </w:p>
-          <w:p>
-            <w:pPr>
-              <w:rPr>
-                <w:sz w:val="18"/>
-                <w:szCs w:val="18"/>
-              </w:rPr>
-            </w:pPr>
-          </w:p>
-          <w:p>
-            <w:pPr>
-              <w:rPr>
-                <w:sz w:val="18"/>
-                <w:szCs w:val="18"/>
-              </w:rPr>
-            </w:pPr>
-          </w:p>
-          <w:p>
-            <w:pPr>
-              <w:rPr>
-                <w:sz w:val="18"/>
-                <w:szCs w:val="18"/>
-              </w:rPr>
-            </w:pPr>
-          </w:p>
-          <w:p>
-            <w:pPr>
-              <w:rPr>
-                <w:sz w:val="18"/>
-                <w:szCs w:val="18"/>
-              </w:rPr>
-            </w:pPr>
+              <w:t>Lijst de belangrijkste taken op van jouw job.</w:t>
+            </w:r>
+          </w:p>
+          <w:p>
+            <w:pPr>
+              <w:rPr>
+                <w:sz w:val="18"/>
+                <w:szCs w:val="18"/>
+              </w:rPr>
+            </w:pPr>
+          </w:p>
+          <w:p>
+            <w:pPr>
+              <w:pStyle w:val="Lijstalinea"/>
+              <w:numPr>
+                <w:ilvl w:val="0"/>
+                <w:numId w:val="5"/>
+              </w:numPr>
+              <w:rPr>
+                <w:sz w:val="18"/>
+                <w:szCs w:val="18"/>
+              </w:rPr>
+            </w:pPr>
+            <w:r>
+              <w:rPr>
+                <w:sz w:val="18"/>
+                <w:szCs w:val="18"/>
+              </w:rPr>
+              <w:t xml:space="preserve">Onderhoud servers </w:t>
+            </w:r>
+            <w:r>
+              <w:rPr>
+                <w:sz w:val="18"/>
+                <w:szCs w:val="18"/>
+              </w:rPr>
+              <w:t>en netwerkmateriaal</w:t>
+            </w:r>
+          </w:p>
+          <w:p>
+            <w:pPr>
+              <w:pStyle w:val="Lijstalinea"/>
+              <w:numPr>
+                <w:ilvl w:val="0"/>
+                <w:numId w:val="5"/>
+              </w:numPr>
+              <w:rPr>
+                <w:sz w:val="18"/>
+                <w:szCs w:val="18"/>
+              </w:rPr>
+            </w:pPr>
+            <w:proofErr w:type="spellStart"/>
+            <w:r>
+              <w:rPr>
+                <w:sz w:val="18"/>
+                <w:szCs w:val="18"/>
+              </w:rPr>
+              <w:t>Troubleshooting</w:t>
+            </w:r>
+            <w:proofErr w:type="spellEnd"/>
+            <w:r>
+              <w:rPr>
+                <w:sz w:val="18"/>
+                <w:szCs w:val="18"/>
+              </w:rPr>
+              <w:t xml:space="preserve"> systeem en netwerk issues</w:t>
+            </w:r>
+          </w:p>
+          <w:p>
+            <w:pPr>
+              <w:pStyle w:val="Lijstalinea"/>
+              <w:numPr>
+                <w:ilvl w:val="0"/>
+                <w:numId w:val="5"/>
+              </w:numPr>
+              <w:rPr>
+                <w:sz w:val="18"/>
+                <w:szCs w:val="18"/>
+              </w:rPr>
+            </w:pPr>
+            <w:r>
+              <w:rPr>
+                <w:sz w:val="18"/>
+                <w:szCs w:val="18"/>
+              </w:rPr>
+              <w:t>Applicatiebeheer</w:t>
+            </w:r>
+          </w:p>
+          <w:p>
+            <w:pPr>
+              <w:pStyle w:val="Lijstalinea"/>
+              <w:numPr>
+                <w:ilvl w:val="0"/>
+                <w:numId w:val="5"/>
+              </w:numPr>
+              <w:rPr>
+                <w:sz w:val="18"/>
+                <w:szCs w:val="18"/>
+              </w:rPr>
+            </w:pPr>
+            <w:r>
+              <w:rPr>
+                <w:sz w:val="18"/>
+                <w:szCs w:val="18"/>
+              </w:rPr>
+              <w:t>2nd/3rd line helpdesk</w:t>
+            </w:r>
           </w:p>
         </w:tc>
       </w:tr>
@@ -18039,6 +17836,71 @@
           <w:szCs w:val="18"/>
         </w:rPr>
       </w:pPr>
+    </w:p>
+    <w:p>
+      <w:pPr>
+        <w:rPr>
+          <w:sz w:val="18"/>
+          <w:szCs w:val="18"/>
+        </w:rPr>
+      </w:pPr>
+      <w:r>
+        <w:rPr>
+          <w:sz w:val="18"/>
+          <w:szCs w:val="18"/>
+        </w:rPr>
+        <w:lastRenderedPageBreak/>
+        <w:t xml:space="preserve">Bijkomend aan bovenstaande activiteiten neem je nog deel aan </w:t>
+      </w:r>
+      <w:r>
+        <w:rPr>
+          <w:b/>
+          <w:bCs/>
+          <w:sz w:val="18"/>
+          <w:szCs w:val="18"/>
+        </w:rPr>
+        <w:t>minimum 1 extra opportuniteit.</w:t>
+      </w:r>
+      <w:r>
+        <w:rPr>
+          <w:sz w:val="18"/>
+          <w:szCs w:val="18"/>
+        </w:rPr>
+        <w:t xml:space="preserve"> </w:t>
+      </w:r>
+    </w:p>
+    <w:p>
+      <w:pPr>
+        <w:pStyle w:val="Kop3"/>
+        <w:rPr>
+          <w:sz w:val="18"/>
+          <w:szCs w:val="18"/>
+        </w:rPr>
+      </w:pPr>
+      <w:bookmarkStart w:id="43" w:name="_Toc231160255"/>
+      <w:r>
+        <w:rPr>
+          <w:sz w:val="18"/>
+          <w:szCs w:val="18"/>
+        </w:rPr>
+        <w:t>2.1. Opportuniteit 1</w:t>
+      </w:r>
+      <w:bookmarkEnd w:id="43"/>
+    </w:p>
+    <w:p>
+      <w:pPr>
+        <w:rPr>
+          <w:sz w:val="18"/>
+          <w:szCs w:val="18"/>
+        </w:rPr>
+      </w:pPr>
+      <w:r>
+        <w:rPr>
+          <w:sz w:val="18"/>
+          <w:szCs w:val="18"/>
+        </w:rPr>
+        <w:t>Welke opportuniteit heb je gekozen? Motiveer waarom.</w:t>
+      </w:r>
     </w:p>
     <w:tbl>
       <w:tblPr>
@@ -18058,117 +17920,104 @@
           </w:tcPr>
           <w:p>
             <w:pPr>
-              <w:rPr>
-                <w:sz w:val="18"/>
-                <w:szCs w:val="18"/>
-              </w:rPr>
-            </w:pPr>
-            <w:r>
-              <w:rPr>
-                <w:sz w:val="18"/>
-                <w:szCs w:val="18"/>
-              </w:rPr>
-              <w:t>Omschrijf uitgebreid alle taken/deeltaken om dit doel te bereiken:</w:t>
-            </w:r>
-          </w:p>
-          <w:p>
-            <w:pPr>
-              <w:rPr>
-                <w:sz w:val="18"/>
-                <w:szCs w:val="18"/>
-              </w:rPr>
-            </w:pPr>
-          </w:p>
-          <w:p>
-            <w:pPr>
-              <w:rPr>
-                <w:sz w:val="18"/>
-                <w:szCs w:val="18"/>
-              </w:rPr>
-            </w:pPr>
-          </w:p>
-          <w:p>
-            <w:pPr>
-              <w:rPr>
-                <w:sz w:val="18"/>
-                <w:szCs w:val="18"/>
-              </w:rPr>
-            </w:pPr>
-          </w:p>
-          <w:p>
-            <w:pPr>
-              <w:rPr>
-                <w:sz w:val="18"/>
-                <w:szCs w:val="18"/>
-              </w:rPr>
-            </w:pPr>
-          </w:p>
-          <w:p>
-            <w:pPr>
-              <w:rPr>
-                <w:sz w:val="18"/>
-                <w:szCs w:val="18"/>
-              </w:rPr>
-            </w:pPr>
-          </w:p>
-          <w:p>
-            <w:pPr>
-              <w:rPr>
-                <w:sz w:val="18"/>
-                <w:szCs w:val="18"/>
-              </w:rPr>
-            </w:pPr>
-          </w:p>
-          <w:p>
-            <w:pPr>
-              <w:rPr>
-                <w:sz w:val="18"/>
-                <w:szCs w:val="18"/>
-              </w:rPr>
-            </w:pPr>
-          </w:p>
-          <w:p>
-            <w:pPr>
-              <w:rPr>
-                <w:sz w:val="18"/>
-                <w:szCs w:val="18"/>
-              </w:rPr>
-            </w:pPr>
-          </w:p>
-          <w:p>
-            <w:pPr>
-              <w:rPr>
-                <w:sz w:val="18"/>
-                <w:szCs w:val="18"/>
-              </w:rPr>
-            </w:pPr>
-          </w:p>
-          <w:p>
-            <w:pPr>
-              <w:rPr>
-                <w:sz w:val="18"/>
-                <w:szCs w:val="18"/>
-              </w:rPr>
-            </w:pPr>
-          </w:p>
-          <w:p>
-            <w:pPr>
-              <w:rPr>
-                <w:sz w:val="18"/>
-                <w:szCs w:val="18"/>
-              </w:rPr>
-            </w:pPr>
-          </w:p>
-          <w:p>
-            <w:pPr>
-              <w:rPr>
-                <w:sz w:val="18"/>
-                <w:szCs w:val="18"/>
-              </w:rPr>
-            </w:pPr>
-          </w:p>
-          <w:p>
-            <w:pPr>
+              <w:keepNext/>
+              <w:rPr>
+                <w:sz w:val="18"/>
+                <w:szCs w:val="18"/>
+              </w:rPr>
+            </w:pPr>
+            <w:r>
+              <w:rPr>
+                <w:sz w:val="18"/>
+                <w:szCs w:val="18"/>
+              </w:rPr>
+              <w:t xml:space="preserve">Ik heb gekozen voor een inspiratie event van </w:t>
+            </w:r>
+            <w:proofErr w:type="spellStart"/>
+            <w:r>
+              <w:rPr>
+                <w:sz w:val="18"/>
+                <w:szCs w:val="18"/>
+              </w:rPr>
+              <w:t>Orbid</w:t>
+            </w:r>
+            <w:proofErr w:type="spellEnd"/>
+            <w:r>
+              <w:rPr>
+                <w:sz w:val="18"/>
+                <w:szCs w:val="18"/>
+              </w:rPr>
+              <w:t>.</w:t>
+            </w:r>
+            <w:r>
+              <w:rPr>
+                <w:sz w:val="18"/>
+                <w:szCs w:val="18"/>
+              </w:rPr>
+              <w:br/>
+              <w:t>Dit leunde ook dicht met mijn werk aan.</w:t>
+            </w:r>
+            <w:r>
+              <w:rPr>
+                <w:sz w:val="18"/>
+                <w:szCs w:val="18"/>
+              </w:rPr>
+              <w:t xml:space="preserve"> Om bij te leren over opkomende technologieën van onze </w:t>
+            </w:r>
+            <w:r>
+              <w:rPr>
+                <w:sz w:val="18"/>
+                <w:szCs w:val="18"/>
+              </w:rPr>
+              <w:t xml:space="preserve">grootste </w:t>
+            </w:r>
+            <w:proofErr w:type="spellStart"/>
+            <w:r>
+              <w:rPr>
+                <w:sz w:val="18"/>
+                <w:szCs w:val="18"/>
+              </w:rPr>
+              <w:t>vendors</w:t>
+            </w:r>
+            <w:proofErr w:type="spellEnd"/>
+            <w:r>
+              <w:rPr>
+                <w:sz w:val="18"/>
+                <w:szCs w:val="18"/>
+              </w:rPr>
+              <w:t>.</w:t>
+            </w:r>
+          </w:p>
+          <w:p>
+            <w:pPr>
+              <w:keepNext/>
+              <w:rPr>
+                <w:sz w:val="18"/>
+                <w:szCs w:val="18"/>
+              </w:rPr>
+            </w:pPr>
+          </w:p>
+          <w:p>
+            <w:pPr>
+              <w:keepNext/>
+              <w:rPr>
+                <w:sz w:val="18"/>
+                <w:szCs w:val="18"/>
+              </w:rPr>
+            </w:pPr>
+          </w:p>
+          <w:p>
+            <w:pPr>
+              <w:keepNext/>
+              <w:rPr>
+                <w:sz w:val="18"/>
+                <w:szCs w:val="18"/>
+              </w:rPr>
+            </w:pPr>
+          </w:p>
+          <w:p>
+            <w:pPr>
+              <w:keepNext/>
               <w:rPr>
                 <w:sz w:val="18"/>
                 <w:szCs w:val="18"/>
@@ -18185,6 +18034,238 @@
           <w:szCs w:val="18"/>
         </w:rPr>
       </w:pPr>
+    </w:p>
+    <w:p>
+      <w:pPr>
+        <w:rPr>
+          <w:sz w:val="18"/>
+          <w:szCs w:val="18"/>
+        </w:rPr>
+      </w:pPr>
+      <w:r>
+        <w:rPr>
+          <w:sz w:val="18"/>
+          <w:szCs w:val="18"/>
+        </w:rPr>
+        <w:t>Plaats hier je bewijs van deelname (bv. deelname bewijs, toegangsticket, foto aanwezigheid, inschrijvingsmail, certificaat, …)</w:t>
+      </w:r>
+    </w:p>
+    <w:p>
+      <w:pPr>
+        <w:rPr>
+          <w:sz w:val="18"/>
+          <w:szCs w:val="18"/>
+        </w:rPr>
+      </w:pPr>
+      <w:r>
+        <w:rPr>
+          <w:noProof/>
+        </w:rPr>
+        <w:drawing>
+          <wp:anchor distT="0" distB="0" distL="114300" distR="114300" simplePos="0" relativeHeight="251664896" behindDoc="1" locked="0" layoutInCell="1" allowOverlap="1" wp14:anchorId="1D13493F" wp14:editId="4DE571A2">
+            <wp:simplePos x="0" y="0"/>
+            <wp:positionH relativeFrom="column">
+              <wp:posOffset>-429260</wp:posOffset>
+            </wp:positionH>
+            <wp:positionV relativeFrom="paragraph">
+              <wp:posOffset>1852930</wp:posOffset>
+            </wp:positionV>
+            <wp:extent cx="3822065" cy="2867025"/>
+            <wp:effectExtent l="0" t="0" r="6985" b="9525"/>
+            <wp:wrapTight wrapText="bothSides">
+              <wp:wrapPolygon edited="0">
+                <wp:start x="0" y="0"/>
+                <wp:lineTo x="0" y="21528"/>
+                <wp:lineTo x="21532" y="21528"/>
+                <wp:lineTo x="21532" y="0"/>
+                <wp:lineTo x="0" y="0"/>
+              </wp:wrapPolygon>
+            </wp:wrapTight>
+            <wp:docPr id="640993041" name="Afbeelding 5"/>
+            <wp:cNvGraphicFramePr>
+              <a:graphicFrameLocks xmlns:a="http://schemas.openxmlformats.org/drawingml/2006/main" noChangeAspect="1"/>
+            </wp:cNvGraphicFramePr>
+            <a:graphic xmlns:a="http://schemas.openxmlformats.org/drawingml/2006/main">
+              <a:graphicData uri="http://schemas.openxmlformats.org/drawingml/2006/picture">
+                <pic:pic xmlns:pic="http://schemas.openxmlformats.org/drawingml/2006/picture">
+                  <pic:nvPicPr>
+                    <pic:cNvPr id="0" name="Picture 1"/>
+                    <pic:cNvPicPr>
+                      <a:picLocks noChangeAspect="1" noChangeArrowheads="1"/>
+                    </pic:cNvPicPr>
+                  </pic:nvPicPr>
+                  <pic:blipFill>
+                    <a:blip r:embed="rId24" cstate="print">
+                      <a:extLst>
+                        <a:ext uri="{28A0092B-C50C-407E-A947-70E740481C1C}">
+                          <a14:useLocalDpi xmlns:a14="http://schemas.microsoft.com/office/drawing/2010/main" val="0"/>
+                        </a:ext>
+                      </a:extLst>
+                    </a:blip>
+                    <a:srcRect/>
+                    <a:stretch>
+                      <a:fillRect/>
+                    </a:stretch>
+                  </pic:blipFill>
+                  <pic:spPr bwMode="auto">
+                    <a:xfrm>
+                      <a:off x="0" y="0"/>
+                      <a:ext cx="3822065" cy="2867025"/>
+                    </a:xfrm>
+                    <a:prstGeom prst="rect">
+                      <a:avLst/>
+                    </a:prstGeom>
+                    <a:noFill/>
+                    <a:ln>
+                      <a:noFill/>
+                    </a:ln>
+                  </pic:spPr>
+                </pic:pic>
+              </a:graphicData>
+            </a:graphic>
+            <wp14:sizeRelH relativeFrom="margin">
+              <wp14:pctWidth>0</wp14:pctWidth>
+            </wp14:sizeRelH>
+            <wp14:sizeRelV relativeFrom="margin">
+              <wp14:pctHeight>0</wp14:pctHeight>
+            </wp14:sizeRelV>
+          </wp:anchor>
+        </w:drawing>
+      </w:r>
+      <w:r>
+        <w:rPr>
+          <w:noProof/>
+        </w:rPr>
+        <w:drawing>
+          <wp:anchor distT="0" distB="0" distL="114300" distR="114300" simplePos="0" relativeHeight="251663872" behindDoc="0" locked="0" layoutInCell="1" allowOverlap="1" wp14:anchorId="00782AEC" wp14:editId="37338FE2">
+            <wp:simplePos x="0" y="0"/>
+            <wp:positionH relativeFrom="margin">
+              <wp:posOffset>2073275</wp:posOffset>
+            </wp:positionH>
+            <wp:positionV relativeFrom="paragraph">
+              <wp:posOffset>3700780</wp:posOffset>
+            </wp:positionV>
+            <wp:extent cx="4354830" cy="3267075"/>
+            <wp:effectExtent l="0" t="0" r="7620" b="9525"/>
+            <wp:wrapSquare wrapText="bothSides"/>
+            <wp:docPr id="1338381490" name="Afbeelding 6"/>
+            <wp:cNvGraphicFramePr>
+              <a:graphicFrameLocks xmlns:a="http://schemas.openxmlformats.org/drawingml/2006/main" noChangeAspect="1"/>
+            </wp:cNvGraphicFramePr>
+            <a:graphic xmlns:a="http://schemas.openxmlformats.org/drawingml/2006/main">
+              <a:graphicData uri="http://schemas.openxmlformats.org/drawingml/2006/picture">
+                <pic:pic xmlns:pic="http://schemas.openxmlformats.org/drawingml/2006/picture">
+                  <pic:nvPicPr>
+                    <pic:cNvPr id="0" name="Picture 2"/>
+                    <pic:cNvPicPr>
+                      <a:picLocks noChangeAspect="1" noChangeArrowheads="1"/>
+                    </pic:cNvPicPr>
+                  </pic:nvPicPr>
+                  <pic:blipFill>
+                    <a:blip r:embed="rId25" cstate="print">
+                      <a:extLst>
+                        <a:ext uri="{28A0092B-C50C-407E-A947-70E740481C1C}">
+                          <a14:useLocalDpi xmlns:a14="http://schemas.microsoft.com/office/drawing/2010/main" val="0"/>
+                        </a:ext>
+                      </a:extLst>
+                    </a:blip>
+                    <a:srcRect/>
+                    <a:stretch>
+                      <a:fillRect/>
+                    </a:stretch>
+                  </pic:blipFill>
+                  <pic:spPr bwMode="auto">
+                    <a:xfrm>
+                      <a:off x="0" y="0"/>
+                      <a:ext cx="4354830" cy="3267075"/>
+                    </a:xfrm>
+                    <a:prstGeom prst="rect">
+                      <a:avLst/>
+                    </a:prstGeom>
+                    <a:noFill/>
+                    <a:ln>
+                      <a:noFill/>
+                    </a:ln>
+                  </pic:spPr>
+                </pic:pic>
+              </a:graphicData>
+            </a:graphic>
+            <wp14:sizeRelH relativeFrom="margin">
+              <wp14:pctWidth>0</wp14:pctWidth>
+            </wp14:sizeRelH>
+            <wp14:sizeRelV relativeFrom="margin">
+              <wp14:pctHeight>0</wp14:pctHeight>
+            </wp14:sizeRelV>
+          </wp:anchor>
+        </w:drawing>
+      </w:r>
+      <w:r>
+        <w:rPr>
+          <w:noProof/>
+        </w:rPr>
+        <w:drawing>
+          <wp:anchor distT="0" distB="0" distL="114300" distR="114300" simplePos="0" relativeHeight="251662848" behindDoc="0" locked="0" layoutInCell="1" allowOverlap="1" wp14:anchorId="275845BD" wp14:editId="50AAE435">
+            <wp:simplePos x="0" y="0"/>
+            <wp:positionH relativeFrom="margin">
+              <wp:posOffset>2282825</wp:posOffset>
+            </wp:positionH>
+            <wp:positionV relativeFrom="paragraph">
+              <wp:posOffset>0</wp:posOffset>
+            </wp:positionV>
+            <wp:extent cx="3897630" cy="2924175"/>
+            <wp:effectExtent l="0" t="0" r="7620" b="9525"/>
+            <wp:wrapSquare wrapText="bothSides"/>
+            <wp:docPr id="793225083" name="Afbeelding 7"/>
+            <wp:cNvGraphicFramePr>
+              <a:graphicFrameLocks xmlns:a="http://schemas.openxmlformats.org/drawingml/2006/main" noChangeAspect="1"/>
+            </wp:cNvGraphicFramePr>
+            <a:graphic xmlns:a="http://schemas.openxmlformats.org/drawingml/2006/main">
+              <a:graphicData uri="http://schemas.openxmlformats.org/drawingml/2006/picture">
+                <pic:pic xmlns:pic="http://schemas.openxmlformats.org/drawingml/2006/picture">
+                  <pic:nvPicPr>
+                    <pic:cNvPr id="0" name="Picture 3"/>
+                    <pic:cNvPicPr>
+                      <a:picLocks noChangeAspect="1" noChangeArrowheads="1"/>
+                    </pic:cNvPicPr>
+                  </pic:nvPicPr>
+                  <pic:blipFill>
+                    <a:blip r:embed="rId26" cstate="print">
+                      <a:extLst>
+                        <a:ext uri="{28A0092B-C50C-407E-A947-70E740481C1C}">
+                          <a14:useLocalDpi xmlns:a14="http://schemas.microsoft.com/office/drawing/2010/main" val="0"/>
+                        </a:ext>
+                      </a:extLst>
+                    </a:blip>
+                    <a:srcRect/>
+                    <a:stretch>
+                      <a:fillRect/>
+                    </a:stretch>
+                  </pic:blipFill>
+                  <pic:spPr bwMode="auto">
+                    <a:xfrm>
+                      <a:off x="0" y="0"/>
+                      <a:ext cx="3897630" cy="2924175"/>
+                    </a:xfrm>
+                    <a:prstGeom prst="rect">
+                      <a:avLst/>
+                    </a:prstGeom>
+                    <a:noFill/>
+                    <a:ln>
+                      <a:noFill/>
+                    </a:ln>
+                  </pic:spPr>
+                </pic:pic>
+              </a:graphicData>
+            </a:graphic>
+            <wp14:sizeRelH relativeFrom="margin">
+              <wp14:pctWidth>0</wp14:pctWidth>
+            </wp14:sizeRelH>
+            <wp14:sizeRelV relativeFrom="margin">
+              <wp14:pctHeight>0</wp14:pctHeight>
+            </wp14:sizeRelV>
+          </wp:anchor>
+        </w:drawing>
+      </w:r>
     </w:p>
     <w:tbl>
       <w:tblPr>
@@ -18204,37 +18285,7 @@
           </w:tcPr>
           <w:p>
             <w:pPr>
-              <w:rPr>
-                <w:sz w:val="18"/>
-                <w:szCs w:val="18"/>
-              </w:rPr>
-            </w:pPr>
-            <w:r>
-              <w:rPr>
-                <w:sz w:val="18"/>
-                <w:szCs w:val="18"/>
-              </w:rPr>
-              <w:t>Geef het resultaat weer aan de hand van link en screenshots:</w:t>
-            </w:r>
-          </w:p>
-          <w:p>
-            <w:pPr>
-              <w:rPr>
-                <w:sz w:val="18"/>
-                <w:szCs w:val="18"/>
-              </w:rPr>
-            </w:pPr>
-          </w:p>
-          <w:p>
-            <w:pPr>
-              <w:rPr>
-                <w:sz w:val="18"/>
-                <w:szCs w:val="18"/>
-              </w:rPr>
-            </w:pPr>
-          </w:p>
-          <w:p>
-            <w:pPr>
+              <w:keepNext/>
               <w:rPr>
                 <w:sz w:val="18"/>
                 <w:szCs w:val="18"/>
@@ -18256,56 +18307,7 @@
           <w:sz w:val="18"/>
           <w:szCs w:val="18"/>
         </w:rPr>
-        <w:t xml:space="preserve">Bijkomend aan bovenstaande activiteiten neem je nog deel aan </w:t>
-      </w:r>
-      <w:r>
-        <w:rPr>
-          <w:b/>
-          <w:bCs/>
-          <w:sz w:val="18"/>
-          <w:szCs w:val="18"/>
-        </w:rPr>
-        <w:t>minimum 1 extra opportuniteit.</w:t>
-      </w:r>
-      <w:r>
-        <w:rPr>
-          <w:sz w:val="18"/>
-          <w:szCs w:val="18"/>
-        </w:rPr>
-        <w:t xml:space="preserve"> </w:t>
-      </w:r>
-    </w:p>
-    <w:p>
-      <w:pPr>
-        <w:pStyle w:val="Kop3"/>
-        <w:rPr>
-          <w:sz w:val="18"/>
-          <w:szCs w:val="18"/>
-        </w:rPr>
-      </w:pPr>
-      <w:bookmarkStart w:id="43" w:name="_Toc231160255"/>
-      <w:r>
-        <w:rPr>
-          <w:sz w:val="18"/>
-          <w:szCs w:val="18"/>
-        </w:rPr>
-        <w:t>2.1. Opportuniteit 1</w:t>
-      </w:r>
-      <w:bookmarkEnd w:id="43"/>
-    </w:p>
-    <w:p>
-      <w:pPr>
-        <w:rPr>
-          <w:sz w:val="18"/>
-          <w:szCs w:val="18"/>
-        </w:rPr>
-      </w:pPr>
-      <w:r>
-        <w:rPr>
-          <w:sz w:val="18"/>
-          <w:szCs w:val="18"/>
-        </w:rPr>
-        <w:t>Welke opportuniteit heb je gekozen? Motiveer waarom.</w:t>
+        <w:t>Wat is je het meest bijgebleven van de opportuniteit?</w:t>
       </w:r>
     </w:p>
     <w:tbl>
@@ -18332,33 +18334,34 @@
                 <w:szCs w:val="18"/>
               </w:rPr>
             </w:pPr>
-          </w:p>
-          <w:p>
-            <w:pPr>
-              <w:keepNext/>
-              <w:rPr>
-                <w:sz w:val="18"/>
-                <w:szCs w:val="18"/>
-              </w:rPr>
-            </w:pPr>
-          </w:p>
-          <w:p>
-            <w:pPr>
-              <w:keepNext/>
-              <w:rPr>
-                <w:sz w:val="18"/>
-                <w:szCs w:val="18"/>
-              </w:rPr>
-            </w:pPr>
-          </w:p>
-          <w:p>
-            <w:pPr>
-              <w:keepNext/>
-              <w:rPr>
-                <w:sz w:val="18"/>
-                <w:szCs w:val="18"/>
-              </w:rPr>
-            </w:pPr>
+            <w:r>
+              <w:rPr>
+                <w:sz w:val="18"/>
+                <w:szCs w:val="18"/>
+              </w:rPr>
+              <w:t xml:space="preserve">Ik vond </w:t>
+            </w:r>
+            <w:r>
+              <w:rPr>
+                <w:sz w:val="18"/>
+                <w:szCs w:val="18"/>
+              </w:rPr>
+              <w:t xml:space="preserve">vooral de presentatie van Aruba interessant. Hoe </w:t>
+            </w:r>
+            <w:r>
+              <w:rPr>
+                <w:sz w:val="18"/>
+                <w:szCs w:val="18"/>
+              </w:rPr>
+              <w:t xml:space="preserve">we AI zouden kunnen gebruiken om problemen te ontdekken en preventief kunnen </w:t>
+            </w:r>
+            <w:r>
+              <w:rPr>
+                <w:sz w:val="18"/>
+                <w:szCs w:val="18"/>
+              </w:rPr>
+              <w:t>opsporen in ons netwerk</w:t>
+            </w:r>
           </w:p>
           <w:p>
             <w:pPr>
@@ -18401,7 +18404,7 @@
           <w:sz w:val="18"/>
           <w:szCs w:val="18"/>
         </w:rPr>
-        <w:t>Plaats hier je bewijs van deelname (bv. deelname bewijs, toegangsticket, foto aanwezigheid, inschrijvingsmail, certificaat, …)</w:t>
+        <w:t>Welke acties ga je op basis hiervan ondernemen in dit academiejaar? Omschrijf met een duidelijk voorbeeld.</w:t>
       </w:r>
     </w:p>
     <w:tbl>
@@ -18428,164 +18431,36 @@
                 <w:szCs w:val="18"/>
               </w:rPr>
             </w:pPr>
-          </w:p>
-          <w:p>
-            <w:pPr>
-              <w:keepNext/>
-              <w:rPr>
-                <w:sz w:val="18"/>
-                <w:szCs w:val="18"/>
-              </w:rPr>
-            </w:pPr>
-          </w:p>
-          <w:p>
-            <w:pPr>
-              <w:keepNext/>
-              <w:rPr>
-                <w:sz w:val="18"/>
-                <w:szCs w:val="18"/>
-              </w:rPr>
-            </w:pPr>
-          </w:p>
-          <w:p>
-            <w:pPr>
-              <w:keepNext/>
-              <w:rPr>
-                <w:sz w:val="18"/>
-                <w:szCs w:val="18"/>
-              </w:rPr>
-            </w:pPr>
-          </w:p>
-          <w:p>
-            <w:pPr>
-              <w:keepNext/>
-              <w:rPr>
-                <w:sz w:val="18"/>
-                <w:szCs w:val="18"/>
-              </w:rPr>
-            </w:pPr>
-          </w:p>
-        </w:tc>
-      </w:tr>
-    </w:tbl>
-    <w:p>
-      <w:pPr>
-        <w:rPr>
-          <w:sz w:val="18"/>
-          <w:szCs w:val="18"/>
-        </w:rPr>
-      </w:pPr>
-      <w:r>
-        <w:rPr>
-          <w:sz w:val="18"/>
-          <w:szCs w:val="18"/>
-        </w:rPr>
-        <w:t>Wat is je het meest bijgebleven van de opportuniteit?</w:t>
-      </w:r>
-    </w:p>
-    <w:tbl>
-      <w:tblPr>
-        <w:tblStyle w:val="Tabelraster"/>
-        <w:tblW w:w="0" w:type="auto"/>
-        <w:shd w:val="clear" w:color="auto" w:fill="FADCC8" w:themeFill="accent2" w:themeFillTint="33"/>
-        <w:tblLook w:val="04A0" w:firstRow="1" w:lastRow="0" w:firstColumn="1" w:lastColumn="0" w:noHBand="0" w:noVBand="1"/>
-      </w:tblPr>
-      <w:tblGrid>
-        <w:gridCol w:w="9487"/>
-      </w:tblGrid>
-      <w:tr>
-        <w:tc>
-          <w:tcPr>
-            <w:tcW w:w="9487" w:type="dxa"/>
-            <w:shd w:val="clear" w:color="auto" w:fill="FADCC8" w:themeFill="accent2" w:themeFillTint="33"/>
-          </w:tcPr>
-          <w:p>
-            <w:pPr>
-              <w:keepNext/>
-              <w:rPr>
-                <w:sz w:val="18"/>
-                <w:szCs w:val="18"/>
-              </w:rPr>
-            </w:pPr>
-          </w:p>
-          <w:p>
-            <w:pPr>
-              <w:keepNext/>
-              <w:rPr>
-                <w:sz w:val="18"/>
-                <w:szCs w:val="18"/>
-              </w:rPr>
-            </w:pPr>
-          </w:p>
-          <w:p>
-            <w:pPr>
-              <w:keepNext/>
-              <w:rPr>
-                <w:sz w:val="18"/>
-                <w:szCs w:val="18"/>
-              </w:rPr>
-            </w:pPr>
-          </w:p>
-        </w:tc>
-      </w:tr>
-    </w:tbl>
-    <w:p>
-      <w:pPr>
-        <w:rPr>
-          <w:sz w:val="18"/>
-          <w:szCs w:val="18"/>
-        </w:rPr>
-      </w:pPr>
-    </w:p>
-    <w:p>
-      <w:pPr>
-        <w:rPr>
-          <w:sz w:val="18"/>
-          <w:szCs w:val="18"/>
-        </w:rPr>
-      </w:pPr>
-      <w:r>
-        <w:rPr>
-          <w:sz w:val="18"/>
-          <w:szCs w:val="18"/>
-        </w:rPr>
-        <w:lastRenderedPageBreak/>
-        <w:t>Welke acties ga je op basis hiervan ondernemen in dit academiejaar? Omschrijf met een duidelijk voorbeeld.</w:t>
-      </w:r>
-    </w:p>
-    <w:tbl>
-      <w:tblPr>
-        <w:tblStyle w:val="Tabelraster"/>
-        <w:tblW w:w="0" w:type="auto"/>
-        <w:shd w:val="clear" w:color="auto" w:fill="FADCC8" w:themeFill="accent2" w:themeFillTint="33"/>
-        <w:tblLook w:val="04A0" w:firstRow="1" w:lastRow="0" w:firstColumn="1" w:lastColumn="0" w:noHBand="0" w:noVBand="1"/>
-      </w:tblPr>
-      <w:tblGrid>
-        <w:gridCol w:w="9487"/>
-      </w:tblGrid>
-      <w:tr>
-        <w:tc>
-          <w:tcPr>
-            <w:tcW w:w="9487" w:type="dxa"/>
-            <w:shd w:val="clear" w:color="auto" w:fill="FADCC8" w:themeFill="accent2" w:themeFillTint="33"/>
-          </w:tcPr>
-          <w:p>
-            <w:pPr>
-              <w:keepNext/>
-              <w:rPr>
-                <w:sz w:val="18"/>
-                <w:szCs w:val="18"/>
-              </w:rPr>
-            </w:pPr>
-          </w:p>
-          <w:p>
-            <w:pPr>
-              <w:keepNext/>
-              <w:rPr>
-                <w:sz w:val="18"/>
-                <w:szCs w:val="18"/>
-              </w:rPr>
-            </w:pPr>
+            <w:r>
+              <w:rPr>
+                <w:sz w:val="18"/>
+                <w:szCs w:val="18"/>
+              </w:rPr>
+              <w:t xml:space="preserve">Wij hebben ondertussen een </w:t>
+            </w:r>
+            <w:proofErr w:type="spellStart"/>
+            <w:r>
+              <w:rPr>
+                <w:sz w:val="18"/>
+                <w:szCs w:val="18"/>
+              </w:rPr>
+              <w:t>Zabbix</w:t>
+            </w:r>
+            <w:proofErr w:type="spellEnd"/>
+            <w:r>
+              <w:rPr>
+                <w:sz w:val="18"/>
+                <w:szCs w:val="18"/>
+              </w:rPr>
+              <w:t xml:space="preserve"> platform opgezet</w:t>
+            </w:r>
+            <w:r>
+              <w:rPr>
+                <w:sz w:val="18"/>
+                <w:szCs w:val="18"/>
+              </w:rPr>
+              <w:t xml:space="preserve"> op ons werk om meer data te verzamelen zodat we AI hierop kunnen loslaten</w:t>
+            </w:r>
           </w:p>
           <w:p>
             <w:pPr>
@@ -19623,6 +19498,7 @@
           <w:sz w:val="18"/>
           <w:szCs w:val="18"/>
         </w:rPr>
+        <w:lastRenderedPageBreak/>
         <w:t>Je maakt een afspraak bij je coach</w:t>
       </w:r>
       <w:r>
@@ -19735,7 +19611,7 @@
                     <pic:cNvPicPr/>
                   </pic:nvPicPr>
                   <pic:blipFill>
-                    <a:blip r:embed="rId24">
+                    <a:blip r:embed="rId27">
                       <a:extLst>
                         <a:ext uri="{28A0092B-C50C-407E-A947-70E740481C1C}">
                           <a14:useLocalDpi xmlns:a14="http://schemas.microsoft.com/office/drawing/2010/main" val="0"/>
@@ -19791,24 +19667,8 @@
         <w:t>es zelf creatief met de vorm en het design)</w:t>
       </w:r>
     </w:p>
-    <w:p>
-      <w:pPr>
-        <w:rPr>
-          <w:sz w:val="18"/>
-          <w:szCs w:val="18"/>
-        </w:rPr>
-      </w:pPr>
-    </w:p>
-    <w:p>
-      <w:pPr>
-        <w:rPr>
-          <w:sz w:val="18"/>
-          <w:szCs w:val="18"/>
-        </w:rPr>
-      </w:pPr>
-    </w:p>
     <w:sectPr>
-      <w:footerReference w:type="default" r:id="rId25"/>
+      <w:footerReference w:type="default" r:id="rId28"/>
       <w:pgSz w:w="11906" w:h="16838"/>
       <w:pgMar w:top="1417" w:right="1418" w:bottom="1701" w:left="991" w:header="284" w:footer="708" w:gutter="0"/>
       <w:pgNumType w:start="1"/>
@@ -23156,6 +23016,146 @@
     </w:lvl>
   </w:abstractNum>
   <w:abstractNum w:abstractNumId="30" w15:restartNumberingAfterBreak="0">
+    <w:nsid w:val="61CA5664"/>
+    <w:multiLevelType w:val="hybridMultilevel"/>
+    <w:tmpl w:val="ECAE79B2"/>
+    <w:lvl w:ilvl="0" w:tplc="3B34C446">
+      <w:start w:val="1"/>
+      <w:numFmt w:val="bullet"/>
+      <w:lvlText w:val="•"/>
+      <w:lvlJc w:val="left"/>
+      <w:pPr>
+        <w:tabs>
+          <w:tab w:val="num" w:pos="720"/>
+        </w:tabs>
+        <w:ind w:left="720" w:hanging="360"/>
+      </w:pPr>
+      <w:rPr>
+        <w:rFonts w:ascii="Arial" w:hAnsi="Arial" w:hint="default"/>
+      </w:rPr>
+    </w:lvl>
+    <w:lvl w:ilvl="1" w:tplc="474E01AC" w:tentative="1">
+      <w:start w:val="1"/>
+      <w:numFmt w:val="bullet"/>
+      <w:lvlText w:val="•"/>
+      <w:lvlJc w:val="left"/>
+      <w:pPr>
+        <w:tabs>
+          <w:tab w:val="num" w:pos="1440"/>
+        </w:tabs>
+        <w:ind w:left="1440" w:hanging="360"/>
+      </w:pPr>
+      <w:rPr>
+        <w:rFonts w:ascii="Arial" w:hAnsi="Arial" w:hint="default"/>
+      </w:rPr>
+    </w:lvl>
+    <w:lvl w:ilvl="2" w:tplc="862E1682" w:tentative="1">
+      <w:start w:val="1"/>
+      <w:numFmt w:val="bullet"/>
+      <w:lvlText w:val="•"/>
+      <w:lvlJc w:val="left"/>
+      <w:pPr>
+        <w:tabs>
+          <w:tab w:val="num" w:pos="2160"/>
+        </w:tabs>
+        <w:ind w:left="2160" w:hanging="360"/>
+      </w:pPr>
+      <w:rPr>
+        <w:rFonts w:ascii="Arial" w:hAnsi="Arial" w:hint="default"/>
+      </w:rPr>
+    </w:lvl>
+    <w:lvl w:ilvl="3" w:tplc="CCC40576" w:tentative="1">
+      <w:start w:val="1"/>
+      <w:numFmt w:val="bullet"/>
+      <w:lvlText w:val="•"/>
+      <w:lvlJc w:val="left"/>
+      <w:pPr>
+        <w:tabs>
+          <w:tab w:val="num" w:pos="2880"/>
+        </w:tabs>
+        <w:ind w:left="2880" w:hanging="360"/>
+      </w:pPr>
+      <w:rPr>
+        <w:rFonts w:ascii="Arial" w:hAnsi="Arial" w:hint="default"/>
+      </w:rPr>
+    </w:lvl>
+    <w:lvl w:ilvl="4" w:tplc="CC8C9490" w:tentative="1">
+      <w:start w:val="1"/>
+      <w:numFmt w:val="bullet"/>
+      <w:lvlText w:val="•"/>
+      <w:lvlJc w:val="left"/>
+      <w:pPr>
+        <w:tabs>
+          <w:tab w:val="num" w:pos="3600"/>
+        </w:tabs>
+        <w:ind w:left="3600" w:hanging="360"/>
+      </w:pPr>
+      <w:rPr>
+        <w:rFonts w:ascii="Arial" w:hAnsi="Arial" w:hint="default"/>
+      </w:rPr>
+    </w:lvl>
+    <w:lvl w:ilvl="5" w:tplc="C7FE10C0" w:tentative="1">
+      <w:start w:val="1"/>
+      <w:numFmt w:val="bullet"/>
+      <w:lvlText w:val="•"/>
+      <w:lvlJc w:val="left"/>
+      <w:pPr>
+        <w:tabs>
+          <w:tab w:val="num" w:pos="4320"/>
+        </w:tabs>
+        <w:ind w:left="4320" w:hanging="360"/>
+      </w:pPr>
+      <w:rPr>
+        <w:rFonts w:ascii="Arial" w:hAnsi="Arial" w:hint="default"/>
+      </w:rPr>
+    </w:lvl>
+    <w:lvl w:ilvl="6" w:tplc="EB744F68" w:tentative="1">
+      <w:start w:val="1"/>
+      <w:numFmt w:val="bullet"/>
+      <w:lvlText w:val="•"/>
+      <w:lvlJc w:val="left"/>
+      <w:pPr>
+        <w:tabs>
+          <w:tab w:val="num" w:pos="5040"/>
+        </w:tabs>
+        <w:ind w:left="5040" w:hanging="360"/>
+      </w:pPr>
+      <w:rPr>
+        <w:rFonts w:ascii="Arial" w:hAnsi="Arial" w:hint="default"/>
+      </w:rPr>
+    </w:lvl>
+    <w:lvl w:ilvl="7" w:tplc="C9F0B426" w:tentative="1">
+      <w:start w:val="1"/>
+      <w:numFmt w:val="bullet"/>
+      <w:lvlText w:val="•"/>
+      <w:lvlJc w:val="left"/>
+      <w:pPr>
+        <w:tabs>
+          <w:tab w:val="num" w:pos="5760"/>
+        </w:tabs>
+        <w:ind w:left="5760" w:hanging="360"/>
+      </w:pPr>
+      <w:rPr>
+        <w:rFonts w:ascii="Arial" w:hAnsi="Arial" w:hint="default"/>
+      </w:rPr>
+    </w:lvl>
+    <w:lvl w:ilvl="8" w:tplc="C3288364" w:tentative="1">
+      <w:start w:val="1"/>
+      <w:numFmt w:val="bullet"/>
+      <w:lvlText w:val="•"/>
+      <w:lvlJc w:val="left"/>
+      <w:pPr>
+        <w:tabs>
+          <w:tab w:val="num" w:pos="6480"/>
+        </w:tabs>
+        <w:ind w:left="6480" w:hanging="360"/>
+      </w:pPr>
+      <w:rPr>
+        <w:rFonts w:ascii="Arial" w:hAnsi="Arial" w:hint="default"/>
+      </w:rPr>
+    </w:lvl>
+  </w:abstractNum>
+  <w:abstractNum w:abstractNumId="31" w15:restartNumberingAfterBreak="0">
     <w:nsid w:val="62757F69"/>
     <w:multiLevelType w:val="multilevel"/>
     <w:tmpl w:val="5482839E"/>
@@ -23268,7 +23268,7 @@
       </w:rPr>
     </w:lvl>
   </w:abstractNum>
-  <w:abstractNum w:abstractNumId="31" w15:restartNumberingAfterBreak="0">
+  <w:abstractNum w:abstractNumId="32" w15:restartNumberingAfterBreak="0">
     <w:nsid w:val="62C73ED0"/>
     <w:multiLevelType w:val="hybridMultilevel"/>
     <w:tmpl w:val="2910D7AC"/>
@@ -23380,7 +23380,7 @@
       </w:rPr>
     </w:lvl>
   </w:abstractNum>
-  <w:abstractNum w:abstractNumId="32" w15:restartNumberingAfterBreak="0">
+  <w:abstractNum w:abstractNumId="33" w15:restartNumberingAfterBreak="0">
     <w:nsid w:val="634F2BE7"/>
     <w:multiLevelType w:val="hybridMultilevel"/>
     <w:tmpl w:val="4112BBF2"/>
@@ -23469,7 +23469,7 @@
       </w:pPr>
     </w:lvl>
   </w:abstractNum>
-  <w:abstractNum w:abstractNumId="33" w15:restartNumberingAfterBreak="0">
+  <w:abstractNum w:abstractNumId="34" w15:restartNumberingAfterBreak="0">
     <w:nsid w:val="647A5D8D"/>
     <w:multiLevelType w:val="hybridMultilevel"/>
     <w:tmpl w:val="6618FEFE"/>
@@ -23555,7 +23555,7 @@
       </w:pPr>
     </w:lvl>
   </w:abstractNum>
-  <w:abstractNum w:abstractNumId="34" w15:restartNumberingAfterBreak="0">
+  <w:abstractNum w:abstractNumId="35" w15:restartNumberingAfterBreak="0">
     <w:nsid w:val="6D484253"/>
     <w:multiLevelType w:val="hybridMultilevel"/>
     <w:tmpl w:val="08BE9A14"/>
@@ -23645,7 +23645,7 @@
       </w:pPr>
     </w:lvl>
   </w:abstractNum>
-  <w:abstractNum w:abstractNumId="35" w15:restartNumberingAfterBreak="0">
+  <w:abstractNum w:abstractNumId="36" w15:restartNumberingAfterBreak="0">
     <w:nsid w:val="6F960ECD"/>
     <w:multiLevelType w:val="hybridMultilevel"/>
     <w:tmpl w:val="C02E4D9C"/>
@@ -23734,7 +23734,7 @@
       </w:pPr>
     </w:lvl>
   </w:abstractNum>
-  <w:abstractNum w:abstractNumId="36" w15:restartNumberingAfterBreak="0">
+  <w:abstractNum w:abstractNumId="37" w15:restartNumberingAfterBreak="0">
     <w:nsid w:val="7064095B"/>
     <w:multiLevelType w:val="multilevel"/>
     <w:tmpl w:val="4858CC90"/>
@@ -23847,7 +23847,7 @@
       </w:pPr>
     </w:lvl>
   </w:abstractNum>
-  <w:abstractNum w:abstractNumId="37" w15:restartNumberingAfterBreak="0">
+  <w:abstractNum w:abstractNumId="38" w15:restartNumberingAfterBreak="0">
     <w:nsid w:val="7067A0ED"/>
     <w:multiLevelType w:val="hybridMultilevel"/>
     <w:tmpl w:val="A6FEDF00"/>
@@ -23933,7 +23933,7 @@
       </w:pPr>
     </w:lvl>
   </w:abstractNum>
-  <w:abstractNum w:abstractNumId="38" w15:restartNumberingAfterBreak="0">
+  <w:abstractNum w:abstractNumId="39" w15:restartNumberingAfterBreak="0">
     <w:nsid w:val="771D54A4"/>
     <w:multiLevelType w:val="hybridMultilevel"/>
     <w:tmpl w:val="AC1AF744"/>
@@ -24046,7 +24046,7 @@
       </w:rPr>
     </w:lvl>
   </w:abstractNum>
-  <w:abstractNum w:abstractNumId="39" w15:restartNumberingAfterBreak="0">
+  <w:abstractNum w:abstractNumId="40" w15:restartNumberingAfterBreak="0">
     <w:nsid w:val="78646C22"/>
     <w:multiLevelType w:val="hybridMultilevel"/>
     <w:tmpl w:val="DF1E4352"/>
@@ -24135,7 +24135,7 @@
       </w:pPr>
     </w:lvl>
   </w:abstractNum>
-  <w:abstractNum w:abstractNumId="40" w15:restartNumberingAfterBreak="0">
+  <w:abstractNum w:abstractNumId="41" w15:restartNumberingAfterBreak="0">
     <w:nsid w:val="7BF71599"/>
     <w:multiLevelType w:val="hybridMultilevel"/>
     <w:tmpl w:val="D0C6D004"/>
@@ -24221,7 +24221,7 @@
       </w:pPr>
     </w:lvl>
   </w:abstractNum>
-  <w:abstractNum w:abstractNumId="41" w15:restartNumberingAfterBreak="0">
+  <w:abstractNum w:abstractNumId="42" w15:restartNumberingAfterBreak="0">
     <w:nsid w:val="7E7E027B"/>
     <w:multiLevelType w:val="hybridMultilevel"/>
     <w:tmpl w:val="C9845432"/>
@@ -24362,10 +24362,10 @@
     </w:lvl>
   </w:abstractNum>
   <w:num w:numId="1" w16cid:durableId="955911193">
-    <w:abstractNumId w:val="40"/>
+    <w:abstractNumId w:val="41"/>
   </w:num>
   <w:num w:numId="2" w16cid:durableId="1545681013">
-    <w:abstractNumId w:val="37"/>
+    <w:abstractNumId w:val="38"/>
   </w:num>
   <w:num w:numId="3" w16cid:durableId="1243904798">
     <w:abstractNumId w:val="16"/>
@@ -24374,10 +24374,10 @@
     <w:abstractNumId w:val="17"/>
   </w:num>
   <w:num w:numId="5" w16cid:durableId="263272434">
-    <w:abstractNumId w:val="31"/>
+    <w:abstractNumId w:val="32"/>
   </w:num>
   <w:num w:numId="6" w16cid:durableId="1261571661">
-    <w:abstractNumId w:val="41"/>
+    <w:abstractNumId w:val="42"/>
   </w:num>
   <w:num w:numId="7" w16cid:durableId="1841851488">
     <w:abstractNumId w:val="3"/>
@@ -24401,7 +24401,7 @@
     <w:abstractNumId w:val="25"/>
   </w:num>
   <w:num w:numId="14" w16cid:durableId="464854708">
-    <w:abstractNumId w:val="39"/>
+    <w:abstractNumId w:val="40"/>
   </w:num>
   <w:num w:numId="15" w16cid:durableId="1840344427">
     <w:abstractNumId w:val="14"/>
@@ -24416,7 +24416,7 @@
     <w:abstractNumId w:val="29"/>
   </w:num>
   <w:num w:numId="19" w16cid:durableId="817769662">
-    <w:abstractNumId w:val="30"/>
+    <w:abstractNumId w:val="31"/>
   </w:num>
   <w:num w:numId="20" w16cid:durableId="1256863818">
     <w:abstractNumId w:val="10"/>
@@ -24428,7 +24428,7 @@
     <w:abstractNumId w:val="20"/>
   </w:num>
   <w:num w:numId="23" w16cid:durableId="288636037">
-    <w:abstractNumId w:val="36"/>
+    <w:abstractNumId w:val="37"/>
   </w:num>
   <w:num w:numId="24" w16cid:durableId="2060979194">
     <w:abstractNumId w:val="6"/>
@@ -24449,16 +24449,16 @@
     <w:abstractNumId w:val="21"/>
   </w:num>
   <w:num w:numId="30" w16cid:durableId="905913342">
-    <w:abstractNumId w:val="38"/>
+    <w:abstractNumId w:val="39"/>
   </w:num>
   <w:num w:numId="31" w16cid:durableId="1128352839">
     <w:abstractNumId w:val="4"/>
   </w:num>
   <w:num w:numId="32" w16cid:durableId="1329215042">
-    <w:abstractNumId w:val="33"/>
+    <w:abstractNumId w:val="34"/>
   </w:num>
   <w:num w:numId="33" w16cid:durableId="592129287">
-    <w:abstractNumId w:val="32"/>
+    <w:abstractNumId w:val="33"/>
   </w:num>
   <w:num w:numId="34" w16cid:durableId="402139847">
     <w:abstractNumId w:val="26"/>
@@ -24467,7 +24467,7 @@
     <w:abstractNumId w:val="23"/>
   </w:num>
   <w:num w:numId="36" w16cid:durableId="261845802">
-    <w:abstractNumId w:val="35"/>
+    <w:abstractNumId w:val="36"/>
   </w:num>
   <w:num w:numId="37" w16cid:durableId="793451283">
     <w:abstractNumId w:val="2"/>
@@ -24476,7 +24476,7 @@
     <w:abstractNumId w:val="18"/>
   </w:num>
   <w:num w:numId="39" w16cid:durableId="524095986">
-    <w:abstractNumId w:val="34"/>
+    <w:abstractNumId w:val="35"/>
   </w:num>
   <w:num w:numId="40" w16cid:durableId="624846661">
     <w:abstractNumId w:val="9"/>
@@ -24486,6 +24486,9 @@
   </w:num>
   <w:num w:numId="42" w16cid:durableId="1081875360">
     <w:abstractNumId w:val="0"/>
+  </w:num>
+  <w:num w:numId="43" w16cid:durableId="2060517533">
+    <w:abstractNumId w:val="30"/>
   </w:num>
   <w:numIdMacAtCleanup w:val="29"/>
 </w:numbering>
